--- a/il18_casp5organ/IL18_CASP_五器官筛选报告.docx
+++ b/il18_casp5organ/IL18_CASP_五器官筛选报告.docx
@@ -5256,7 +5256,7 @@
           <w:sz w:val="17"/>
           <w:szCs w:val="17"/>
         </w:rPr>
-        <w:t xml:space="preserve">图：候选总览（左 IL18、右 CASP1，同一分母；CASP1 为对数轴）</w:t>
+        <w:t xml:space="preserve">图：候选总览——每行一个细胞类型，实心点 = IL18、空心点 = CASP1，同一条对数检出率轴；灰色短竖线 = 该行可检出的最低非零值 1/n；人与小鼠分开绘制</w:t>
       </w:r>
     </w:p>
     <w:p>
@@ -5266,7 +5266,7 @@
       <w:r>
         <w:drawing>
           <wp:inline distT="0" distB="0" distL="0" distR="0">
-            <wp:extent cx="5905500" cy="3067050"/>
+            <wp:extent cx="6000750" cy="2895600"/>
             <wp:effectExtent t="0" r="0" b="0" l="0"/>
             <wp:docPr id="1" name="" descr="" title=""/>
             <wp:cNvGraphicFramePr>
@@ -5291,7 +5291,7 @@
                   <pic:spPr bwMode="auto">
                     <a:xfrm>
                       <a:off x="0" y="0"/>
-                      <a:ext cx="5905500" cy="3067050"/>
+                      <a:ext cx="6000750" cy="2895600"/>
                     </a:xfrm>
                     <a:prstGeom prst="rect">
                       <a:avLst/>

--- a/il18_casp5organ/IL18_CASP_五器官筛选报告.docx
+++ b/il18_casp5organ/IL18_CASP_五器官筛选报告.docx
@@ -1575,7 +1575,7 @@
           <w:sz w:val="18"/>
           <w:szCs w:val="18"/>
         </w:rPr>
-        <w:t xml:space="preserve">确定 = ≥2 个独立参考来源一致显示 CASP1 处于零底线或比 IL18 低 ≥20 倍（2 行）；可能 = 只有单一参考来源支持，或本数据一致但尚无匹配参考（21 行）；相反 = 参考层显示 CASP1 确实存在，或方向与「CASP1 低」这一前提相反（9 行）。末列「细分依据」保留六档内部判读，仅作留痕，不改变上述三分。</w:t>
+        <w:t xml:space="preserve">确定 = ≥2 个独立参考来源一致显示 CASP1 处于零底线或比 IL18 低 ≥20 倍（10 行）；可能 = 只有单一参考来源支持，或本数据一致但尚无匹配参考（12 行）；相反 = 参考层显示 CASP1 确实存在，或方向与「CASP1 低」这一前提相反（10 行）。末列「细分依据」保留六档内部判读，仅作留痕，不改变上述三分。</w:t>
       </w:r>
     </w:p>
     <w:p>
@@ -2208,7 +2208,7 @@
                 <w:sz w:val="14"/>
                 <w:szCs w:val="14"/>
               </w:rPr>
-              <w:t xml:space="preserve">inf</w:t>
+              <w:t xml:space="preserve">614.0</w:t>
             </w:r>
           </w:p>
         </w:tc>
@@ -2291,6 +2291,903 @@
                 <w:sz w:val="14"/>
                 <w:szCs w:val="14"/>
               </w:rPr>
+              <w:t xml:space="preserve">人·脑</w:t>
+            </w:r>
+          </w:p>
+        </w:tc>
+        <w:tc>
+          <w:tcPr>
+            <w:tcW w:type="dxa" w:w="1500"/>
+            <w:tcMar>
+              <w:top w:type="dxa" w:w="30"/>
+              <w:left w:type="dxa" w:w="60"/>
+              <w:bottom w:type="dxa" w:w="30"/>
+              <w:right w:type="dxa" w:w="60"/>
+            </w:tcMar>
+          </w:tcPr>
+          <w:p>
+            <w:pPr>
+              <w:spacing w:after="0" w:before="0" w:line="288"/>
+            </w:pPr>
+            <w:r>
+              <w:rPr>
+                <w:rFonts w:ascii="Microsoft YaHei" w:cs="Microsoft YaHei" w:eastAsia="Microsoft YaHei" w:hAnsi="Microsoft YaHei"/>
+                <w:b w:val="false"/>
+                <w:bCs w:val="false"/>
+                <w:color w:val="1A1A1A"/>
+                <w:sz w:val="14"/>
+                <w:szCs w:val="14"/>
+              </w:rPr>
+              <w:t xml:space="preserve">L5 ET 投射神经元</w:t>
+            </w:r>
+          </w:p>
+        </w:tc>
+        <w:tc>
+          <w:tcPr>
+            <w:tcW w:type="dxa" w:w="1200"/>
+            <w:tcMar>
+              <w:top w:type="dxa" w:w="30"/>
+              <w:left w:type="dxa" w:w="60"/>
+              <w:bottom w:type="dxa" w:w="30"/>
+              <w:right w:type="dxa" w:w="60"/>
+            </w:tcMar>
+          </w:tcPr>
+          <w:p>
+            <w:pPr>
+              <w:spacing w:after="0" w:before="0" w:line="288"/>
+            </w:pPr>
+            <w:r>
+              <w:rPr>
+                <w:rFonts w:ascii="Microsoft YaHei" w:cs="Microsoft YaHei" w:eastAsia="Microsoft YaHei" w:hAnsi="Microsoft YaHei"/>
+                <w:b w:val="false"/>
+                <w:bCs w:val="false"/>
+                <w:color w:val="1A1A1A"/>
+                <w:sz w:val="14"/>
+                <w:szCs w:val="14"/>
+              </w:rPr>
+              <w:t xml:space="preserve">HVS 皮层</w:t>
+            </w:r>
+          </w:p>
+        </w:tc>
+        <w:tc>
+          <w:tcPr>
+            <w:tcW w:type="dxa" w:w="500"/>
+            <w:tcMar>
+              <w:top w:type="dxa" w:w="30"/>
+              <w:left w:type="dxa" w:w="60"/>
+              <w:bottom w:type="dxa" w:w="30"/>
+              <w:right w:type="dxa" w:w="60"/>
+            </w:tcMar>
+          </w:tcPr>
+          <w:p>
+            <w:pPr>
+              <w:spacing w:after="0" w:before="0" w:line="288"/>
+            </w:pPr>
+            <w:r>
+              <w:rPr>
+                <w:rFonts w:ascii="Microsoft YaHei" w:cs="Microsoft YaHei" w:eastAsia="Microsoft YaHei" w:hAnsi="Microsoft YaHei"/>
+                <w:b w:val="false"/>
+                <w:bCs w:val="false"/>
+                <w:color w:val="1A1A1A"/>
+                <w:sz w:val="14"/>
+                <w:szCs w:val="14"/>
+              </w:rPr>
+              <w:t xml:space="preserve">单细胞</w:t>
+            </w:r>
+          </w:p>
+        </w:tc>
+        <w:tc>
+          <w:tcPr>
+            <w:tcW w:type="dxa" w:w="1380"/>
+            <w:tcMar>
+              <w:top w:type="dxa" w:w="30"/>
+              <w:left w:type="dxa" w:w="60"/>
+              <w:bottom w:type="dxa" w:w="30"/>
+              <w:right w:type="dxa" w:w="60"/>
+            </w:tcMar>
+          </w:tcPr>
+          <w:p>
+            <w:pPr>
+              <w:spacing w:after="0" w:before="0" w:line="288"/>
+            </w:pPr>
+            <w:r>
+              <w:rPr>
+                <w:rFonts w:ascii="Microsoft YaHei" w:cs="Microsoft YaHei" w:eastAsia="Microsoft YaHei" w:hAnsi="Microsoft YaHei"/>
+                <w:b w:val="false"/>
+                <w:bCs w:val="false"/>
+                <w:color w:val="1A1A1A"/>
+                <w:sz w:val="14"/>
+                <w:szCs w:val="14"/>
+              </w:rPr>
+              <w:t xml:space="preserve">43.3%（87/201）</w:t>
+            </w:r>
+          </w:p>
+        </w:tc>
+        <w:tc>
+          <w:tcPr>
+            <w:tcW w:type="dxa" w:w="1400"/>
+            <w:tcMar>
+              <w:top w:type="dxa" w:w="30"/>
+              <w:left w:type="dxa" w:w="60"/>
+              <w:bottom w:type="dxa" w:w="30"/>
+              <w:right w:type="dxa" w:w="60"/>
+            </w:tcMar>
+          </w:tcPr>
+          <w:p>
+            <w:pPr>
+              <w:spacing w:after="0" w:before="0" w:line="288"/>
+            </w:pPr>
+            <w:r>
+              <w:rPr>
+                <w:rFonts w:ascii="Microsoft YaHei" w:cs="Microsoft YaHei" w:eastAsia="Microsoft YaHei" w:hAnsi="Microsoft YaHei"/>
+                <w:b w:val="false"/>
+                <w:bCs w:val="false"/>
+                <w:color w:val="1A1A1A"/>
+                <w:sz w:val="14"/>
+                <w:szCs w:val="14"/>
+              </w:rPr>
+              <w:t xml:space="preserve">0.00%（0/201）</w:t>
+            </w:r>
+          </w:p>
+        </w:tc>
+        <w:tc>
+          <w:tcPr>
+            <w:tcW w:type="dxa" w:w="760"/>
+            <w:tcMar>
+              <w:top w:type="dxa" w:w="30"/>
+              <w:left w:type="dxa" w:w="60"/>
+              <w:bottom w:type="dxa" w:w="30"/>
+              <w:right w:type="dxa" w:w="60"/>
+            </w:tcMar>
+          </w:tcPr>
+          <w:p>
+            <w:pPr>
+              <w:spacing w:after="0" w:before="0" w:line="288"/>
+            </w:pPr>
+            <w:r>
+              <w:rPr>
+                <w:rFonts w:ascii="Microsoft YaHei" w:cs="Microsoft YaHei" w:eastAsia="Microsoft YaHei" w:hAnsi="Microsoft YaHei"/>
+                <w:b w:val="false"/>
+                <w:bCs w:val="false"/>
+                <w:color w:val="1A1A1A"/>
+                <w:sz w:val="14"/>
+                <w:szCs w:val="14"/>
+              </w:rPr>
+              <w:t xml:space="preserve">0/7</w:t>
+            </w:r>
+          </w:p>
+        </w:tc>
+        <w:tc>
+          <w:tcPr>
+            <w:tcW w:type="dxa" w:w="380"/>
+            <w:tcMar>
+              <w:top w:type="dxa" w:w="30"/>
+              <w:left w:type="dxa" w:w="60"/>
+              <w:bottom w:type="dxa" w:w="30"/>
+              <w:right w:type="dxa" w:w="60"/>
+            </w:tcMar>
+          </w:tcPr>
+          <w:p>
+            <w:pPr>
+              <w:spacing w:after="0" w:before="0" w:line="288"/>
+            </w:pPr>
+            <w:r>
+              <w:rPr>
+                <w:rFonts w:ascii="Microsoft YaHei" w:cs="Microsoft YaHei" w:eastAsia="Microsoft YaHei" w:hAnsi="Microsoft YaHei"/>
+                <w:b w:val="false"/>
+                <w:bCs w:val="false"/>
+                <w:color w:val="1A1A1A"/>
+                <w:sz w:val="14"/>
+                <w:szCs w:val="14"/>
+              </w:rPr>
+              <w:t xml:space="preserve">×3</w:t>
+            </w:r>
+          </w:p>
+        </w:tc>
+        <w:tc>
+          <w:tcPr>
+            <w:tcW w:type="dxa" w:w="620"/>
+            <w:tcMar>
+              <w:top w:type="dxa" w:w="30"/>
+              <w:left w:type="dxa" w:w="60"/>
+              <w:bottom w:type="dxa" w:w="30"/>
+              <w:right w:type="dxa" w:w="60"/>
+            </w:tcMar>
+          </w:tcPr>
+          <w:p>
+            <w:pPr>
+              <w:spacing w:after="0" w:before="0" w:line="288"/>
+            </w:pPr>
+            <w:r>
+              <w:rPr>
+                <w:rFonts w:ascii="Microsoft YaHei" w:cs="Microsoft YaHei" w:eastAsia="Microsoft YaHei" w:hAnsi="Microsoft YaHei"/>
+                <w:b w:val="false"/>
+                <w:bCs w:val="false"/>
+                <w:color w:val="1A1A1A"/>
+                <w:sz w:val="14"/>
+                <w:szCs w:val="14"/>
+              </w:rPr>
+              <w:t xml:space="preserve">275.0</w:t>
+            </w:r>
+          </w:p>
+        </w:tc>
+        <w:tc>
+          <w:tcPr>
+            <w:tcW w:type="dxa" w:w="1380"/>
+            <w:tcMar>
+              <w:top w:type="dxa" w:w="30"/>
+              <w:left w:type="dxa" w:w="60"/>
+              <w:bottom w:type="dxa" w:w="30"/>
+              <w:right w:type="dxa" w:w="60"/>
+            </w:tcMar>
+          </w:tcPr>
+          <w:p>
+            <w:pPr>
+              <w:spacing w:after="0" w:before="0" w:line="288"/>
+            </w:pPr>
+            <w:r>
+              <w:rPr>
+                <w:rFonts w:ascii="Microsoft YaHei" w:cs="Microsoft YaHei" w:eastAsia="Microsoft YaHei" w:hAnsi="Microsoft YaHei"/>
+                <w:b w:val="false"/>
+                <w:bCs w:val="false"/>
+                <w:color w:val="1A1A1A"/>
+                <w:sz w:val="14"/>
+                <w:szCs w:val="14"/>
+              </w:rPr>
+              <w:t xml:space="preserve">A 多源一致支持</w:t>
+            </w:r>
+          </w:p>
+        </w:tc>
+      </w:tr>
+      <w:tr>
+        <w:tc>
+          <w:tcPr>
+            <w:tcW w:type="dxa" w:w="620"/>
+            <w:tcMar>
+              <w:top w:type="dxa" w:w="30"/>
+              <w:left w:type="dxa" w:w="60"/>
+              <w:bottom w:type="dxa" w:w="30"/>
+              <w:right w:type="dxa" w:w="60"/>
+            </w:tcMar>
+          </w:tcPr>
+          <w:p>
+            <w:pPr>
+              <w:spacing w:after="0" w:before="0" w:line="288"/>
+            </w:pPr>
+            <w:r>
+              <w:rPr>
+                <w:rFonts w:ascii="Microsoft YaHei" w:cs="Microsoft YaHei" w:eastAsia="Microsoft YaHei" w:hAnsi="Microsoft YaHei"/>
+                <w:b/>
+                <w:bCs/>
+                <w:color w:val="1B7A43"/>
+                <w:sz w:val="14"/>
+                <w:szCs w:val="14"/>
+              </w:rPr>
+              <w:t xml:space="preserve">确定</w:t>
+            </w:r>
+          </w:p>
+        </w:tc>
+        <w:tc>
+          <w:tcPr>
+            <w:tcW w:type="dxa" w:w="700"/>
+            <w:tcMar>
+              <w:top w:type="dxa" w:w="30"/>
+              <w:left w:type="dxa" w:w="60"/>
+              <w:bottom w:type="dxa" w:w="30"/>
+              <w:right w:type="dxa" w:w="60"/>
+            </w:tcMar>
+          </w:tcPr>
+          <w:p>
+            <w:pPr>
+              <w:spacing w:after="0" w:before="0" w:line="288"/>
+            </w:pPr>
+            <w:r>
+              <w:rPr>
+                <w:rFonts w:ascii="Microsoft YaHei" w:cs="Microsoft YaHei" w:eastAsia="Microsoft YaHei" w:hAnsi="Microsoft YaHei"/>
+                <w:b w:val="false"/>
+                <w:bCs w:val="false"/>
+                <w:color w:val="1A1A1A"/>
+                <w:sz w:val="14"/>
+                <w:szCs w:val="14"/>
+              </w:rPr>
+              <w:t xml:space="preserve">人·脑</w:t>
+            </w:r>
+          </w:p>
+        </w:tc>
+        <w:tc>
+          <w:tcPr>
+            <w:tcW w:type="dxa" w:w="1500"/>
+            <w:tcMar>
+              <w:top w:type="dxa" w:w="30"/>
+              <w:left w:type="dxa" w:w="60"/>
+              <w:bottom w:type="dxa" w:w="30"/>
+              <w:right w:type="dxa" w:w="60"/>
+            </w:tcMar>
+          </w:tcPr>
+          <w:p>
+            <w:pPr>
+              <w:spacing w:after="0" w:before="0" w:line="288"/>
+            </w:pPr>
+            <w:r>
+              <w:rPr>
+                <w:rFonts w:ascii="Microsoft YaHei" w:cs="Microsoft YaHei" w:eastAsia="Microsoft YaHei" w:hAnsi="Microsoft YaHei"/>
+                <w:b w:val="false"/>
+                <w:bCs w:val="false"/>
+                <w:color w:val="1A1A1A"/>
+                <w:sz w:val="14"/>
+                <w:szCs w:val="14"/>
+              </w:rPr>
+              <w:t xml:space="preserve">L5 ET 投射神经元</w:t>
+            </w:r>
+          </w:p>
+        </w:tc>
+        <w:tc>
+          <w:tcPr>
+            <w:tcW w:type="dxa" w:w="1200"/>
+            <w:tcMar>
+              <w:top w:type="dxa" w:w="30"/>
+              <w:left w:type="dxa" w:w="60"/>
+              <w:bottom w:type="dxa" w:w="30"/>
+              <w:right w:type="dxa" w:w="60"/>
+            </w:tcMar>
+          </w:tcPr>
+          <w:p>
+            <w:pPr>
+              <w:spacing w:after="0" w:before="0" w:line="288"/>
+            </w:pPr>
+            <w:r>
+              <w:rPr>
+                <w:rFonts w:ascii="Microsoft YaHei" w:cs="Microsoft YaHei" w:eastAsia="Microsoft YaHei" w:hAnsi="Microsoft YaHei"/>
+                <w:b w:val="false"/>
+                <w:bCs w:val="false"/>
+                <w:color w:val="1A1A1A"/>
+                <w:sz w:val="14"/>
+                <w:szCs w:val="14"/>
+              </w:rPr>
+              <w:t xml:space="preserve">SEA-AD DLPFC</w:t>
+            </w:r>
+          </w:p>
+        </w:tc>
+        <w:tc>
+          <w:tcPr>
+            <w:tcW w:type="dxa" w:w="500"/>
+            <w:tcMar>
+              <w:top w:type="dxa" w:w="30"/>
+              <w:left w:type="dxa" w:w="60"/>
+              <w:bottom w:type="dxa" w:w="30"/>
+              <w:right w:type="dxa" w:w="60"/>
+            </w:tcMar>
+          </w:tcPr>
+          <w:p>
+            <w:pPr>
+              <w:spacing w:after="0" w:before="0" w:line="288"/>
+            </w:pPr>
+            <w:r>
+              <w:rPr>
+                <w:rFonts w:ascii="Microsoft YaHei" w:cs="Microsoft YaHei" w:eastAsia="Microsoft YaHei" w:hAnsi="Microsoft YaHei"/>
+                <w:b w:val="false"/>
+                <w:bCs w:val="false"/>
+                <w:color w:val="1A1A1A"/>
+                <w:sz w:val="14"/>
+                <w:szCs w:val="14"/>
+              </w:rPr>
+              <w:t xml:space="preserve">单核</w:t>
+            </w:r>
+          </w:p>
+        </w:tc>
+        <w:tc>
+          <w:tcPr>
+            <w:tcW w:type="dxa" w:w="1380"/>
+            <w:tcMar>
+              <w:top w:type="dxa" w:w="30"/>
+              <w:left w:type="dxa" w:w="60"/>
+              <w:bottom w:type="dxa" w:w="30"/>
+              <w:right w:type="dxa" w:w="60"/>
+            </w:tcMar>
+          </w:tcPr>
+          <w:p>
+            <w:pPr>
+              <w:spacing w:after="0" w:before="0" w:line="288"/>
+            </w:pPr>
+            <w:r>
+              <w:rPr>
+                <w:rFonts w:ascii="Microsoft YaHei" w:cs="Microsoft YaHei" w:eastAsia="Microsoft YaHei" w:hAnsi="Microsoft YaHei"/>
+                <w:b w:val="false"/>
+                <w:bCs w:val="false"/>
+                <w:color w:val="1A1A1A"/>
+                <w:sz w:val="14"/>
+                <w:szCs w:val="14"/>
+              </w:rPr>
+              <w:t xml:space="preserve">36.4%（890/2443）</w:t>
+            </w:r>
+          </w:p>
+        </w:tc>
+        <w:tc>
+          <w:tcPr>
+            <w:tcW w:type="dxa" w:w="1400"/>
+            <w:tcMar>
+              <w:top w:type="dxa" w:w="30"/>
+              <w:left w:type="dxa" w:w="60"/>
+              <w:bottom w:type="dxa" w:w="30"/>
+              <w:right w:type="dxa" w:w="60"/>
+            </w:tcMar>
+          </w:tcPr>
+          <w:p>
+            <w:pPr>
+              <w:spacing w:after="0" w:before="0" w:line="288"/>
+            </w:pPr>
+            <w:r>
+              <w:rPr>
+                <w:rFonts w:ascii="Microsoft YaHei" w:cs="Microsoft YaHei" w:eastAsia="Microsoft YaHei" w:hAnsi="Microsoft YaHei"/>
+                <w:b w:val="false"/>
+                <w:bCs w:val="false"/>
+                <w:color w:val="1A1A1A"/>
+                <w:sz w:val="14"/>
+                <w:szCs w:val="14"/>
+              </w:rPr>
+              <w:t xml:space="preserve">0.20%（5/2443）</w:t>
+            </w:r>
+          </w:p>
+        </w:tc>
+        <w:tc>
+          <w:tcPr>
+            <w:tcW w:type="dxa" w:w="760"/>
+            <w:tcMar>
+              <w:top w:type="dxa" w:w="30"/>
+              <w:left w:type="dxa" w:w="60"/>
+              <w:bottom w:type="dxa" w:w="30"/>
+              <w:right w:type="dxa" w:w="60"/>
+            </w:tcMar>
+          </w:tcPr>
+          <w:p>
+            <w:pPr>
+              <w:spacing w:after="0" w:before="0" w:line="288"/>
+            </w:pPr>
+            <w:r>
+              <w:rPr>
+                <w:rFonts w:ascii="Microsoft YaHei" w:cs="Microsoft YaHei" w:eastAsia="Microsoft YaHei" w:hAnsi="Microsoft YaHei"/>
+                <w:b w:val="false"/>
+                <w:bCs w:val="false"/>
+                <w:color w:val="1A1A1A"/>
+                <w:sz w:val="14"/>
+                <w:szCs w:val="14"/>
+              </w:rPr>
+              <w:t xml:space="preserve">5/42</w:t>
+            </w:r>
+          </w:p>
+        </w:tc>
+        <w:tc>
+          <w:tcPr>
+            <w:tcW w:type="dxa" w:w="380"/>
+            <w:tcMar>
+              <w:top w:type="dxa" w:w="30"/>
+              <w:left w:type="dxa" w:w="60"/>
+              <w:bottom w:type="dxa" w:w="30"/>
+              <w:right w:type="dxa" w:w="60"/>
+            </w:tcMar>
+          </w:tcPr>
+          <w:p>
+            <w:pPr>
+              <w:spacing w:after="0" w:before="0" w:line="288"/>
+            </w:pPr>
+            <w:r>
+              <w:rPr>
+                <w:rFonts w:ascii="Microsoft YaHei" w:cs="Microsoft YaHei" w:eastAsia="Microsoft YaHei" w:hAnsi="Microsoft YaHei"/>
+                <w:b w:val="false"/>
+                <w:bCs w:val="false"/>
+                <w:color w:val="1A1A1A"/>
+                <w:sz w:val="14"/>
+                <w:szCs w:val="14"/>
+              </w:rPr>
+              <w:t xml:space="preserve">×3</w:t>
+            </w:r>
+          </w:p>
+        </w:tc>
+        <w:tc>
+          <w:tcPr>
+            <w:tcW w:type="dxa" w:w="620"/>
+            <w:tcMar>
+              <w:top w:type="dxa" w:w="30"/>
+              <w:left w:type="dxa" w:w="60"/>
+              <w:bottom w:type="dxa" w:w="30"/>
+              <w:right w:type="dxa" w:w="60"/>
+            </w:tcMar>
+          </w:tcPr>
+          <w:p>
+            <w:pPr>
+              <w:spacing w:after="0" w:before="0" w:line="288"/>
+            </w:pPr>
+            <w:r>
+              <w:rPr>
+                <w:rFonts w:ascii="Microsoft YaHei" w:cs="Microsoft YaHei" w:eastAsia="Microsoft YaHei" w:hAnsi="Microsoft YaHei"/>
+                <w:b w:val="false"/>
+                <w:bCs w:val="false"/>
+                <w:color w:val="1A1A1A"/>
+                <w:sz w:val="14"/>
+                <w:szCs w:val="14"/>
+              </w:rPr>
+              <w:t xml:space="preserve">275.0</w:t>
+            </w:r>
+          </w:p>
+        </w:tc>
+        <w:tc>
+          <w:tcPr>
+            <w:tcW w:type="dxa" w:w="1380"/>
+            <w:tcMar>
+              <w:top w:type="dxa" w:w="30"/>
+              <w:left w:type="dxa" w:w="60"/>
+              <w:bottom w:type="dxa" w:w="30"/>
+              <w:right w:type="dxa" w:w="60"/>
+            </w:tcMar>
+          </w:tcPr>
+          <w:p>
+            <w:pPr>
+              <w:spacing w:after="0" w:before="0" w:line="288"/>
+            </w:pPr>
+            <w:r>
+              <w:rPr>
+                <w:rFonts w:ascii="Microsoft YaHei" w:cs="Microsoft YaHei" w:eastAsia="Microsoft YaHei" w:hAnsi="Microsoft YaHei"/>
+                <w:b w:val="false"/>
+                <w:bCs w:val="false"/>
+                <w:color w:val="1A1A1A"/>
+                <w:sz w:val="14"/>
+                <w:szCs w:val="14"/>
+              </w:rPr>
+              <w:t xml:space="preserve">A 多源一致支持</w:t>
+            </w:r>
+          </w:p>
+        </w:tc>
+      </w:tr>
+      <w:tr>
+        <w:tc>
+          <w:tcPr>
+            <w:tcW w:type="dxa" w:w="620"/>
+            <w:tcMar>
+              <w:top w:type="dxa" w:w="30"/>
+              <w:left w:type="dxa" w:w="60"/>
+              <w:bottom w:type="dxa" w:w="30"/>
+              <w:right w:type="dxa" w:w="60"/>
+            </w:tcMar>
+          </w:tcPr>
+          <w:p>
+            <w:pPr>
+              <w:spacing w:after="0" w:before="0" w:line="288"/>
+            </w:pPr>
+            <w:r>
+              <w:rPr>
+                <w:rFonts w:ascii="Microsoft YaHei" w:cs="Microsoft YaHei" w:eastAsia="Microsoft YaHei" w:hAnsi="Microsoft YaHei"/>
+                <w:b/>
+                <w:bCs/>
+                <w:color w:val="1B7A43"/>
+                <w:sz w:val="14"/>
+                <w:szCs w:val="14"/>
+              </w:rPr>
+              <w:t xml:space="preserve">确定</w:t>
+            </w:r>
+          </w:p>
+        </w:tc>
+        <w:tc>
+          <w:tcPr>
+            <w:tcW w:type="dxa" w:w="700"/>
+            <w:tcMar>
+              <w:top w:type="dxa" w:w="30"/>
+              <w:left w:type="dxa" w:w="60"/>
+              <w:bottom w:type="dxa" w:w="30"/>
+              <w:right w:type="dxa" w:w="60"/>
+            </w:tcMar>
+          </w:tcPr>
+          <w:p>
+            <w:pPr>
+              <w:spacing w:after="0" w:before="0" w:line="288"/>
+            </w:pPr>
+            <w:r>
+              <w:rPr>
+                <w:rFonts w:ascii="Microsoft YaHei" w:cs="Microsoft YaHei" w:eastAsia="Microsoft YaHei" w:hAnsi="Microsoft YaHei"/>
+                <w:b w:val="false"/>
+                <w:bCs w:val="false"/>
+                <w:color w:val="1A1A1A"/>
+                <w:sz w:val="14"/>
+                <w:szCs w:val="14"/>
+              </w:rPr>
+              <w:t xml:space="preserve">人·脑</w:t>
+            </w:r>
+          </w:p>
+        </w:tc>
+        <w:tc>
+          <w:tcPr>
+            <w:tcW w:type="dxa" w:w="1500"/>
+            <w:tcMar>
+              <w:top w:type="dxa" w:w="30"/>
+              <w:left w:type="dxa" w:w="60"/>
+              <w:bottom w:type="dxa" w:w="30"/>
+              <w:right w:type="dxa" w:w="60"/>
+            </w:tcMar>
+          </w:tcPr>
+          <w:p>
+            <w:pPr>
+              <w:spacing w:after="0" w:before="0" w:line="288"/>
+            </w:pPr>
+            <w:r>
+              <w:rPr>
+                <w:rFonts w:ascii="Microsoft YaHei" w:cs="Microsoft YaHei" w:eastAsia="Microsoft YaHei" w:hAnsi="Microsoft YaHei"/>
+                <w:b w:val="false"/>
+                <w:bCs w:val="false"/>
+                <w:color w:val="1A1A1A"/>
+                <w:sz w:val="14"/>
+                <w:szCs w:val="14"/>
+              </w:rPr>
+              <w:t xml:space="preserve">L5 ET 投射神经元</w:t>
+            </w:r>
+          </w:p>
+        </w:tc>
+        <w:tc>
+          <w:tcPr>
+            <w:tcW w:type="dxa" w:w="1200"/>
+            <w:tcMar>
+              <w:top w:type="dxa" w:w="30"/>
+              <w:left w:type="dxa" w:w="60"/>
+              <w:bottom w:type="dxa" w:w="30"/>
+              <w:right w:type="dxa" w:w="60"/>
+            </w:tcMar>
+          </w:tcPr>
+          <w:p>
+            <w:pPr>
+              <w:spacing w:after="0" w:before="0" w:line="288"/>
+            </w:pPr>
+            <w:r>
+              <w:rPr>
+                <w:rFonts w:ascii="Microsoft YaHei" w:cs="Microsoft YaHei" w:eastAsia="Microsoft YaHei" w:hAnsi="Microsoft YaHei"/>
+                <w:b w:val="false"/>
+                <w:bCs w:val="false"/>
+                <w:color w:val="1A1A1A"/>
+                <w:sz w:val="14"/>
+                <w:szCs w:val="14"/>
+              </w:rPr>
+              <w:t xml:space="preserve">SEA-AD MTG</w:t>
+            </w:r>
+          </w:p>
+        </w:tc>
+        <w:tc>
+          <w:tcPr>
+            <w:tcW w:type="dxa" w:w="500"/>
+            <w:tcMar>
+              <w:top w:type="dxa" w:w="30"/>
+              <w:left w:type="dxa" w:w="60"/>
+              <w:bottom w:type="dxa" w:w="30"/>
+              <w:right w:type="dxa" w:w="60"/>
+            </w:tcMar>
+          </w:tcPr>
+          <w:p>
+            <w:pPr>
+              <w:spacing w:after="0" w:before="0" w:line="288"/>
+            </w:pPr>
+            <w:r>
+              <w:rPr>
+                <w:rFonts w:ascii="Microsoft YaHei" w:cs="Microsoft YaHei" w:eastAsia="Microsoft YaHei" w:hAnsi="Microsoft YaHei"/>
+                <w:b w:val="false"/>
+                <w:bCs w:val="false"/>
+                <w:color w:val="1A1A1A"/>
+                <w:sz w:val="14"/>
+                <w:szCs w:val="14"/>
+              </w:rPr>
+              <w:t xml:space="preserve">单核</w:t>
+            </w:r>
+          </w:p>
+        </w:tc>
+        <w:tc>
+          <w:tcPr>
+            <w:tcW w:type="dxa" w:w="1380"/>
+            <w:tcMar>
+              <w:top w:type="dxa" w:w="30"/>
+              <w:left w:type="dxa" w:w="60"/>
+              <w:bottom w:type="dxa" w:w="30"/>
+              <w:right w:type="dxa" w:w="60"/>
+            </w:tcMar>
+          </w:tcPr>
+          <w:p>
+            <w:pPr>
+              <w:spacing w:after="0" w:before="0" w:line="288"/>
+            </w:pPr>
+            <w:r>
+              <w:rPr>
+                <w:rFonts w:ascii="Microsoft YaHei" w:cs="Microsoft YaHei" w:eastAsia="Microsoft YaHei" w:hAnsi="Microsoft YaHei"/>
+                <w:b w:val="false"/>
+                <w:bCs w:val="false"/>
+                <w:color w:val="1A1A1A"/>
+                <w:sz w:val="14"/>
+                <w:szCs w:val="14"/>
+              </w:rPr>
+              <w:t xml:space="preserve">31.8%（432/1358）</w:t>
+            </w:r>
+          </w:p>
+        </w:tc>
+        <w:tc>
+          <w:tcPr>
+            <w:tcW w:type="dxa" w:w="1400"/>
+            <w:tcMar>
+              <w:top w:type="dxa" w:w="30"/>
+              <w:left w:type="dxa" w:w="60"/>
+              <w:bottom w:type="dxa" w:w="30"/>
+              <w:right w:type="dxa" w:w="60"/>
+            </w:tcMar>
+          </w:tcPr>
+          <w:p>
+            <w:pPr>
+              <w:spacing w:after="0" w:before="0" w:line="288"/>
+            </w:pPr>
+            <w:r>
+              <w:rPr>
+                <w:rFonts w:ascii="Microsoft YaHei" w:cs="Microsoft YaHei" w:eastAsia="Microsoft YaHei" w:hAnsi="Microsoft YaHei"/>
+                <w:b w:val="false"/>
+                <w:bCs w:val="false"/>
+                <w:color w:val="1A1A1A"/>
+                <w:sz w:val="14"/>
+                <w:szCs w:val="14"/>
+              </w:rPr>
+              <w:t xml:space="preserve">0.22%（3/1358）</w:t>
+            </w:r>
+          </w:p>
+        </w:tc>
+        <w:tc>
+          <w:tcPr>
+            <w:tcW w:type="dxa" w:w="760"/>
+            <w:tcMar>
+              <w:top w:type="dxa" w:w="30"/>
+              <w:left w:type="dxa" w:w="60"/>
+              <w:bottom w:type="dxa" w:w="30"/>
+              <w:right w:type="dxa" w:w="60"/>
+            </w:tcMar>
+          </w:tcPr>
+          <w:p>
+            <w:pPr>
+              <w:spacing w:after="0" w:before="0" w:line="288"/>
+            </w:pPr>
+            <w:r>
+              <w:rPr>
+                <w:rFonts w:ascii="Microsoft YaHei" w:cs="Microsoft YaHei" w:eastAsia="Microsoft YaHei" w:hAnsi="Microsoft YaHei"/>
+                <w:b w:val="false"/>
+                <w:bCs w:val="false"/>
+                <w:color w:val="1A1A1A"/>
+                <w:sz w:val="14"/>
+                <w:szCs w:val="14"/>
+              </w:rPr>
+              <w:t xml:space="preserve">3/33</w:t>
+            </w:r>
+          </w:p>
+        </w:tc>
+        <w:tc>
+          <w:tcPr>
+            <w:tcW w:type="dxa" w:w="380"/>
+            <w:tcMar>
+              <w:top w:type="dxa" w:w="30"/>
+              <w:left w:type="dxa" w:w="60"/>
+              <w:bottom w:type="dxa" w:w="30"/>
+              <w:right w:type="dxa" w:w="60"/>
+            </w:tcMar>
+          </w:tcPr>
+          <w:p>
+            <w:pPr>
+              <w:spacing w:after="0" w:before="0" w:line="288"/>
+            </w:pPr>
+            <w:r>
+              <w:rPr>
+                <w:rFonts w:ascii="Microsoft YaHei" w:cs="Microsoft YaHei" w:eastAsia="Microsoft YaHei" w:hAnsi="Microsoft YaHei"/>
+                <w:b w:val="false"/>
+                <w:bCs w:val="false"/>
+                <w:color w:val="1A1A1A"/>
+                <w:sz w:val="14"/>
+                <w:szCs w:val="14"/>
+              </w:rPr>
+              <w:t xml:space="preserve">×3</w:t>
+            </w:r>
+          </w:p>
+        </w:tc>
+        <w:tc>
+          <w:tcPr>
+            <w:tcW w:type="dxa" w:w="620"/>
+            <w:tcMar>
+              <w:top w:type="dxa" w:w="30"/>
+              <w:left w:type="dxa" w:w="60"/>
+              <w:bottom w:type="dxa" w:w="30"/>
+              <w:right w:type="dxa" w:w="60"/>
+            </w:tcMar>
+          </w:tcPr>
+          <w:p>
+            <w:pPr>
+              <w:spacing w:after="0" w:before="0" w:line="288"/>
+            </w:pPr>
+            <w:r>
+              <w:rPr>
+                <w:rFonts w:ascii="Microsoft YaHei" w:cs="Microsoft YaHei" w:eastAsia="Microsoft YaHei" w:hAnsi="Microsoft YaHei"/>
+                <w:b w:val="false"/>
+                <w:bCs w:val="false"/>
+                <w:color w:val="1A1A1A"/>
+                <w:sz w:val="14"/>
+                <w:szCs w:val="14"/>
+              </w:rPr>
+              <w:t xml:space="preserve">275.0</w:t>
+            </w:r>
+          </w:p>
+        </w:tc>
+        <w:tc>
+          <w:tcPr>
+            <w:tcW w:type="dxa" w:w="1380"/>
+            <w:tcMar>
+              <w:top w:type="dxa" w:w="30"/>
+              <w:left w:type="dxa" w:w="60"/>
+              <w:bottom w:type="dxa" w:w="30"/>
+              <w:right w:type="dxa" w:w="60"/>
+            </w:tcMar>
+          </w:tcPr>
+          <w:p>
+            <w:pPr>
+              <w:spacing w:after="0" w:before="0" w:line="288"/>
+            </w:pPr>
+            <w:r>
+              <w:rPr>
+                <w:rFonts w:ascii="Microsoft YaHei" w:cs="Microsoft YaHei" w:eastAsia="Microsoft YaHei" w:hAnsi="Microsoft YaHei"/>
+                <w:b w:val="false"/>
+                <w:bCs w:val="false"/>
+                <w:color w:val="1A1A1A"/>
+                <w:sz w:val="14"/>
+                <w:szCs w:val="14"/>
+              </w:rPr>
+              <w:t xml:space="preserve">A 多源一致支持</w:t>
+            </w:r>
+          </w:p>
+        </w:tc>
+      </w:tr>
+      <w:tr>
+        <w:tc>
+          <w:tcPr>
+            <w:tcW w:type="dxa" w:w="620"/>
+            <w:tcMar>
+              <w:top w:type="dxa" w:w="30"/>
+              <w:left w:type="dxa" w:w="60"/>
+              <w:bottom w:type="dxa" w:w="30"/>
+              <w:right w:type="dxa" w:w="60"/>
+            </w:tcMar>
+          </w:tcPr>
+          <w:p>
+            <w:pPr>
+              <w:spacing w:after="0" w:before="0" w:line="288"/>
+            </w:pPr>
+            <w:r>
+              <w:rPr>
+                <w:rFonts w:ascii="Microsoft YaHei" w:cs="Microsoft YaHei" w:eastAsia="Microsoft YaHei" w:hAnsi="Microsoft YaHei"/>
+                <w:b/>
+                <w:bCs/>
+                <w:color w:val="1B7A43"/>
+                <w:sz w:val="14"/>
+                <w:szCs w:val="14"/>
+              </w:rPr>
+              <w:t xml:space="preserve">确定</w:t>
+            </w:r>
+          </w:p>
+        </w:tc>
+        <w:tc>
+          <w:tcPr>
+            <w:tcW w:type="dxa" w:w="700"/>
+            <w:tcMar>
+              <w:top w:type="dxa" w:w="30"/>
+              <w:left w:type="dxa" w:w="60"/>
+              <w:bottom w:type="dxa" w:w="30"/>
+              <w:right w:type="dxa" w:w="60"/>
+            </w:tcMar>
+          </w:tcPr>
+          <w:p>
+            <w:pPr>
+              <w:spacing w:after="0" w:before="0" w:line="288"/>
+            </w:pPr>
+            <w:r>
+              <w:rPr>
+                <w:rFonts w:ascii="Microsoft YaHei" w:cs="Microsoft YaHei" w:eastAsia="Microsoft YaHei" w:hAnsi="Microsoft YaHei"/>
+                <w:b w:val="false"/>
+                <w:bCs w:val="false"/>
+                <w:color w:val="1A1A1A"/>
+                <w:sz w:val="14"/>
+                <w:szCs w:val="14"/>
+              </w:rPr>
               <w:t xml:space="preserve">小鼠·脑</w:t>
             </w:r>
           </w:p>
@@ -2481,6 +3378,1501 @@
                 <w:szCs w:val="14"/>
               </w:rPr>
               <w:t xml:space="preserve"/>
+            </w:r>
+          </w:p>
+        </w:tc>
+        <w:tc>
+          <w:tcPr>
+            <w:tcW w:type="dxa" w:w="620"/>
+            <w:tcMar>
+              <w:top w:type="dxa" w:w="30"/>
+              <w:left w:type="dxa" w:w="60"/>
+              <w:bottom w:type="dxa" w:w="30"/>
+              <w:right w:type="dxa" w:w="60"/>
+            </w:tcMar>
+          </w:tcPr>
+          <w:p>
+            <w:pPr>
+              <w:spacing w:after="0" w:before="0" w:line="288"/>
+            </w:pPr>
+            <w:r>
+              <w:rPr>
+                <w:rFonts w:ascii="Microsoft YaHei" w:cs="Microsoft YaHei" w:eastAsia="Microsoft YaHei" w:hAnsi="Microsoft YaHei"/>
+                <w:b w:val="false"/>
+                <w:bCs w:val="false"/>
+                <w:color w:val="1A1A1A"/>
+                <w:sz w:val="14"/>
+                <w:szCs w:val="14"/>
+              </w:rPr>
+              <w:t xml:space="preserve">2460.0</w:t>
+            </w:r>
+          </w:p>
+        </w:tc>
+        <w:tc>
+          <w:tcPr>
+            <w:tcW w:type="dxa" w:w="1380"/>
+            <w:tcMar>
+              <w:top w:type="dxa" w:w="30"/>
+              <w:left w:type="dxa" w:w="60"/>
+              <w:bottom w:type="dxa" w:w="30"/>
+              <w:right w:type="dxa" w:w="60"/>
+            </w:tcMar>
+          </w:tcPr>
+          <w:p>
+            <w:pPr>
+              <w:spacing w:after="0" w:before="0" w:line="288"/>
+            </w:pPr>
+            <w:r>
+              <w:rPr>
+                <w:rFonts w:ascii="Microsoft YaHei" w:cs="Microsoft YaHei" w:eastAsia="Microsoft YaHei" w:hAnsi="Microsoft YaHei"/>
+                <w:b w:val="false"/>
+                <w:bCs w:val="false"/>
+                <w:color w:val="1A1A1A"/>
+                <w:sz w:val="14"/>
+                <w:szCs w:val="14"/>
+              </w:rPr>
+              <w:t xml:space="preserve">A 多源一致支持</w:t>
+            </w:r>
+          </w:p>
+        </w:tc>
+      </w:tr>
+      <w:tr>
+        <w:tc>
+          <w:tcPr>
+            <w:tcW w:type="dxa" w:w="620"/>
+            <w:tcMar>
+              <w:top w:type="dxa" w:w="30"/>
+              <w:left w:type="dxa" w:w="60"/>
+              <w:bottom w:type="dxa" w:w="30"/>
+              <w:right w:type="dxa" w:w="60"/>
+            </w:tcMar>
+          </w:tcPr>
+          <w:p>
+            <w:pPr>
+              <w:spacing w:after="0" w:before="0" w:line="288"/>
+            </w:pPr>
+            <w:r>
+              <w:rPr>
+                <w:rFonts w:ascii="Microsoft YaHei" w:cs="Microsoft YaHei" w:eastAsia="Microsoft YaHei" w:hAnsi="Microsoft YaHei"/>
+                <w:b/>
+                <w:bCs/>
+                <w:color w:val="1B7A43"/>
+                <w:sz w:val="14"/>
+                <w:szCs w:val="14"/>
+              </w:rPr>
+              <w:t xml:space="preserve">确定</w:t>
+            </w:r>
+          </w:p>
+        </w:tc>
+        <w:tc>
+          <w:tcPr>
+            <w:tcW w:type="dxa" w:w="700"/>
+            <w:tcMar>
+              <w:top w:type="dxa" w:w="30"/>
+              <w:left w:type="dxa" w:w="60"/>
+              <w:bottom w:type="dxa" w:w="30"/>
+              <w:right w:type="dxa" w:w="60"/>
+            </w:tcMar>
+          </w:tcPr>
+          <w:p>
+            <w:pPr>
+              <w:spacing w:after="0" w:before="0" w:line="288"/>
+            </w:pPr>
+            <w:r>
+              <w:rPr>
+                <w:rFonts w:ascii="Microsoft YaHei" w:cs="Microsoft YaHei" w:eastAsia="Microsoft YaHei" w:hAnsi="Microsoft YaHei"/>
+                <w:b w:val="false"/>
+                <w:bCs w:val="false"/>
+                <w:color w:val="1A1A1A"/>
+                <w:sz w:val="14"/>
+                <w:szCs w:val="14"/>
+              </w:rPr>
+              <w:t xml:space="preserve">人·脑</w:t>
+            </w:r>
+          </w:p>
+        </w:tc>
+        <w:tc>
+          <w:tcPr>
+            <w:tcW w:type="dxa" w:w="1500"/>
+            <w:tcMar>
+              <w:top w:type="dxa" w:w="30"/>
+              <w:left w:type="dxa" w:w="60"/>
+              <w:bottom w:type="dxa" w:w="30"/>
+              <w:right w:type="dxa" w:w="60"/>
+            </w:tcMar>
+          </w:tcPr>
+          <w:p>
+            <w:pPr>
+              <w:spacing w:after="0" w:before="0" w:line="288"/>
+            </w:pPr>
+            <w:r>
+              <w:rPr>
+                <w:rFonts w:ascii="Microsoft YaHei" w:cs="Microsoft YaHei" w:eastAsia="Microsoft YaHei" w:hAnsi="Microsoft YaHei"/>
+                <w:b w:val="false"/>
+                <w:bCs w:val="false"/>
+                <w:color w:val="1A1A1A"/>
+                <w:sz w:val="14"/>
+                <w:szCs w:val="14"/>
+              </w:rPr>
+              <w:t xml:space="preserve">PV 中间神经元</w:t>
+            </w:r>
+          </w:p>
+        </w:tc>
+        <w:tc>
+          <w:tcPr>
+            <w:tcW w:type="dxa" w:w="1200"/>
+            <w:tcMar>
+              <w:top w:type="dxa" w:w="30"/>
+              <w:left w:type="dxa" w:w="60"/>
+              <w:bottom w:type="dxa" w:w="30"/>
+              <w:right w:type="dxa" w:w="60"/>
+            </w:tcMar>
+          </w:tcPr>
+          <w:p>
+            <w:pPr>
+              <w:spacing w:after="0" w:before="0" w:line="288"/>
+            </w:pPr>
+            <w:r>
+              <w:rPr>
+                <w:rFonts w:ascii="Microsoft YaHei" w:cs="Microsoft YaHei" w:eastAsia="Microsoft YaHei" w:hAnsi="Microsoft YaHei"/>
+                <w:b w:val="false"/>
+                <w:bCs w:val="false"/>
+                <w:color w:val="1A1A1A"/>
+                <w:sz w:val="14"/>
+                <w:szCs w:val="14"/>
+              </w:rPr>
+              <w:t xml:space="preserve">HVS 皮层</w:t>
+            </w:r>
+          </w:p>
+        </w:tc>
+        <w:tc>
+          <w:tcPr>
+            <w:tcW w:type="dxa" w:w="500"/>
+            <w:tcMar>
+              <w:top w:type="dxa" w:w="30"/>
+              <w:left w:type="dxa" w:w="60"/>
+              <w:bottom w:type="dxa" w:w="30"/>
+              <w:right w:type="dxa" w:w="60"/>
+            </w:tcMar>
+          </w:tcPr>
+          <w:p>
+            <w:pPr>
+              <w:spacing w:after="0" w:before="0" w:line="288"/>
+            </w:pPr>
+            <w:r>
+              <w:rPr>
+                <w:rFonts w:ascii="Microsoft YaHei" w:cs="Microsoft YaHei" w:eastAsia="Microsoft YaHei" w:hAnsi="Microsoft YaHei"/>
+                <w:b w:val="false"/>
+                <w:bCs w:val="false"/>
+                <w:color w:val="1A1A1A"/>
+                <w:sz w:val="14"/>
+                <w:szCs w:val="14"/>
+              </w:rPr>
+              <w:t xml:space="preserve">单细胞</w:t>
+            </w:r>
+          </w:p>
+        </w:tc>
+        <w:tc>
+          <w:tcPr>
+            <w:tcW w:type="dxa" w:w="1380"/>
+            <w:tcMar>
+              <w:top w:type="dxa" w:w="30"/>
+              <w:left w:type="dxa" w:w="60"/>
+              <w:bottom w:type="dxa" w:w="30"/>
+              <w:right w:type="dxa" w:w="60"/>
+            </w:tcMar>
+          </w:tcPr>
+          <w:p>
+            <w:pPr>
+              <w:spacing w:after="0" w:before="0" w:line="288"/>
+            </w:pPr>
+            <w:r>
+              <w:rPr>
+                <w:rFonts w:ascii="Microsoft YaHei" w:cs="Microsoft YaHei" w:eastAsia="Microsoft YaHei" w:hAnsi="Microsoft YaHei"/>
+                <w:b w:val="false"/>
+                <w:bCs w:val="false"/>
+                <w:color w:val="1A1A1A"/>
+                <w:sz w:val="14"/>
+                <w:szCs w:val="14"/>
+              </w:rPr>
+              <w:t xml:space="preserve">26.8%（5286/19711）</w:t>
+            </w:r>
+          </w:p>
+        </w:tc>
+        <w:tc>
+          <w:tcPr>
+            <w:tcW w:type="dxa" w:w="1400"/>
+            <w:tcMar>
+              <w:top w:type="dxa" w:w="30"/>
+              <w:left w:type="dxa" w:w="60"/>
+              <w:bottom w:type="dxa" w:w="30"/>
+              <w:right w:type="dxa" w:w="60"/>
+            </w:tcMar>
+          </w:tcPr>
+          <w:p>
+            <w:pPr>
+              <w:spacing w:after="0" w:before="0" w:line="288"/>
+            </w:pPr>
+            <w:r>
+              <w:rPr>
+                <w:rFonts w:ascii="Microsoft YaHei" w:cs="Microsoft YaHei" w:eastAsia="Microsoft YaHei" w:hAnsi="Microsoft YaHei"/>
+                <w:b w:val="false"/>
+                <w:bCs w:val="false"/>
+                <w:color w:val="1A1A1A"/>
+                <w:sz w:val="14"/>
+                <w:szCs w:val="14"/>
+              </w:rPr>
+              <w:t xml:space="preserve">0.12%（24/19711）</w:t>
+            </w:r>
+          </w:p>
+        </w:tc>
+        <w:tc>
+          <w:tcPr>
+            <w:tcW w:type="dxa" w:w="760"/>
+            <w:tcMar>
+              <w:top w:type="dxa" w:w="30"/>
+              <w:left w:type="dxa" w:w="60"/>
+              <w:bottom w:type="dxa" w:w="30"/>
+              <w:right w:type="dxa" w:w="60"/>
+            </w:tcMar>
+          </w:tcPr>
+          <w:p>
+            <w:pPr>
+              <w:spacing w:after="0" w:before="0" w:line="288"/>
+            </w:pPr>
+            <w:r>
+              <w:rPr>
+                <w:rFonts w:ascii="Microsoft YaHei" w:cs="Microsoft YaHei" w:eastAsia="Microsoft YaHei" w:hAnsi="Microsoft YaHei"/>
+                <w:b w:val="false"/>
+                <w:bCs w:val="false"/>
+                <w:color w:val="1A1A1A"/>
+                <w:sz w:val="14"/>
+                <w:szCs w:val="14"/>
+              </w:rPr>
+              <w:t xml:space="preserve">20/78</w:t>
+            </w:r>
+          </w:p>
+        </w:tc>
+        <w:tc>
+          <w:tcPr>
+            <w:tcW w:type="dxa" w:w="380"/>
+            <w:tcMar>
+              <w:top w:type="dxa" w:w="30"/>
+              <w:left w:type="dxa" w:w="60"/>
+              <w:bottom w:type="dxa" w:w="30"/>
+              <w:right w:type="dxa" w:w="60"/>
+            </w:tcMar>
+          </w:tcPr>
+          <w:p>
+            <w:pPr>
+              <w:spacing w:after="0" w:before="0" w:line="288"/>
+            </w:pPr>
+            <w:r>
+              <w:rPr>
+                <w:rFonts w:ascii="Microsoft YaHei" w:cs="Microsoft YaHei" w:eastAsia="Microsoft YaHei" w:hAnsi="Microsoft YaHei"/>
+                <w:b w:val="false"/>
+                <w:bCs w:val="false"/>
+                <w:color w:val="1A1A1A"/>
+                <w:sz w:val="14"/>
+                <w:szCs w:val="14"/>
+              </w:rPr>
+              <w:t xml:space="preserve">×2</w:t>
+            </w:r>
+          </w:p>
+        </w:tc>
+        <w:tc>
+          <w:tcPr>
+            <w:tcW w:type="dxa" w:w="620"/>
+            <w:tcMar>
+              <w:top w:type="dxa" w:w="30"/>
+              <w:left w:type="dxa" w:w="60"/>
+              <w:bottom w:type="dxa" w:w="30"/>
+              <w:right w:type="dxa" w:w="60"/>
+            </w:tcMar>
+          </w:tcPr>
+          <w:p>
+            <w:pPr>
+              <w:spacing w:after="0" w:before="0" w:line="288"/>
+            </w:pPr>
+            <w:r>
+              <w:rPr>
+                <w:rFonts w:ascii="Microsoft YaHei" w:cs="Microsoft YaHei" w:eastAsia="Microsoft YaHei" w:hAnsi="Microsoft YaHei"/>
+                <w:b w:val="false"/>
+                <w:bCs w:val="false"/>
+                <w:color w:val="1A1A1A"/>
+                <w:sz w:val="14"/>
+                <w:szCs w:val="14"/>
+              </w:rPr>
+              <w:t xml:space="preserve">566.0</w:t>
+            </w:r>
+          </w:p>
+        </w:tc>
+        <w:tc>
+          <w:tcPr>
+            <w:tcW w:type="dxa" w:w="1380"/>
+            <w:tcMar>
+              <w:top w:type="dxa" w:w="30"/>
+              <w:left w:type="dxa" w:w="60"/>
+              <w:bottom w:type="dxa" w:w="30"/>
+              <w:right w:type="dxa" w:w="60"/>
+            </w:tcMar>
+          </w:tcPr>
+          <w:p>
+            <w:pPr>
+              <w:spacing w:after="0" w:before="0" w:line="288"/>
+            </w:pPr>
+            <w:r>
+              <w:rPr>
+                <w:rFonts w:ascii="Microsoft YaHei" w:cs="Microsoft YaHei" w:eastAsia="Microsoft YaHei" w:hAnsi="Microsoft YaHei"/>
+                <w:b w:val="false"/>
+                <w:bCs w:val="false"/>
+                <w:color w:val="1A1A1A"/>
+                <w:sz w:val="14"/>
+                <w:szCs w:val="14"/>
+              </w:rPr>
+              <w:t xml:space="preserve">A 多源一致支持</w:t>
+            </w:r>
+          </w:p>
+        </w:tc>
+      </w:tr>
+      <w:tr>
+        <w:tc>
+          <w:tcPr>
+            <w:tcW w:type="dxa" w:w="620"/>
+            <w:tcMar>
+              <w:top w:type="dxa" w:w="30"/>
+              <w:left w:type="dxa" w:w="60"/>
+              <w:bottom w:type="dxa" w:w="30"/>
+              <w:right w:type="dxa" w:w="60"/>
+            </w:tcMar>
+          </w:tcPr>
+          <w:p>
+            <w:pPr>
+              <w:spacing w:after="0" w:before="0" w:line="288"/>
+            </w:pPr>
+            <w:r>
+              <w:rPr>
+                <w:rFonts w:ascii="Microsoft YaHei" w:cs="Microsoft YaHei" w:eastAsia="Microsoft YaHei" w:hAnsi="Microsoft YaHei"/>
+                <w:b/>
+                <w:bCs/>
+                <w:color w:val="1B7A43"/>
+                <w:sz w:val="14"/>
+                <w:szCs w:val="14"/>
+              </w:rPr>
+              <w:t xml:space="preserve">确定</w:t>
+            </w:r>
+          </w:p>
+        </w:tc>
+        <w:tc>
+          <w:tcPr>
+            <w:tcW w:type="dxa" w:w="700"/>
+            <w:tcMar>
+              <w:top w:type="dxa" w:w="30"/>
+              <w:left w:type="dxa" w:w="60"/>
+              <w:bottom w:type="dxa" w:w="30"/>
+              <w:right w:type="dxa" w:w="60"/>
+            </w:tcMar>
+          </w:tcPr>
+          <w:p>
+            <w:pPr>
+              <w:spacing w:after="0" w:before="0" w:line="288"/>
+            </w:pPr>
+            <w:r>
+              <w:rPr>
+                <w:rFonts w:ascii="Microsoft YaHei" w:cs="Microsoft YaHei" w:eastAsia="Microsoft YaHei" w:hAnsi="Microsoft YaHei"/>
+                <w:b w:val="false"/>
+                <w:bCs w:val="false"/>
+                <w:color w:val="1A1A1A"/>
+                <w:sz w:val="14"/>
+                <w:szCs w:val="14"/>
+              </w:rPr>
+              <w:t xml:space="preserve">人·脑</w:t>
+            </w:r>
+          </w:p>
+        </w:tc>
+        <w:tc>
+          <w:tcPr>
+            <w:tcW w:type="dxa" w:w="1500"/>
+            <w:tcMar>
+              <w:top w:type="dxa" w:w="30"/>
+              <w:left w:type="dxa" w:w="60"/>
+              <w:bottom w:type="dxa" w:w="30"/>
+              <w:right w:type="dxa" w:w="60"/>
+            </w:tcMar>
+          </w:tcPr>
+          <w:p>
+            <w:pPr>
+              <w:spacing w:after="0" w:before="0" w:line="288"/>
+            </w:pPr>
+            <w:r>
+              <w:rPr>
+                <w:rFonts w:ascii="Microsoft YaHei" w:cs="Microsoft YaHei" w:eastAsia="Microsoft YaHei" w:hAnsi="Microsoft YaHei"/>
+                <w:b w:val="false"/>
+                <w:bCs w:val="false"/>
+                <w:color w:val="1A1A1A"/>
+                <w:sz w:val="14"/>
+                <w:szCs w:val="14"/>
+              </w:rPr>
+              <w:t xml:space="preserve">PV 中间神经元</w:t>
+            </w:r>
+          </w:p>
+        </w:tc>
+        <w:tc>
+          <w:tcPr>
+            <w:tcW w:type="dxa" w:w="1200"/>
+            <w:tcMar>
+              <w:top w:type="dxa" w:w="30"/>
+              <w:left w:type="dxa" w:w="60"/>
+              <w:bottom w:type="dxa" w:w="30"/>
+              <w:right w:type="dxa" w:w="60"/>
+            </w:tcMar>
+          </w:tcPr>
+          <w:p>
+            <w:pPr>
+              <w:spacing w:after="0" w:before="0" w:line="288"/>
+            </w:pPr>
+            <w:r>
+              <w:rPr>
+                <w:rFonts w:ascii="Microsoft YaHei" w:cs="Microsoft YaHei" w:eastAsia="Microsoft YaHei" w:hAnsi="Microsoft YaHei"/>
+                <w:b w:val="false"/>
+                <w:bCs w:val="false"/>
+                <w:color w:val="1A1A1A"/>
+                <w:sz w:val="14"/>
+                <w:szCs w:val="14"/>
+              </w:rPr>
+              <w:t xml:space="preserve">PsychAD</w:t>
+            </w:r>
+          </w:p>
+        </w:tc>
+        <w:tc>
+          <w:tcPr>
+            <w:tcW w:type="dxa" w:w="500"/>
+            <w:tcMar>
+              <w:top w:type="dxa" w:w="30"/>
+              <w:left w:type="dxa" w:w="60"/>
+              <w:bottom w:type="dxa" w:w="30"/>
+              <w:right w:type="dxa" w:w="60"/>
+            </w:tcMar>
+          </w:tcPr>
+          <w:p>
+            <w:pPr>
+              <w:spacing w:after="0" w:before="0" w:line="288"/>
+            </w:pPr>
+            <w:r>
+              <w:rPr>
+                <w:rFonts w:ascii="Microsoft YaHei" w:cs="Microsoft YaHei" w:eastAsia="Microsoft YaHei" w:hAnsi="Microsoft YaHei"/>
+                <w:b w:val="false"/>
+                <w:bCs w:val="false"/>
+                <w:color w:val="1A1A1A"/>
+                <w:sz w:val="14"/>
+                <w:szCs w:val="14"/>
+              </w:rPr>
+              <w:t xml:space="preserve">单核</w:t>
+            </w:r>
+          </w:p>
+        </w:tc>
+        <w:tc>
+          <w:tcPr>
+            <w:tcW w:type="dxa" w:w="1380"/>
+            <w:tcMar>
+              <w:top w:type="dxa" w:w="30"/>
+              <w:left w:type="dxa" w:w="60"/>
+              <w:bottom w:type="dxa" w:w="30"/>
+              <w:right w:type="dxa" w:w="60"/>
+            </w:tcMar>
+          </w:tcPr>
+          <w:p>
+            <w:pPr>
+              <w:spacing w:after="0" w:before="0" w:line="288"/>
+            </w:pPr>
+            <w:r>
+              <w:rPr>
+                <w:rFonts w:ascii="Microsoft YaHei" w:cs="Microsoft YaHei" w:eastAsia="Microsoft YaHei" w:hAnsi="Microsoft YaHei"/>
+                <w:b w:val="false"/>
+                <w:bCs w:val="false"/>
+                <w:color w:val="1A1A1A"/>
+                <w:sz w:val="14"/>
+                <w:szCs w:val="14"/>
+              </w:rPr>
+              <w:t xml:space="preserve">24.9%（9484/38028）</w:t>
+            </w:r>
+          </w:p>
+        </w:tc>
+        <w:tc>
+          <w:tcPr>
+            <w:tcW w:type="dxa" w:w="1400"/>
+            <w:tcMar>
+              <w:top w:type="dxa" w:w="30"/>
+              <w:left w:type="dxa" w:w="60"/>
+              <w:bottom w:type="dxa" w:w="30"/>
+              <w:right w:type="dxa" w:w="60"/>
+            </w:tcMar>
+          </w:tcPr>
+          <w:p>
+            <w:pPr>
+              <w:spacing w:after="0" w:before="0" w:line="288"/>
+            </w:pPr>
+            <w:r>
+              <w:rPr>
+                <w:rFonts w:ascii="Microsoft YaHei" w:cs="Microsoft YaHei" w:eastAsia="Microsoft YaHei" w:hAnsi="Microsoft YaHei"/>
+                <w:b w:val="false"/>
+                <w:bCs w:val="false"/>
+                <w:color w:val="1A1A1A"/>
+                <w:sz w:val="14"/>
+                <w:szCs w:val="14"/>
+              </w:rPr>
+              <w:t xml:space="preserve">0.14%（52/38028）</w:t>
+            </w:r>
+          </w:p>
+        </w:tc>
+        <w:tc>
+          <w:tcPr>
+            <w:tcW w:type="dxa" w:w="760"/>
+            <w:tcMar>
+              <w:top w:type="dxa" w:w="30"/>
+              <w:left w:type="dxa" w:w="60"/>
+              <w:bottom w:type="dxa" w:w="30"/>
+              <w:right w:type="dxa" w:w="60"/>
+            </w:tcMar>
+          </w:tcPr>
+          <w:p>
+            <w:pPr>
+              <w:spacing w:after="0" w:before="0" w:line="288"/>
+            </w:pPr>
+            <w:r>
+              <w:rPr>
+                <w:rFonts w:ascii="Microsoft YaHei" w:cs="Microsoft YaHei" w:eastAsia="Microsoft YaHei" w:hAnsi="Microsoft YaHei"/>
+                <w:b w:val="false"/>
+                <w:bCs w:val="false"/>
+                <w:color w:val="1A1A1A"/>
+                <w:sz w:val="14"/>
+                <w:szCs w:val="14"/>
+              </w:rPr>
+              <w:t xml:space="preserve">45/234</w:t>
+            </w:r>
+          </w:p>
+        </w:tc>
+        <w:tc>
+          <w:tcPr>
+            <w:tcW w:type="dxa" w:w="380"/>
+            <w:tcMar>
+              <w:top w:type="dxa" w:w="30"/>
+              <w:left w:type="dxa" w:w="60"/>
+              <w:bottom w:type="dxa" w:w="30"/>
+              <w:right w:type="dxa" w:w="60"/>
+            </w:tcMar>
+          </w:tcPr>
+          <w:p>
+            <w:pPr>
+              <w:spacing w:after="0" w:before="0" w:line="288"/>
+            </w:pPr>
+            <w:r>
+              <w:rPr>
+                <w:rFonts w:ascii="Microsoft YaHei" w:cs="Microsoft YaHei" w:eastAsia="Microsoft YaHei" w:hAnsi="Microsoft YaHei"/>
+                <w:b w:val="false"/>
+                <w:bCs w:val="false"/>
+                <w:color w:val="1A1A1A"/>
+                <w:sz w:val="14"/>
+                <w:szCs w:val="14"/>
+              </w:rPr>
+              <w:t xml:space="preserve">×2</w:t>
+            </w:r>
+          </w:p>
+        </w:tc>
+        <w:tc>
+          <w:tcPr>
+            <w:tcW w:type="dxa" w:w="620"/>
+            <w:tcMar>
+              <w:top w:type="dxa" w:w="30"/>
+              <w:left w:type="dxa" w:w="60"/>
+              <w:bottom w:type="dxa" w:w="30"/>
+              <w:right w:type="dxa" w:w="60"/>
+            </w:tcMar>
+          </w:tcPr>
+          <w:p>
+            <w:pPr>
+              <w:spacing w:after="0" w:before="0" w:line="288"/>
+            </w:pPr>
+            <w:r>
+              <w:rPr>
+                <w:rFonts w:ascii="Microsoft YaHei" w:cs="Microsoft YaHei" w:eastAsia="Microsoft YaHei" w:hAnsi="Microsoft YaHei"/>
+                <w:b w:val="false"/>
+                <w:bCs w:val="false"/>
+                <w:color w:val="1A1A1A"/>
+                <w:sz w:val="14"/>
+                <w:szCs w:val="14"/>
+              </w:rPr>
+              <w:t xml:space="preserve">566.0</w:t>
+            </w:r>
+          </w:p>
+        </w:tc>
+        <w:tc>
+          <w:tcPr>
+            <w:tcW w:type="dxa" w:w="1380"/>
+            <w:tcMar>
+              <w:top w:type="dxa" w:w="30"/>
+              <w:left w:type="dxa" w:w="60"/>
+              <w:bottom w:type="dxa" w:w="30"/>
+              <w:right w:type="dxa" w:w="60"/>
+            </w:tcMar>
+          </w:tcPr>
+          <w:p>
+            <w:pPr>
+              <w:spacing w:after="0" w:before="0" w:line="288"/>
+            </w:pPr>
+            <w:r>
+              <w:rPr>
+                <w:rFonts w:ascii="Microsoft YaHei" w:cs="Microsoft YaHei" w:eastAsia="Microsoft YaHei" w:hAnsi="Microsoft YaHei"/>
+                <w:b w:val="false"/>
+                <w:bCs w:val="false"/>
+                <w:color w:val="1A1A1A"/>
+                <w:sz w:val="14"/>
+                <w:szCs w:val="14"/>
+              </w:rPr>
+              <w:t xml:space="preserve">A 多源一致支持</w:t>
+            </w:r>
+          </w:p>
+        </w:tc>
+      </w:tr>
+      <w:tr>
+        <w:tc>
+          <w:tcPr>
+            <w:tcW w:type="dxa" w:w="620"/>
+            <w:tcMar>
+              <w:top w:type="dxa" w:w="30"/>
+              <w:left w:type="dxa" w:w="60"/>
+              <w:bottom w:type="dxa" w:w="30"/>
+              <w:right w:type="dxa" w:w="60"/>
+            </w:tcMar>
+          </w:tcPr>
+          <w:p>
+            <w:pPr>
+              <w:spacing w:after="0" w:before="0" w:line="288"/>
+            </w:pPr>
+            <w:r>
+              <w:rPr>
+                <w:rFonts w:ascii="Microsoft YaHei" w:cs="Microsoft YaHei" w:eastAsia="Microsoft YaHei" w:hAnsi="Microsoft YaHei"/>
+                <w:b/>
+                <w:bCs/>
+                <w:color w:val="1B7A43"/>
+                <w:sz w:val="14"/>
+                <w:szCs w:val="14"/>
+              </w:rPr>
+              <w:t xml:space="preserve">确定</w:t>
+            </w:r>
+          </w:p>
+        </w:tc>
+        <w:tc>
+          <w:tcPr>
+            <w:tcW w:type="dxa" w:w="700"/>
+            <w:tcMar>
+              <w:top w:type="dxa" w:w="30"/>
+              <w:left w:type="dxa" w:w="60"/>
+              <w:bottom w:type="dxa" w:w="30"/>
+              <w:right w:type="dxa" w:w="60"/>
+            </w:tcMar>
+          </w:tcPr>
+          <w:p>
+            <w:pPr>
+              <w:spacing w:after="0" w:before="0" w:line="288"/>
+            </w:pPr>
+            <w:r>
+              <w:rPr>
+                <w:rFonts w:ascii="Microsoft YaHei" w:cs="Microsoft YaHei" w:eastAsia="Microsoft YaHei" w:hAnsi="Microsoft YaHei"/>
+                <w:b w:val="false"/>
+                <w:bCs w:val="false"/>
+                <w:color w:val="1A1A1A"/>
+                <w:sz w:val="14"/>
+                <w:szCs w:val="14"/>
+              </w:rPr>
+              <w:t xml:space="preserve">人·脑</w:t>
+            </w:r>
+          </w:p>
+        </w:tc>
+        <w:tc>
+          <w:tcPr>
+            <w:tcW w:type="dxa" w:w="1500"/>
+            <w:tcMar>
+              <w:top w:type="dxa" w:w="30"/>
+              <w:left w:type="dxa" w:w="60"/>
+              <w:bottom w:type="dxa" w:w="30"/>
+              <w:right w:type="dxa" w:w="60"/>
+            </w:tcMar>
+          </w:tcPr>
+          <w:p>
+            <w:pPr>
+              <w:spacing w:after="0" w:before="0" w:line="288"/>
+            </w:pPr>
+            <w:r>
+              <w:rPr>
+                <w:rFonts w:ascii="Microsoft YaHei" w:cs="Microsoft YaHei" w:eastAsia="Microsoft YaHei" w:hAnsi="Microsoft YaHei"/>
+                <w:b w:val="false"/>
+                <w:bCs w:val="false"/>
+                <w:color w:val="1A1A1A"/>
+                <w:sz w:val="14"/>
+                <w:szCs w:val="14"/>
+              </w:rPr>
+              <w:t xml:space="preserve">枝形 PV 中间神经元</w:t>
+            </w:r>
+          </w:p>
+        </w:tc>
+        <w:tc>
+          <w:tcPr>
+            <w:tcW w:type="dxa" w:w="1200"/>
+            <w:tcMar>
+              <w:top w:type="dxa" w:w="30"/>
+              <w:left w:type="dxa" w:w="60"/>
+              <w:bottom w:type="dxa" w:w="30"/>
+              <w:right w:type="dxa" w:w="60"/>
+            </w:tcMar>
+          </w:tcPr>
+          <w:p>
+            <w:pPr>
+              <w:spacing w:after="0" w:before="0" w:line="288"/>
+            </w:pPr>
+            <w:r>
+              <w:rPr>
+                <w:rFonts w:ascii="Microsoft YaHei" w:cs="Microsoft YaHei" w:eastAsia="Microsoft YaHei" w:hAnsi="Microsoft YaHei"/>
+                <w:b w:val="false"/>
+                <w:bCs w:val="false"/>
+                <w:color w:val="1A1A1A"/>
+                <w:sz w:val="14"/>
+                <w:szCs w:val="14"/>
+              </w:rPr>
+              <w:t xml:space="preserve">HVS 皮层</w:t>
+            </w:r>
+          </w:p>
+        </w:tc>
+        <w:tc>
+          <w:tcPr>
+            <w:tcW w:type="dxa" w:w="500"/>
+            <w:tcMar>
+              <w:top w:type="dxa" w:w="30"/>
+              <w:left w:type="dxa" w:w="60"/>
+              <w:bottom w:type="dxa" w:w="30"/>
+              <w:right w:type="dxa" w:w="60"/>
+            </w:tcMar>
+          </w:tcPr>
+          <w:p>
+            <w:pPr>
+              <w:spacing w:after="0" w:before="0" w:line="288"/>
+            </w:pPr>
+            <w:r>
+              <w:rPr>
+                <w:rFonts w:ascii="Microsoft YaHei" w:cs="Microsoft YaHei" w:eastAsia="Microsoft YaHei" w:hAnsi="Microsoft YaHei"/>
+                <w:b w:val="false"/>
+                <w:bCs w:val="false"/>
+                <w:color w:val="1A1A1A"/>
+                <w:sz w:val="14"/>
+                <w:szCs w:val="14"/>
+              </w:rPr>
+              <w:t xml:space="preserve">单细胞</w:t>
+            </w:r>
+          </w:p>
+        </w:tc>
+        <w:tc>
+          <w:tcPr>
+            <w:tcW w:type="dxa" w:w="1380"/>
+            <w:tcMar>
+              <w:top w:type="dxa" w:w="30"/>
+              <w:left w:type="dxa" w:w="60"/>
+              <w:bottom w:type="dxa" w:w="30"/>
+              <w:right w:type="dxa" w:w="60"/>
+            </w:tcMar>
+          </w:tcPr>
+          <w:p>
+            <w:pPr>
+              <w:spacing w:after="0" w:before="0" w:line="288"/>
+            </w:pPr>
+            <w:r>
+              <w:rPr>
+                <w:rFonts w:ascii="Microsoft YaHei" w:cs="Microsoft YaHei" w:eastAsia="Microsoft YaHei" w:hAnsi="Microsoft YaHei"/>
+                <w:b w:val="false"/>
+                <w:bCs w:val="false"/>
+                <w:color w:val="1A1A1A"/>
+                <w:sz w:val="14"/>
+                <w:szCs w:val="14"/>
+              </w:rPr>
+              <w:t xml:space="preserve">21.5%（294/1367）</w:t>
+            </w:r>
+          </w:p>
+        </w:tc>
+        <w:tc>
+          <w:tcPr>
+            <w:tcW w:type="dxa" w:w="1400"/>
+            <w:tcMar>
+              <w:top w:type="dxa" w:w="30"/>
+              <w:left w:type="dxa" w:w="60"/>
+              <w:bottom w:type="dxa" w:w="30"/>
+              <w:right w:type="dxa" w:w="60"/>
+            </w:tcMar>
+          </w:tcPr>
+          <w:p>
+            <w:pPr>
+              <w:spacing w:after="0" w:before="0" w:line="288"/>
+            </w:pPr>
+            <w:r>
+              <w:rPr>
+                <w:rFonts w:ascii="Microsoft YaHei" w:cs="Microsoft YaHei" w:eastAsia="Microsoft YaHei" w:hAnsi="Microsoft YaHei"/>
+                <w:b w:val="false"/>
+                <w:bCs w:val="false"/>
+                <w:color w:val="1A1A1A"/>
+                <w:sz w:val="14"/>
+                <w:szCs w:val="14"/>
+              </w:rPr>
+              <w:t xml:space="preserve">0.07%（1/1367）</w:t>
+            </w:r>
+          </w:p>
+        </w:tc>
+        <w:tc>
+          <w:tcPr>
+            <w:tcW w:type="dxa" w:w="760"/>
+            <w:tcMar>
+              <w:top w:type="dxa" w:w="30"/>
+              <w:left w:type="dxa" w:w="60"/>
+              <w:bottom w:type="dxa" w:w="30"/>
+              <w:right w:type="dxa" w:w="60"/>
+            </w:tcMar>
+          </w:tcPr>
+          <w:p>
+            <w:pPr>
+              <w:spacing w:after="0" w:before="0" w:line="288"/>
+            </w:pPr>
+            <w:r>
+              <w:rPr>
+                <w:rFonts w:ascii="Microsoft YaHei" w:cs="Microsoft YaHei" w:eastAsia="Microsoft YaHei" w:hAnsi="Microsoft YaHei"/>
+                <w:b w:val="false"/>
+                <w:bCs w:val="false"/>
+                <w:color w:val="1A1A1A"/>
+                <w:sz w:val="14"/>
+                <w:szCs w:val="14"/>
+              </w:rPr>
+              <w:t xml:space="preserve">1/37</w:t>
+            </w:r>
+          </w:p>
+        </w:tc>
+        <w:tc>
+          <w:tcPr>
+            <w:tcW w:type="dxa" w:w="380"/>
+            <w:tcMar>
+              <w:top w:type="dxa" w:w="30"/>
+              <w:left w:type="dxa" w:w="60"/>
+              <w:bottom w:type="dxa" w:w="30"/>
+              <w:right w:type="dxa" w:w="60"/>
+            </w:tcMar>
+          </w:tcPr>
+          <w:p>
+            <w:pPr>
+              <w:spacing w:after="0" w:before="0" w:line="288"/>
+            </w:pPr>
+            <w:r>
+              <w:rPr>
+                <w:rFonts w:ascii="Microsoft YaHei" w:cs="Microsoft YaHei" w:eastAsia="Microsoft YaHei" w:hAnsi="Microsoft YaHei"/>
+                <w:b w:val="false"/>
+                <w:bCs w:val="false"/>
+                <w:color w:val="1A1A1A"/>
+                <w:sz w:val="14"/>
+                <w:szCs w:val="14"/>
+              </w:rPr>
+              <w:t xml:space="preserve"/>
+            </w:r>
+          </w:p>
+        </w:tc>
+        <w:tc>
+          <w:tcPr>
+            <w:tcW w:type="dxa" w:w="620"/>
+            <w:tcMar>
+              <w:top w:type="dxa" w:w="30"/>
+              <w:left w:type="dxa" w:w="60"/>
+              <w:bottom w:type="dxa" w:w="30"/>
+              <w:right w:type="dxa" w:w="60"/>
+            </w:tcMar>
+          </w:tcPr>
+          <w:p>
+            <w:pPr>
+              <w:spacing w:after="0" w:before="0" w:line="288"/>
+            </w:pPr>
+            <w:r>
+              <w:rPr>
+                <w:rFonts w:ascii="Microsoft YaHei" w:cs="Microsoft YaHei" w:eastAsia="Microsoft YaHei" w:hAnsi="Microsoft YaHei"/>
+                <w:b w:val="false"/>
+                <w:bCs w:val="false"/>
+                <w:color w:val="1A1A1A"/>
+                <w:sz w:val="14"/>
+                <w:szCs w:val="14"/>
+              </w:rPr>
+              <w:t xml:space="preserve">566.0</w:t>
+            </w:r>
+          </w:p>
+        </w:tc>
+        <w:tc>
+          <w:tcPr>
+            <w:tcW w:type="dxa" w:w="1380"/>
+            <w:tcMar>
+              <w:top w:type="dxa" w:w="30"/>
+              <w:left w:type="dxa" w:w="60"/>
+              <w:bottom w:type="dxa" w:w="30"/>
+              <w:right w:type="dxa" w:w="60"/>
+            </w:tcMar>
+          </w:tcPr>
+          <w:p>
+            <w:pPr>
+              <w:spacing w:after="0" w:before="0" w:line="288"/>
+            </w:pPr>
+            <w:r>
+              <w:rPr>
+                <w:rFonts w:ascii="Microsoft YaHei" w:cs="Microsoft YaHei" w:eastAsia="Microsoft YaHei" w:hAnsi="Microsoft YaHei"/>
+                <w:b w:val="false"/>
+                <w:bCs w:val="false"/>
+                <w:color w:val="1A1A1A"/>
+                <w:sz w:val="14"/>
+                <w:szCs w:val="14"/>
+              </w:rPr>
+              <w:t xml:space="preserve">A 多源一致支持</w:t>
+            </w:r>
+          </w:p>
+        </w:tc>
+      </w:tr>
+      <w:tr>
+        <w:tc>
+          <w:tcPr>
+            <w:tcW w:type="dxa" w:w="620"/>
+            <w:tcMar>
+              <w:top w:type="dxa" w:w="30"/>
+              <w:left w:type="dxa" w:w="60"/>
+              <w:bottom w:type="dxa" w:w="30"/>
+              <w:right w:type="dxa" w:w="60"/>
+            </w:tcMar>
+          </w:tcPr>
+          <w:p>
+            <w:pPr>
+              <w:spacing w:after="0" w:before="0" w:line="288"/>
+            </w:pPr>
+            <w:r>
+              <w:rPr>
+                <w:rFonts w:ascii="Microsoft YaHei" w:cs="Microsoft YaHei" w:eastAsia="Microsoft YaHei" w:hAnsi="Microsoft YaHei"/>
+                <w:b/>
+                <w:bCs/>
+                <w:color w:val="1B7A43"/>
+                <w:sz w:val="14"/>
+                <w:szCs w:val="14"/>
+              </w:rPr>
+              <w:t xml:space="preserve">确定</w:t>
+            </w:r>
+          </w:p>
+        </w:tc>
+        <w:tc>
+          <w:tcPr>
+            <w:tcW w:type="dxa" w:w="700"/>
+            <w:tcMar>
+              <w:top w:type="dxa" w:w="30"/>
+              <w:left w:type="dxa" w:w="60"/>
+              <w:bottom w:type="dxa" w:w="30"/>
+              <w:right w:type="dxa" w:w="60"/>
+            </w:tcMar>
+          </w:tcPr>
+          <w:p>
+            <w:pPr>
+              <w:spacing w:after="0" w:before="0" w:line="288"/>
+            </w:pPr>
+            <w:r>
+              <w:rPr>
+                <w:rFonts w:ascii="Microsoft YaHei" w:cs="Microsoft YaHei" w:eastAsia="Microsoft YaHei" w:hAnsi="Microsoft YaHei"/>
+                <w:b w:val="false"/>
+                <w:bCs w:val="false"/>
+                <w:color w:val="1A1A1A"/>
+                <w:sz w:val="14"/>
+                <w:szCs w:val="14"/>
+              </w:rPr>
+              <w:t xml:space="preserve">小鼠·胰</w:t>
+            </w:r>
+          </w:p>
+        </w:tc>
+        <w:tc>
+          <w:tcPr>
+            <w:tcW w:type="dxa" w:w="1500"/>
+            <w:tcMar>
+              <w:top w:type="dxa" w:w="30"/>
+              <w:left w:type="dxa" w:w="60"/>
+              <w:bottom w:type="dxa" w:w="30"/>
+              <w:right w:type="dxa" w:w="60"/>
+            </w:tcMar>
+          </w:tcPr>
+          <w:p>
+            <w:pPr>
+              <w:spacing w:after="0" w:before="0" w:line="288"/>
+            </w:pPr>
+            <w:r>
+              <w:rPr>
+                <w:rFonts w:ascii="Microsoft YaHei" w:cs="Microsoft YaHei" w:eastAsia="Microsoft YaHei" w:hAnsi="Microsoft YaHei"/>
+                <w:b w:val="false"/>
+                <w:bCs w:val="false"/>
+                <w:color w:val="1A1A1A"/>
+                <w:sz w:val="14"/>
+                <w:szCs w:val="14"/>
+              </w:rPr>
+              <w:t xml:space="preserve">胰岛 D(δ) 细胞</w:t>
+            </w:r>
+          </w:p>
+        </w:tc>
+        <w:tc>
+          <w:tcPr>
+            <w:tcW w:type="dxa" w:w="1200"/>
+            <w:tcMar>
+              <w:top w:type="dxa" w:w="30"/>
+              <w:left w:type="dxa" w:w="60"/>
+              <w:bottom w:type="dxa" w:w="30"/>
+              <w:right w:type="dxa" w:w="60"/>
+            </w:tcMar>
+          </w:tcPr>
+          <w:p>
+            <w:pPr>
+              <w:spacing w:after="0" w:before="0" w:line="288"/>
+            </w:pPr>
+            <w:r>
+              <w:rPr>
+                <w:rFonts w:ascii="Microsoft YaHei" w:cs="Microsoft YaHei" w:eastAsia="Microsoft YaHei" w:hAnsi="Microsoft YaHei"/>
+                <w:b w:val="false"/>
+                <w:bCs w:val="false"/>
+                <w:color w:val="1A1A1A"/>
+                <w:sz w:val="14"/>
+                <w:szCs w:val="14"/>
+              </w:rPr>
+              <w:t xml:space="preserve">TMS 全胰</w:t>
+            </w:r>
+          </w:p>
+        </w:tc>
+        <w:tc>
+          <w:tcPr>
+            <w:tcW w:type="dxa" w:w="500"/>
+            <w:tcMar>
+              <w:top w:type="dxa" w:w="30"/>
+              <w:left w:type="dxa" w:w="60"/>
+              <w:bottom w:type="dxa" w:w="30"/>
+              <w:right w:type="dxa" w:w="60"/>
+            </w:tcMar>
+          </w:tcPr>
+          <w:p>
+            <w:pPr>
+              <w:spacing w:after="0" w:before="0" w:line="288"/>
+            </w:pPr>
+            <w:r>
+              <w:rPr>
+                <w:rFonts w:ascii="Microsoft YaHei" w:cs="Microsoft YaHei" w:eastAsia="Microsoft YaHei" w:hAnsi="Microsoft YaHei"/>
+                <w:b w:val="false"/>
+                <w:bCs w:val="false"/>
+                <w:color w:val="1A1A1A"/>
+                <w:sz w:val="14"/>
+                <w:szCs w:val="14"/>
+              </w:rPr>
+              <w:t xml:space="preserve">单细胞</w:t>
+            </w:r>
+          </w:p>
+        </w:tc>
+        <w:tc>
+          <w:tcPr>
+            <w:tcW w:type="dxa" w:w="1380"/>
+            <w:tcMar>
+              <w:top w:type="dxa" w:w="30"/>
+              <w:left w:type="dxa" w:w="60"/>
+              <w:bottom w:type="dxa" w:w="30"/>
+              <w:right w:type="dxa" w:w="60"/>
+            </w:tcMar>
+          </w:tcPr>
+          <w:p>
+            <w:pPr>
+              <w:spacing w:after="0" w:before="0" w:line="288"/>
+            </w:pPr>
+            <w:r>
+              <w:rPr>
+                <w:rFonts w:ascii="Microsoft YaHei" w:cs="Microsoft YaHei" w:eastAsia="Microsoft YaHei" w:hAnsi="Microsoft YaHei"/>
+                <w:b w:val="false"/>
+                <w:bCs w:val="false"/>
+                <w:color w:val="1A1A1A"/>
+                <w:sz w:val="14"/>
+                <w:szCs w:val="14"/>
+              </w:rPr>
+              <w:t xml:space="preserve">19.6%（52/266）</w:t>
+            </w:r>
+          </w:p>
+        </w:tc>
+        <w:tc>
+          <w:tcPr>
+            <w:tcW w:type="dxa" w:w="1400"/>
+            <w:tcMar>
+              <w:top w:type="dxa" w:w="30"/>
+              <w:left w:type="dxa" w:w="60"/>
+              <w:bottom w:type="dxa" w:w="30"/>
+              <w:right w:type="dxa" w:w="60"/>
+            </w:tcMar>
+          </w:tcPr>
+          <w:p>
+            <w:pPr>
+              <w:spacing w:after="0" w:before="0" w:line="288"/>
+            </w:pPr>
+            <w:r>
+              <w:rPr>
+                <w:rFonts w:ascii="Microsoft YaHei" w:cs="Microsoft YaHei" w:eastAsia="Microsoft YaHei" w:hAnsi="Microsoft YaHei"/>
+                <w:b w:val="false"/>
+                <w:bCs w:val="false"/>
+                <w:color w:val="1A1A1A"/>
+                <w:sz w:val="14"/>
+                <w:szCs w:val="14"/>
+              </w:rPr>
+              <w:t xml:space="preserve">0.38%（1/266）</w:t>
+            </w:r>
+          </w:p>
+        </w:tc>
+        <w:tc>
+          <w:tcPr>
+            <w:tcW w:type="dxa" w:w="760"/>
+            <w:tcMar>
+              <w:top w:type="dxa" w:w="30"/>
+              <w:left w:type="dxa" w:w="60"/>
+              <w:bottom w:type="dxa" w:w="30"/>
+              <w:right w:type="dxa" w:w="60"/>
+            </w:tcMar>
+          </w:tcPr>
+          <w:p>
+            <w:pPr>
+              <w:spacing w:after="0" w:before="0" w:line="288"/>
+            </w:pPr>
+            <w:r>
+              <w:rPr>
+                <w:rFonts w:ascii="Microsoft YaHei" w:cs="Microsoft YaHei" w:eastAsia="Microsoft YaHei" w:hAnsi="Microsoft YaHei"/>
+                <w:b w:val="false"/>
+                <w:bCs w:val="false"/>
+                <w:color w:val="1A1A1A"/>
+                <w:sz w:val="14"/>
+                <w:szCs w:val="14"/>
+              </w:rPr>
+              <w:t xml:space="preserve">1/4</w:t>
+            </w:r>
+          </w:p>
+        </w:tc>
+        <w:tc>
+          <w:tcPr>
+            <w:tcW w:type="dxa" w:w="380"/>
+            <w:tcMar>
+              <w:top w:type="dxa" w:w="30"/>
+              <w:left w:type="dxa" w:w="60"/>
+              <w:bottom w:type="dxa" w:w="30"/>
+              <w:right w:type="dxa" w:w="60"/>
+            </w:tcMar>
+          </w:tcPr>
+          <w:p>
+            <w:pPr>
+              <w:spacing w:after="0" w:before="0" w:line="288"/>
+            </w:pPr>
+            <w:r>
+              <w:rPr>
+                <w:rFonts w:ascii="Microsoft YaHei" w:cs="Microsoft YaHei" w:eastAsia="Microsoft YaHei" w:hAnsi="Microsoft YaHei"/>
+                <w:b w:val="false"/>
+                <w:bCs w:val="false"/>
+                <w:color w:val="1A1A1A"/>
+                <w:sz w:val="14"/>
+                <w:szCs w:val="14"/>
+              </w:rPr>
+              <w:t xml:space="preserve">×2</w:t>
+            </w:r>
+          </w:p>
+        </w:tc>
+        <w:tc>
+          <w:tcPr>
+            <w:tcW w:type="dxa" w:w="620"/>
+            <w:tcMar>
+              <w:top w:type="dxa" w:w="30"/>
+              <w:left w:type="dxa" w:w="60"/>
+              <w:bottom w:type="dxa" w:w="30"/>
+              <w:right w:type="dxa" w:w="60"/>
+            </w:tcMar>
+          </w:tcPr>
+          <w:p>
+            <w:pPr>
+              <w:spacing w:after="0" w:before="0" w:line="288"/>
+            </w:pPr>
+            <w:r>
+              <w:rPr>
+                <w:rFonts w:ascii="Microsoft YaHei" w:cs="Microsoft YaHei" w:eastAsia="Microsoft YaHei" w:hAnsi="Microsoft YaHei"/>
+                <w:b w:val="false"/>
+                <w:bCs w:val="false"/>
+                <w:color w:val="1A1A1A"/>
+                <w:sz w:val="14"/>
+                <w:szCs w:val="14"/>
+              </w:rPr>
+              <w:t xml:space="preserve">inf</w:t>
+            </w:r>
+          </w:p>
+        </w:tc>
+        <w:tc>
+          <w:tcPr>
+            <w:tcW w:type="dxa" w:w="1380"/>
+            <w:tcMar>
+              <w:top w:type="dxa" w:w="30"/>
+              <w:left w:type="dxa" w:w="60"/>
+              <w:bottom w:type="dxa" w:w="30"/>
+              <w:right w:type="dxa" w:w="60"/>
+            </w:tcMar>
+          </w:tcPr>
+          <w:p>
+            <w:pPr>
+              <w:spacing w:after="0" w:before="0" w:line="288"/>
+            </w:pPr>
+            <w:r>
+              <w:rPr>
+                <w:rFonts w:ascii="Microsoft YaHei" w:cs="Microsoft YaHei" w:eastAsia="Microsoft YaHei" w:hAnsi="Microsoft YaHei"/>
+                <w:b w:val="false"/>
+                <w:bCs w:val="false"/>
+                <w:color w:val="1A1A1A"/>
+                <w:sz w:val="14"/>
+                <w:szCs w:val="14"/>
+              </w:rPr>
+              <w:t xml:space="preserve">A 多源一致支持</w:t>
+            </w:r>
+          </w:p>
+        </w:tc>
+      </w:tr>
+      <w:tr>
+        <w:tc>
+          <w:tcPr>
+            <w:tcW w:type="dxa" w:w="620"/>
+            <w:tcMar>
+              <w:top w:type="dxa" w:w="30"/>
+              <w:left w:type="dxa" w:w="60"/>
+              <w:bottom w:type="dxa" w:w="30"/>
+              <w:right w:type="dxa" w:w="60"/>
+            </w:tcMar>
+          </w:tcPr>
+          <w:p>
+            <w:pPr>
+              <w:spacing w:after="0" w:before="0" w:line="288"/>
+            </w:pPr>
+            <w:r>
+              <w:rPr>
+                <w:rFonts w:ascii="Microsoft YaHei" w:cs="Microsoft YaHei" w:eastAsia="Microsoft YaHei" w:hAnsi="Microsoft YaHei"/>
+                <w:b/>
+                <w:bCs/>
+                <w:color w:val="1B7A43"/>
+                <w:sz w:val="14"/>
+                <w:szCs w:val="14"/>
+              </w:rPr>
+              <w:t xml:space="preserve">确定</w:t>
+            </w:r>
+          </w:p>
+        </w:tc>
+        <w:tc>
+          <w:tcPr>
+            <w:tcW w:type="dxa" w:w="700"/>
+            <w:tcMar>
+              <w:top w:type="dxa" w:w="30"/>
+              <w:left w:type="dxa" w:w="60"/>
+              <w:bottom w:type="dxa" w:w="30"/>
+              <w:right w:type="dxa" w:w="60"/>
+            </w:tcMar>
+          </w:tcPr>
+          <w:p>
+            <w:pPr>
+              <w:spacing w:after="0" w:before="0" w:line="288"/>
+            </w:pPr>
+            <w:r>
+              <w:rPr>
+                <w:rFonts w:ascii="Microsoft YaHei" w:cs="Microsoft YaHei" w:eastAsia="Microsoft YaHei" w:hAnsi="Microsoft YaHei"/>
+                <w:b w:val="false"/>
+                <w:bCs w:val="false"/>
+                <w:color w:val="1A1A1A"/>
+                <w:sz w:val="14"/>
+                <w:szCs w:val="14"/>
+              </w:rPr>
+              <w:t xml:space="preserve">小鼠·胰</w:t>
+            </w:r>
+          </w:p>
+        </w:tc>
+        <w:tc>
+          <w:tcPr>
+            <w:tcW w:type="dxa" w:w="1500"/>
+            <w:tcMar>
+              <w:top w:type="dxa" w:w="30"/>
+              <w:left w:type="dxa" w:w="60"/>
+              <w:bottom w:type="dxa" w:w="30"/>
+              <w:right w:type="dxa" w:w="60"/>
+            </w:tcMar>
+          </w:tcPr>
+          <w:p>
+            <w:pPr>
+              <w:spacing w:after="0" w:before="0" w:line="288"/>
+            </w:pPr>
+            <w:r>
+              <w:rPr>
+                <w:rFonts w:ascii="Microsoft YaHei" w:cs="Microsoft YaHei" w:eastAsia="Microsoft YaHei" w:hAnsi="Microsoft YaHei"/>
+                <w:b w:val="false"/>
+                <w:bCs w:val="false"/>
+                <w:color w:val="1A1A1A"/>
+                <w:sz w:val="14"/>
+                <w:szCs w:val="14"/>
+              </w:rPr>
+              <w:t xml:space="preserve">胰岛 D(δ) 细胞</w:t>
+            </w:r>
+          </w:p>
+        </w:tc>
+        <w:tc>
+          <w:tcPr>
+            <w:tcW w:type="dxa" w:w="1200"/>
+            <w:tcMar>
+              <w:top w:type="dxa" w:w="30"/>
+              <w:left w:type="dxa" w:w="60"/>
+              <w:bottom w:type="dxa" w:w="30"/>
+              <w:right w:type="dxa" w:w="60"/>
+            </w:tcMar>
+          </w:tcPr>
+          <w:p>
+            <w:pPr>
+              <w:spacing w:after="0" w:before="0" w:line="288"/>
+            </w:pPr>
+            <w:r>
+              <w:rPr>
+                <w:rFonts w:ascii="Microsoft YaHei" w:cs="Microsoft YaHei" w:eastAsia="Microsoft YaHei" w:hAnsi="Microsoft YaHei"/>
+                <w:b w:val="false"/>
+                <w:bCs w:val="false"/>
+                <w:color w:val="1A1A1A"/>
+                <w:sz w:val="14"/>
+                <w:szCs w:val="14"/>
+              </w:rPr>
+              <w:t xml:space="preserve">小鼠胰岛图谱</w:t>
+            </w:r>
+          </w:p>
+        </w:tc>
+        <w:tc>
+          <w:tcPr>
+            <w:tcW w:type="dxa" w:w="500"/>
+            <w:tcMar>
+              <w:top w:type="dxa" w:w="30"/>
+              <w:left w:type="dxa" w:w="60"/>
+              <w:bottom w:type="dxa" w:w="30"/>
+              <w:right w:type="dxa" w:w="60"/>
+            </w:tcMar>
+          </w:tcPr>
+          <w:p>
+            <w:pPr>
+              <w:spacing w:after="0" w:before="0" w:line="288"/>
+            </w:pPr>
+            <w:r>
+              <w:rPr>
+                <w:rFonts w:ascii="Microsoft YaHei" w:cs="Microsoft YaHei" w:eastAsia="Microsoft YaHei" w:hAnsi="Microsoft YaHei"/>
+                <w:b w:val="false"/>
+                <w:bCs w:val="false"/>
+                <w:color w:val="1A1A1A"/>
+                <w:sz w:val="14"/>
+                <w:szCs w:val="14"/>
+              </w:rPr>
+              <w:t xml:space="preserve">单细胞</w:t>
+            </w:r>
+          </w:p>
+        </w:tc>
+        <w:tc>
+          <w:tcPr>
+            <w:tcW w:type="dxa" w:w="1380"/>
+            <w:tcMar>
+              <w:top w:type="dxa" w:w="30"/>
+              <w:left w:type="dxa" w:w="60"/>
+              <w:bottom w:type="dxa" w:w="30"/>
+              <w:right w:type="dxa" w:w="60"/>
+            </w:tcMar>
+          </w:tcPr>
+          <w:p>
+            <w:pPr>
+              <w:spacing w:after="0" w:before="0" w:line="288"/>
+            </w:pPr>
+            <w:r>
+              <w:rPr>
+                <w:rFonts w:ascii="Microsoft YaHei" w:cs="Microsoft YaHei" w:eastAsia="Microsoft YaHei" w:hAnsi="Microsoft YaHei"/>
+                <w:b w:val="false"/>
+                <w:bCs w:val="false"/>
+                <w:color w:val="1A1A1A"/>
+                <w:sz w:val="14"/>
+                <w:szCs w:val="14"/>
+              </w:rPr>
+              <w:t xml:space="preserve">11.3%（842/7468）</w:t>
+            </w:r>
+          </w:p>
+        </w:tc>
+        <w:tc>
+          <w:tcPr>
+            <w:tcW w:type="dxa" w:w="1400"/>
+            <w:tcMar>
+              <w:top w:type="dxa" w:w="30"/>
+              <w:left w:type="dxa" w:w="60"/>
+              <w:bottom w:type="dxa" w:w="30"/>
+              <w:right w:type="dxa" w:w="60"/>
+            </w:tcMar>
+          </w:tcPr>
+          <w:p>
+            <w:pPr>
+              <w:spacing w:after="0" w:before="0" w:line="288"/>
+            </w:pPr>
+            <w:r>
+              <w:rPr>
+                <w:rFonts w:ascii="Microsoft YaHei" w:cs="Microsoft YaHei" w:eastAsia="Microsoft YaHei" w:hAnsi="Microsoft YaHei"/>
+                <w:b w:val="false"/>
+                <w:bCs w:val="false"/>
+                <w:color w:val="1A1A1A"/>
+                <w:sz w:val="14"/>
+                <w:szCs w:val="14"/>
+              </w:rPr>
+              <w:t xml:space="preserve">0.08%（6/7468）</w:t>
+            </w:r>
+          </w:p>
+        </w:tc>
+        <w:tc>
+          <w:tcPr>
+            <w:tcW w:type="dxa" w:w="760"/>
+            <w:tcMar>
+              <w:top w:type="dxa" w:w="30"/>
+              <w:left w:type="dxa" w:w="60"/>
+              <w:bottom w:type="dxa" w:w="30"/>
+              <w:right w:type="dxa" w:w="60"/>
+            </w:tcMar>
+          </w:tcPr>
+          <w:p>
+            <w:pPr>
+              <w:spacing w:after="0" w:before="0" w:line="288"/>
+            </w:pPr>
+            <w:r>
+              <w:rPr>
+                <w:rFonts w:ascii="Microsoft YaHei" w:cs="Microsoft YaHei" w:eastAsia="Microsoft YaHei" w:hAnsi="Microsoft YaHei"/>
+                <w:b w:val="false"/>
+                <w:bCs w:val="false"/>
+                <w:color w:val="1A1A1A"/>
+                <w:sz w:val="14"/>
+                <w:szCs w:val="14"/>
+              </w:rPr>
+              <w:t xml:space="preserve">5/24</w:t>
+            </w:r>
+          </w:p>
+        </w:tc>
+        <w:tc>
+          <w:tcPr>
+            <w:tcW w:type="dxa" w:w="380"/>
+            <w:tcMar>
+              <w:top w:type="dxa" w:w="30"/>
+              <w:left w:type="dxa" w:w="60"/>
+              <w:bottom w:type="dxa" w:w="30"/>
+              <w:right w:type="dxa" w:w="60"/>
+            </w:tcMar>
+          </w:tcPr>
+          <w:p>
+            <w:pPr>
+              <w:spacing w:after="0" w:before="0" w:line="288"/>
+            </w:pPr>
+            <w:r>
+              <w:rPr>
+                <w:rFonts w:ascii="Microsoft YaHei" w:cs="Microsoft YaHei" w:eastAsia="Microsoft YaHei" w:hAnsi="Microsoft YaHei"/>
+                <w:b w:val="false"/>
+                <w:bCs w:val="false"/>
+                <w:color w:val="1A1A1A"/>
+                <w:sz w:val="14"/>
+                <w:szCs w:val="14"/>
+              </w:rPr>
+              <w:t xml:space="preserve">×2</w:t>
             </w:r>
           </w:p>
         </w:tc>
@@ -3188,7 +5580,7 @@
                 <w:sz w:val="14"/>
                 <w:szCs w:val="14"/>
               </w:rPr>
-              <w:t xml:space="preserve">人·脑</w:t>
+              <w:t xml:space="preserve">人·肺</w:t>
             </w:r>
           </w:p>
         </w:tc>
@@ -3215,7 +5607,7 @@
                 <w:sz w:val="14"/>
                 <w:szCs w:val="14"/>
               </w:rPr>
-              <w:t xml:space="preserve">L5 ET 投射神经元</w:t>
+              <w:t xml:space="preserve">AT1 肺泡上皮</w:t>
             </w:r>
           </w:p>
         </w:tc>
@@ -3242,7 +5634,7 @@
                 <w:sz w:val="14"/>
                 <w:szCs w:val="14"/>
               </w:rPr>
-              <w:t xml:space="preserve">HVS 皮层</w:t>
+              <w:t xml:space="preserve">CellRef</w:t>
             </w:r>
           </w:p>
         </w:tc>
@@ -3296,7 +5688,7 @@
                 <w:sz w:val="14"/>
                 <w:szCs w:val="14"/>
               </w:rPr>
-              <w:t xml:space="preserve">43.3%（87/201）</w:t>
+              <w:t xml:space="preserve">35.6%（1665/4682）</w:t>
             </w:r>
           </w:p>
         </w:tc>
@@ -3323,7 +5715,7 @@
                 <w:sz w:val="14"/>
                 <w:szCs w:val="14"/>
               </w:rPr>
-              <w:t xml:space="preserve">0.00%（0/201）</w:t>
+              <w:t xml:space="preserve">5.5%（257/4682）</w:t>
             </w:r>
           </w:p>
         </w:tc>
@@ -3350,7 +5742,7 @@
                 <w:sz w:val="14"/>
                 <w:szCs w:val="14"/>
               </w:rPr>
-              <w:t xml:space="preserve">0/7</w:t>
+              <w:t xml:space="preserve">15/15</w:t>
             </w:r>
           </w:p>
         </w:tc>
@@ -3404,7 +5796,7 @@
                 <w:sz w:val="14"/>
                 <w:szCs w:val="14"/>
               </w:rPr>
-              <w:t xml:space="preserve">inf</w:t>
+              <w:t xml:space="preserve">27.1</w:t>
             </w:r>
           </w:p>
         </w:tc>
@@ -3431,7 +5823,7 @@
                 <w:sz w:val="14"/>
                 <w:szCs w:val="14"/>
               </w:rPr>
-              <w:t xml:space="preserve">B 潜在可能</w:t>
+              <w:t xml:space="preserve">B 潜在（相对规则漏掉）</w:t>
             </w:r>
           </w:p>
         </w:tc>
@@ -3487,7 +5879,7 @@
                 <w:sz w:val="14"/>
                 <w:szCs w:val="14"/>
               </w:rPr>
-              <w:t xml:space="preserve">人·脑</w:t>
+              <w:t xml:space="preserve">人·肺</w:t>
             </w:r>
           </w:p>
         </w:tc>
@@ -3514,7 +5906,7 @@
                 <w:sz w:val="14"/>
                 <w:szCs w:val="14"/>
               </w:rPr>
-              <w:t xml:space="preserve">L5 ET 投射神经元</w:t>
+              <w:t xml:space="preserve">肥大细胞</w:t>
             </w:r>
           </w:p>
         </w:tc>
@@ -3541,7 +5933,7 @@
                 <w:sz w:val="14"/>
                 <w:szCs w:val="14"/>
               </w:rPr>
-              <w:t xml:space="preserve">SEA-AD DLPFC</w:t>
+              <w:t xml:space="preserve">HLCA</w:t>
             </w:r>
           </w:p>
         </w:tc>
@@ -3568,7 +5960,7 @@
                 <w:sz w:val="14"/>
                 <w:szCs w:val="14"/>
               </w:rPr>
-              <w:t xml:space="preserve">单核</w:t>
+              <w:t xml:space="preserve">单细胞</w:t>
             </w:r>
           </w:p>
         </w:tc>
@@ -3595,7 +5987,7 @@
                 <w:sz w:val="14"/>
                 <w:szCs w:val="14"/>
               </w:rPr>
-              <w:t xml:space="preserve">36.4%（890/2443）</w:t>
+              <w:t xml:space="preserve">34.9%（1851/5299）</w:t>
             </w:r>
           </w:p>
         </w:tc>
@@ -3622,7 +6014,7 @@
                 <w:sz w:val="14"/>
                 <w:szCs w:val="14"/>
               </w:rPr>
-              <w:t xml:space="preserve">0.20%（5/2443）</w:t>
+              <w:t xml:space="preserve">2.6%（138/5299）</w:t>
             </w:r>
           </w:p>
         </w:tc>
@@ -3649,7 +6041,7 @@
                 <w:sz w:val="14"/>
                 <w:szCs w:val="14"/>
               </w:rPr>
-              <w:t xml:space="preserve">5/42</w:t>
+              <w:t xml:space="preserve">21/44</w:t>
             </w:r>
           </w:p>
         </w:tc>
@@ -3676,7 +6068,7 @@
                 <w:sz w:val="14"/>
                 <w:szCs w:val="14"/>
               </w:rPr>
-              <w:t xml:space="preserve">×3</w:t>
+              <w:t xml:space="preserve">×2</w:t>
             </w:r>
           </w:p>
         </w:tc>
@@ -3703,7 +6095,7 @@
                 <w:sz w:val="14"/>
                 <w:szCs w:val="14"/>
               </w:rPr>
-              <w:t xml:space="preserve">inf</w:t>
+              <w:t xml:space="preserve">29.9</w:t>
             </w:r>
           </w:p>
         </w:tc>
@@ -3786,7 +6178,7 @@
                 <w:sz w:val="14"/>
                 <w:szCs w:val="14"/>
               </w:rPr>
-              <w:t xml:space="preserve">人·肺</w:t>
+              <w:t xml:space="preserve">人·脑</w:t>
             </w:r>
           </w:p>
         </w:tc>
@@ -3813,7 +6205,7 @@
                 <w:sz w:val="14"/>
                 <w:szCs w:val="14"/>
               </w:rPr>
-              <w:t xml:space="preserve">AT1 肺泡上皮</w:t>
+              <w:t xml:space="preserve">血管软脑膜细胞</w:t>
             </w:r>
           </w:p>
         </w:tc>
@@ -3840,7 +6232,7 @@
                 <w:sz w:val="14"/>
                 <w:szCs w:val="14"/>
               </w:rPr>
-              <w:t xml:space="preserve">CellRef</w:t>
+              <w:t xml:space="preserve">PsychAD</w:t>
             </w:r>
           </w:p>
         </w:tc>
@@ -3867,7 +6259,7 @@
                 <w:sz w:val="14"/>
                 <w:szCs w:val="14"/>
               </w:rPr>
-              <w:t xml:space="preserve">单细胞</w:t>
+              <w:t xml:space="preserve">单核</w:t>
             </w:r>
           </w:p>
         </w:tc>
@@ -3894,7 +6286,7 @@
                 <w:sz w:val="14"/>
                 <w:szCs w:val="14"/>
               </w:rPr>
-              <w:t xml:space="preserve">35.6%（1665/4682）</w:t>
+              <w:t xml:space="preserve">32.9%（1097/3330）</w:t>
             </w:r>
           </w:p>
         </w:tc>
@@ -3921,7 +6313,7 @@
                 <w:sz w:val="14"/>
                 <w:szCs w:val="14"/>
               </w:rPr>
-              <w:t xml:space="preserve">5.5%（257/4682）</w:t>
+              <w:t xml:space="preserve">0.75%（25/3330）</w:t>
             </w:r>
           </w:p>
         </w:tc>
@@ -3948,7 +6340,7 @@
                 <w:sz w:val="14"/>
                 <w:szCs w:val="14"/>
               </w:rPr>
-              <w:t xml:space="preserve">15/15</w:t>
+              <w:t xml:space="preserve">16/52</w:t>
             </w:r>
           </w:p>
         </w:tc>
@@ -3975,7 +6367,7 @@
                 <w:sz w:val="14"/>
                 <w:szCs w:val="14"/>
               </w:rPr>
-              <w:t xml:space="preserve">×3</w:t>
+              <w:t xml:space="preserve"/>
             </w:r>
           </w:p>
         </w:tc>
@@ -4002,7 +6394,7 @@
                 <w:sz w:val="14"/>
                 <w:szCs w:val="14"/>
               </w:rPr>
-              <w:t xml:space="preserve">27.1</w:t>
+              <w:t xml:space="preserve">—</w:t>
             </w:r>
           </w:p>
         </w:tc>
@@ -4029,7 +6421,7 @@
                 <w:sz w:val="14"/>
                 <w:szCs w:val="14"/>
               </w:rPr>
-              <w:t xml:space="preserve">B 潜在（相对规则漏掉）</w:t>
+              <w:t xml:space="preserve">E 仍无匹配参考</w:t>
             </w:r>
           </w:p>
         </w:tc>
@@ -4085,7 +6477,7 @@
                 <w:sz w:val="14"/>
                 <w:szCs w:val="14"/>
               </w:rPr>
-              <w:t xml:space="preserve">人·肺</w:t>
+              <w:t xml:space="preserve">人·胰</w:t>
             </w:r>
           </w:p>
         </w:tc>
@@ -4112,7 +6504,7 @@
                 <w:sz w:val="14"/>
                 <w:szCs w:val="14"/>
               </w:rPr>
-              <w:t xml:space="preserve">肥大细胞</w:t>
+              <w:t xml:space="preserve">胰腺腺泡细胞</w:t>
             </w:r>
           </w:p>
         </w:tc>
@@ -4139,7 +6531,7 @@
                 <w:sz w:val="14"/>
                 <w:szCs w:val="14"/>
               </w:rPr>
-              <w:t xml:space="preserve">HLCA</w:t>
+              <w:t xml:space="preserve">胰岛 48-donor</w:t>
             </w:r>
           </w:p>
         </w:tc>
@@ -4193,7 +6585,7 @@
                 <w:sz w:val="14"/>
                 <w:szCs w:val="14"/>
               </w:rPr>
-              <w:t xml:space="preserve">34.9%（1851/5299）</w:t>
+              <w:t xml:space="preserve">30.3%（1301/4288）</w:t>
             </w:r>
           </w:p>
         </w:tc>
@@ -4220,7 +6612,7 @@
                 <w:sz w:val="14"/>
                 <w:szCs w:val="14"/>
               </w:rPr>
-              <w:t xml:space="preserve">2.6%（138/5299）</w:t>
+              <w:t xml:space="preserve">3.5%（148/4288）</w:t>
             </w:r>
           </w:p>
         </w:tc>
@@ -4247,7 +6639,7 @@
                 <w:sz w:val="14"/>
                 <w:szCs w:val="14"/>
               </w:rPr>
-              <w:t xml:space="preserve">21/44</w:t>
+              <w:t xml:space="preserve">14/17</w:t>
             </w:r>
           </w:p>
         </w:tc>
@@ -4301,7 +6693,7 @@
                 <w:sz w:val="14"/>
                 <w:szCs w:val="14"/>
               </w:rPr>
-              <w:t xml:space="preserve">29.9</w:t>
+              <w:t xml:space="preserve">43.2</w:t>
             </w:r>
           </w:p>
         </w:tc>
@@ -4328,7 +6720,7 @@
                 <w:sz w:val="14"/>
                 <w:szCs w:val="14"/>
               </w:rPr>
-              <w:t xml:space="preserve">B 潜在可能</w:t>
+              <w:t xml:space="preserve">B 潜在（相对规则漏掉）</w:t>
             </w:r>
           </w:p>
         </w:tc>
@@ -4384,7 +6776,7 @@
                 <w:sz w:val="14"/>
                 <w:szCs w:val="14"/>
               </w:rPr>
-              <w:t xml:space="preserve">人·脑</w:t>
+              <w:t xml:space="preserve">人·肺</w:t>
             </w:r>
           </w:p>
         </w:tc>
@@ -4411,7 +6803,7 @@
                 <w:sz w:val="14"/>
                 <w:szCs w:val="14"/>
               </w:rPr>
-              <w:t xml:space="preserve">血管软脑膜细胞</w:t>
+              <w:t xml:space="preserve">AT1 肺泡上皮</w:t>
             </w:r>
           </w:p>
         </w:tc>
@@ -4438,7 +6830,7 @@
                 <w:sz w:val="14"/>
                 <w:szCs w:val="14"/>
               </w:rPr>
-              <w:t xml:space="preserve">PsychAD</w:t>
+              <w:t xml:space="preserve">HLCA</w:t>
             </w:r>
           </w:p>
         </w:tc>
@@ -4465,7 +6857,7 @@
                 <w:sz w:val="14"/>
                 <w:szCs w:val="14"/>
               </w:rPr>
-              <w:t xml:space="preserve">单核</w:t>
+              <w:t xml:space="preserve">单细胞</w:t>
             </w:r>
           </w:p>
         </w:tc>
@@ -4492,7 +6884,7 @@
                 <w:sz w:val="14"/>
                 <w:szCs w:val="14"/>
               </w:rPr>
-              <w:t xml:space="preserve">32.9%（1097/3330）</w:t>
+              <w:t xml:space="preserve">28.2%（2473/8756）</w:t>
             </w:r>
           </w:p>
         </w:tc>
@@ -4519,7 +6911,7 @@
                 <w:sz w:val="14"/>
                 <w:szCs w:val="14"/>
               </w:rPr>
-              <w:t xml:space="preserve">0.75%（25/3330）</w:t>
+              <w:t xml:space="preserve">4.2%（372/8756）</w:t>
             </w:r>
           </w:p>
         </w:tc>
@@ -4546,7 +6938,7 @@
                 <w:sz w:val="14"/>
                 <w:szCs w:val="14"/>
               </w:rPr>
-              <w:t xml:space="preserve">16/52</w:t>
+              <w:t xml:space="preserve">46/56</w:t>
             </w:r>
           </w:p>
         </w:tc>
@@ -4573,7 +6965,7 @@
                 <w:sz w:val="14"/>
                 <w:szCs w:val="14"/>
               </w:rPr>
-              <w:t xml:space="preserve"/>
+              <w:t xml:space="preserve">×3</w:t>
             </w:r>
           </w:p>
         </w:tc>
@@ -4600,7 +6992,7 @@
                 <w:sz w:val="14"/>
                 <w:szCs w:val="14"/>
               </w:rPr>
-              <w:t xml:space="preserve">—</w:t>
+              <w:t xml:space="preserve">27.1</w:t>
             </w:r>
           </w:p>
         </w:tc>
@@ -4627,7 +7019,7 @@
                 <w:sz w:val="14"/>
                 <w:szCs w:val="14"/>
               </w:rPr>
-              <w:t xml:space="preserve">E 仍无匹配参考</w:t>
+              <w:t xml:space="preserve">B 潜在（相对规则漏掉）</w:t>
             </w:r>
           </w:p>
         </w:tc>
@@ -4683,7 +7075,7 @@
                 <w:sz w:val="14"/>
                 <w:szCs w:val="14"/>
               </w:rPr>
-              <w:t xml:space="preserve">人·脑</w:t>
+              <w:t xml:space="preserve">人·肝</w:t>
             </w:r>
           </w:p>
         </w:tc>
@@ -4710,7 +7102,7 @@
                 <w:sz w:val="14"/>
                 <w:szCs w:val="14"/>
               </w:rPr>
-              <w:t xml:space="preserve">L5 ET 投射神经元</w:t>
+              <w:t xml:space="preserve">巨核-红系祖细胞</w:t>
             </w:r>
           </w:p>
         </w:tc>
@@ -4737,7 +7129,7 @@
                 <w:sz w:val="14"/>
                 <w:szCs w:val="14"/>
               </w:rPr>
-              <w:t xml:space="preserve">SEA-AD MTG</w:t>
+              <w:t xml:space="preserve">肝 full</w:t>
             </w:r>
           </w:p>
         </w:tc>
@@ -4764,7 +7156,7 @@
                 <w:sz w:val="14"/>
                 <w:szCs w:val="14"/>
               </w:rPr>
-              <w:t xml:space="preserve">单核</w:t>
+              <w:t xml:space="preserve">单细胞</w:t>
             </w:r>
           </w:p>
         </w:tc>
@@ -4791,7 +7183,7 @@
                 <w:sz w:val="14"/>
                 <w:szCs w:val="14"/>
               </w:rPr>
-              <w:t xml:space="preserve">31.8%（432/1358）</w:t>
+              <w:t xml:space="preserve">23.6%（718/3049）</w:t>
             </w:r>
           </w:p>
         </w:tc>
@@ -4818,7 +7210,7 @@
                 <w:sz w:val="14"/>
                 <w:szCs w:val="14"/>
               </w:rPr>
-              <w:t xml:space="preserve">0.22%（3/1358）</w:t>
+              <w:t xml:space="preserve">3.7%（113/3049）</w:t>
             </w:r>
           </w:p>
         </w:tc>
@@ -4845,7 +7237,7 @@
                 <w:sz w:val="14"/>
                 <w:szCs w:val="14"/>
               </w:rPr>
-              <w:t xml:space="preserve">3/33</w:t>
+              <w:t xml:space="preserve">13/13</w:t>
             </w:r>
           </w:p>
         </w:tc>
@@ -4872,7 +7264,7 @@
                 <w:sz w:val="14"/>
                 <w:szCs w:val="14"/>
               </w:rPr>
-              <w:t xml:space="preserve">×3</w:t>
+              <w:t xml:space="preserve"/>
             </w:r>
           </w:p>
         </w:tc>
@@ -4899,7 +7291,7 @@
                 <w:sz w:val="14"/>
                 <w:szCs w:val="14"/>
               </w:rPr>
-              <w:t xml:space="preserve">inf</w:t>
+              <w:t xml:space="preserve">—</w:t>
             </w:r>
           </w:p>
         </w:tc>
@@ -4926,7 +7318,7 @@
                 <w:sz w:val="14"/>
                 <w:szCs w:val="14"/>
               </w:rPr>
-              <w:t xml:space="preserve">B 潜在可能</w:t>
+              <w:t xml:space="preserve">E 仍无匹配参考</w:t>
             </w:r>
           </w:p>
         </w:tc>
@@ -4982,7 +7374,7 @@
                 <w:sz w:val="14"/>
                 <w:szCs w:val="14"/>
               </w:rPr>
-              <w:t xml:space="preserve">人·胰</w:t>
+              <w:t xml:space="preserve">人·肺</w:t>
             </w:r>
           </w:p>
         </w:tc>
@@ -5009,7 +7401,7 @@
                 <w:sz w:val="14"/>
                 <w:szCs w:val="14"/>
               </w:rPr>
-              <w:t xml:space="preserve">胰腺腺泡细胞</w:t>
+              <w:t xml:space="preserve">肺泡外膜成纤维</w:t>
             </w:r>
           </w:p>
         </w:tc>
@@ -5036,7 +7428,7 @@
                 <w:sz w:val="14"/>
                 <w:szCs w:val="14"/>
               </w:rPr>
-              <w:t xml:space="preserve">胰岛 48-donor</w:t>
+              <w:t xml:space="preserve">CellRef</w:t>
             </w:r>
           </w:p>
         </w:tc>
@@ -5090,7 +7482,7 @@
                 <w:sz w:val="14"/>
                 <w:szCs w:val="14"/>
               </w:rPr>
-              <w:t xml:space="preserve">30.3%（1301/4288）</w:t>
+              <w:t xml:space="preserve">16.1%（159/987）</w:t>
             </w:r>
           </w:p>
         </w:tc>
@@ -5117,7 +7509,7 @@
                 <w:sz w:val="14"/>
                 <w:szCs w:val="14"/>
               </w:rPr>
-              <w:t xml:space="preserve">3.5%（148/4288）</w:t>
+              <w:t xml:space="preserve">5.2%（51/987）</w:t>
             </w:r>
           </w:p>
         </w:tc>
@@ -5144,7 +7536,7 @@
                 <w:sz w:val="14"/>
                 <w:szCs w:val="14"/>
               </w:rPr>
-              <w:t xml:space="preserve">14/17</w:t>
+              <w:t xml:space="preserve">13/14</w:t>
             </w:r>
           </w:p>
         </w:tc>
@@ -5171,7 +7563,7 @@
                 <w:sz w:val="14"/>
                 <w:szCs w:val="14"/>
               </w:rPr>
-              <w:t xml:space="preserve">×2</w:t>
+              <w:t xml:space="preserve"/>
             </w:r>
           </w:p>
         </w:tc>
@@ -5198,7 +7590,7 @@
                 <w:sz w:val="14"/>
                 <w:szCs w:val="14"/>
               </w:rPr>
-              <w:t xml:space="preserve">43.2</w:t>
+              <w:t xml:space="preserve">—</w:t>
             </w:r>
           </w:p>
         </w:tc>
@@ -5225,7 +7617,7 @@
                 <w:sz w:val="14"/>
                 <w:szCs w:val="14"/>
               </w:rPr>
-              <w:t xml:space="preserve">B 潜在（相对规则漏掉）</w:t>
+              <w:t xml:space="preserve">E 仍无匹配参考</w:t>
             </w:r>
           </w:p>
         </w:tc>
@@ -5281,7 +7673,7 @@
                 <w:sz w:val="14"/>
                 <w:szCs w:val="14"/>
               </w:rPr>
-              <w:t xml:space="preserve">人·肺</w:t>
+              <w:t xml:space="preserve">小鼠·胰</w:t>
             </w:r>
           </w:p>
         </w:tc>
@@ -5308,7 +7700,7 @@
                 <w:sz w:val="14"/>
                 <w:szCs w:val="14"/>
               </w:rPr>
-              <w:t xml:space="preserve">AT1 肺泡上皮</w:t>
+              <w:t xml:space="preserve">胰导管细胞</w:t>
             </w:r>
           </w:p>
         </w:tc>
@@ -5335,7 +7727,7 @@
                 <w:sz w:val="14"/>
                 <w:szCs w:val="14"/>
               </w:rPr>
-              <w:t xml:space="preserve">HLCA</w:t>
+              <w:t xml:space="preserve">小鼠胰岛图谱</w:t>
             </w:r>
           </w:p>
         </w:tc>
@@ -5389,7 +7781,7 @@
                 <w:sz w:val="14"/>
                 <w:szCs w:val="14"/>
               </w:rPr>
-              <w:t xml:space="preserve">28.2%（2473/8756）</w:t>
+              <w:t xml:space="preserve">13.2%（256/1947）</w:t>
             </w:r>
           </w:p>
         </w:tc>
@@ -5416,7 +7808,7 @@
                 <w:sz w:val="14"/>
                 <w:szCs w:val="14"/>
               </w:rPr>
-              <w:t xml:space="preserve">4.2%（372/8756）</w:t>
+              <w:t xml:space="preserve">0.10%（2/1947）</w:t>
             </w:r>
           </w:p>
         </w:tc>
@@ -5443,7 +7835,7 @@
                 <w:sz w:val="14"/>
                 <w:szCs w:val="14"/>
               </w:rPr>
-              <w:t xml:space="preserve">46/56</w:t>
+              <w:t xml:space="preserve">2/9</w:t>
             </w:r>
           </w:p>
         </w:tc>
@@ -5470,7 +7862,7 @@
                 <w:sz w:val="14"/>
                 <w:szCs w:val="14"/>
               </w:rPr>
-              <w:t xml:space="preserve">×3</w:t>
+              <w:t xml:space="preserve"/>
             </w:r>
           </w:p>
         </w:tc>
@@ -5497,7 +7889,7 @@
                 <w:sz w:val="14"/>
                 <w:szCs w:val="14"/>
               </w:rPr>
-              <w:t xml:space="preserve">27.1</w:t>
+              <w:t xml:space="preserve">127.0</w:t>
             </w:r>
           </w:p>
         </w:tc>
@@ -5524,7 +7916,7 @@
                 <w:sz w:val="14"/>
                 <w:szCs w:val="14"/>
               </w:rPr>
-              <w:t xml:space="preserve">B 潜在（相对规则漏掉）</w:t>
+              <w:t xml:space="preserve">B 潜在可能</w:t>
             </w:r>
           </w:p>
         </w:tc>
@@ -5580,7 +7972,7 @@
                 <w:sz w:val="14"/>
                 <w:szCs w:val="14"/>
               </w:rPr>
-              <w:t xml:space="preserve">人·脑</w:t>
+              <w:t xml:space="preserve">小鼠·脑</w:t>
             </w:r>
           </w:p>
         </w:tc>
@@ -5607,7 +7999,7 @@
                 <w:sz w:val="14"/>
                 <w:szCs w:val="14"/>
               </w:rPr>
-              <w:t xml:space="preserve">PV 中间神经元</w:t>
+              <w:t xml:space="preserve">Cajal-Retzius 神经元</w:t>
             </w:r>
           </w:p>
         </w:tc>
@@ -5634,7 +8026,7 @@
                 <w:sz w:val="14"/>
                 <w:szCs w:val="14"/>
               </w:rPr>
-              <w:t xml:space="preserve">HVS 皮层</w:t>
+              <w:t xml:space="preserve">Yao 皮层+海马</w:t>
             </w:r>
           </w:p>
         </w:tc>
@@ -5688,7 +8080,7 @@
                 <w:sz w:val="14"/>
                 <w:szCs w:val="14"/>
               </w:rPr>
-              <w:t xml:space="preserve">26.8%（5286/19711）</w:t>
+              <w:t xml:space="preserve">12.5%（17/136）</w:t>
             </w:r>
           </w:p>
         </w:tc>
@@ -5715,7 +8107,7 @@
                 <w:sz w:val="14"/>
                 <w:szCs w:val="14"/>
               </w:rPr>
-              <w:t xml:space="preserve">0.12%（24/19711）</w:t>
+              <w:t xml:space="preserve">0.00%（0/136）</w:t>
             </w:r>
           </w:p>
         </w:tc>
@@ -5742,7 +8134,7 @@
                 <w:sz w:val="14"/>
                 <w:szCs w:val="14"/>
               </w:rPr>
-              <w:t xml:space="preserve">20/78</w:t>
+              <w:t xml:space="preserve">0/4</w:t>
             </w:r>
           </w:p>
         </w:tc>
@@ -5769,7 +8161,7 @@
                 <w:sz w:val="14"/>
                 <w:szCs w:val="14"/>
               </w:rPr>
-              <w:t xml:space="preserve">×2</w:t>
+              <w:t xml:space="preserve"/>
             </w:r>
           </w:p>
         </w:tc>
@@ -5796,7 +8188,7 @@
                 <w:sz w:val="14"/>
                 <w:szCs w:val="14"/>
               </w:rPr>
-              <w:t xml:space="preserve">inf</w:t>
+              <w:t xml:space="preserve">—</w:t>
             </w:r>
           </w:p>
         </w:tc>
@@ -5823,7 +8215,7 @@
                 <w:sz w:val="14"/>
                 <w:szCs w:val="14"/>
               </w:rPr>
-              <w:t xml:space="preserve">B 潜在可能</w:t>
+              <w:t xml:space="preserve">E 仍无匹配参考</w:t>
             </w:r>
           </w:p>
         </w:tc>
@@ -5879,2697 +8271,6 @@
                 <w:sz w:val="14"/>
                 <w:szCs w:val="14"/>
               </w:rPr>
-              <w:t xml:space="preserve">人·脑</w:t>
-            </w:r>
-          </w:p>
-        </w:tc>
-        <w:tc>
-          <w:tcPr>
-            <w:tcW w:type="dxa" w:w="1500"/>
-            <w:tcMar>
-              <w:top w:type="dxa" w:w="30"/>
-              <w:left w:type="dxa" w:w="60"/>
-              <w:bottom w:type="dxa" w:w="30"/>
-              <w:right w:type="dxa" w:w="60"/>
-            </w:tcMar>
-          </w:tcPr>
-          <w:p>
-            <w:pPr>
-              <w:spacing w:after="0" w:before="0" w:line="288"/>
-            </w:pPr>
-            <w:r>
-              <w:rPr>
-                <w:rFonts w:ascii="Microsoft YaHei" w:cs="Microsoft YaHei" w:eastAsia="Microsoft YaHei" w:hAnsi="Microsoft YaHei"/>
-                <w:b w:val="false"/>
-                <w:bCs w:val="false"/>
-                <w:color w:val="1A1A1A"/>
-                <w:sz w:val="14"/>
-                <w:szCs w:val="14"/>
-              </w:rPr>
-              <w:t xml:space="preserve">PV 中间神经元</w:t>
-            </w:r>
-          </w:p>
-        </w:tc>
-        <w:tc>
-          <w:tcPr>
-            <w:tcW w:type="dxa" w:w="1200"/>
-            <w:tcMar>
-              <w:top w:type="dxa" w:w="30"/>
-              <w:left w:type="dxa" w:w="60"/>
-              <w:bottom w:type="dxa" w:w="30"/>
-              <w:right w:type="dxa" w:w="60"/>
-            </w:tcMar>
-          </w:tcPr>
-          <w:p>
-            <w:pPr>
-              <w:spacing w:after="0" w:before="0" w:line="288"/>
-            </w:pPr>
-            <w:r>
-              <w:rPr>
-                <w:rFonts w:ascii="Microsoft YaHei" w:cs="Microsoft YaHei" w:eastAsia="Microsoft YaHei" w:hAnsi="Microsoft YaHei"/>
-                <w:b w:val="false"/>
-                <w:bCs w:val="false"/>
-                <w:color w:val="1A1A1A"/>
-                <w:sz w:val="14"/>
-                <w:szCs w:val="14"/>
-              </w:rPr>
-              <w:t xml:space="preserve">PsychAD</w:t>
-            </w:r>
-          </w:p>
-        </w:tc>
-        <w:tc>
-          <w:tcPr>
-            <w:tcW w:type="dxa" w:w="500"/>
-            <w:tcMar>
-              <w:top w:type="dxa" w:w="30"/>
-              <w:left w:type="dxa" w:w="60"/>
-              <w:bottom w:type="dxa" w:w="30"/>
-              <w:right w:type="dxa" w:w="60"/>
-            </w:tcMar>
-          </w:tcPr>
-          <w:p>
-            <w:pPr>
-              <w:spacing w:after="0" w:before="0" w:line="288"/>
-            </w:pPr>
-            <w:r>
-              <w:rPr>
-                <w:rFonts w:ascii="Microsoft YaHei" w:cs="Microsoft YaHei" w:eastAsia="Microsoft YaHei" w:hAnsi="Microsoft YaHei"/>
-                <w:b w:val="false"/>
-                <w:bCs w:val="false"/>
-                <w:color w:val="1A1A1A"/>
-                <w:sz w:val="14"/>
-                <w:szCs w:val="14"/>
-              </w:rPr>
-              <w:t xml:space="preserve">单核</w:t>
-            </w:r>
-          </w:p>
-        </w:tc>
-        <w:tc>
-          <w:tcPr>
-            <w:tcW w:type="dxa" w:w="1380"/>
-            <w:tcMar>
-              <w:top w:type="dxa" w:w="30"/>
-              <w:left w:type="dxa" w:w="60"/>
-              <w:bottom w:type="dxa" w:w="30"/>
-              <w:right w:type="dxa" w:w="60"/>
-            </w:tcMar>
-          </w:tcPr>
-          <w:p>
-            <w:pPr>
-              <w:spacing w:after="0" w:before="0" w:line="288"/>
-            </w:pPr>
-            <w:r>
-              <w:rPr>
-                <w:rFonts w:ascii="Microsoft YaHei" w:cs="Microsoft YaHei" w:eastAsia="Microsoft YaHei" w:hAnsi="Microsoft YaHei"/>
-                <w:b w:val="false"/>
-                <w:bCs w:val="false"/>
-                <w:color w:val="1A1A1A"/>
-                <w:sz w:val="14"/>
-                <w:szCs w:val="14"/>
-              </w:rPr>
-              <w:t xml:space="preserve">24.9%（9484/38028）</w:t>
-            </w:r>
-          </w:p>
-        </w:tc>
-        <w:tc>
-          <w:tcPr>
-            <w:tcW w:type="dxa" w:w="1400"/>
-            <w:tcMar>
-              <w:top w:type="dxa" w:w="30"/>
-              <w:left w:type="dxa" w:w="60"/>
-              <w:bottom w:type="dxa" w:w="30"/>
-              <w:right w:type="dxa" w:w="60"/>
-            </w:tcMar>
-          </w:tcPr>
-          <w:p>
-            <w:pPr>
-              <w:spacing w:after="0" w:before="0" w:line="288"/>
-            </w:pPr>
-            <w:r>
-              <w:rPr>
-                <w:rFonts w:ascii="Microsoft YaHei" w:cs="Microsoft YaHei" w:eastAsia="Microsoft YaHei" w:hAnsi="Microsoft YaHei"/>
-                <w:b w:val="false"/>
-                <w:bCs w:val="false"/>
-                <w:color w:val="1A1A1A"/>
-                <w:sz w:val="14"/>
-                <w:szCs w:val="14"/>
-              </w:rPr>
-              <w:t xml:space="preserve">0.14%（52/38028）</w:t>
-            </w:r>
-          </w:p>
-        </w:tc>
-        <w:tc>
-          <w:tcPr>
-            <w:tcW w:type="dxa" w:w="760"/>
-            <w:tcMar>
-              <w:top w:type="dxa" w:w="30"/>
-              <w:left w:type="dxa" w:w="60"/>
-              <w:bottom w:type="dxa" w:w="30"/>
-              <w:right w:type="dxa" w:w="60"/>
-            </w:tcMar>
-          </w:tcPr>
-          <w:p>
-            <w:pPr>
-              <w:spacing w:after="0" w:before="0" w:line="288"/>
-            </w:pPr>
-            <w:r>
-              <w:rPr>
-                <w:rFonts w:ascii="Microsoft YaHei" w:cs="Microsoft YaHei" w:eastAsia="Microsoft YaHei" w:hAnsi="Microsoft YaHei"/>
-                <w:b w:val="false"/>
-                <w:bCs w:val="false"/>
-                <w:color w:val="1A1A1A"/>
-                <w:sz w:val="14"/>
-                <w:szCs w:val="14"/>
-              </w:rPr>
-              <w:t xml:space="preserve">45/234</w:t>
-            </w:r>
-          </w:p>
-        </w:tc>
-        <w:tc>
-          <w:tcPr>
-            <w:tcW w:type="dxa" w:w="380"/>
-            <w:tcMar>
-              <w:top w:type="dxa" w:w="30"/>
-              <w:left w:type="dxa" w:w="60"/>
-              <w:bottom w:type="dxa" w:w="30"/>
-              <w:right w:type="dxa" w:w="60"/>
-            </w:tcMar>
-          </w:tcPr>
-          <w:p>
-            <w:pPr>
-              <w:spacing w:after="0" w:before="0" w:line="288"/>
-            </w:pPr>
-            <w:r>
-              <w:rPr>
-                <w:rFonts w:ascii="Microsoft YaHei" w:cs="Microsoft YaHei" w:eastAsia="Microsoft YaHei" w:hAnsi="Microsoft YaHei"/>
-                <w:b w:val="false"/>
-                <w:bCs w:val="false"/>
-                <w:color w:val="1A1A1A"/>
-                <w:sz w:val="14"/>
-                <w:szCs w:val="14"/>
-              </w:rPr>
-              <w:t xml:space="preserve">×2</w:t>
-            </w:r>
-          </w:p>
-        </w:tc>
-        <w:tc>
-          <w:tcPr>
-            <w:tcW w:type="dxa" w:w="620"/>
-            <w:tcMar>
-              <w:top w:type="dxa" w:w="30"/>
-              <w:left w:type="dxa" w:w="60"/>
-              <w:bottom w:type="dxa" w:w="30"/>
-              <w:right w:type="dxa" w:w="60"/>
-            </w:tcMar>
-          </w:tcPr>
-          <w:p>
-            <w:pPr>
-              <w:spacing w:after="0" w:before="0" w:line="288"/>
-            </w:pPr>
-            <w:r>
-              <w:rPr>
-                <w:rFonts w:ascii="Microsoft YaHei" w:cs="Microsoft YaHei" w:eastAsia="Microsoft YaHei" w:hAnsi="Microsoft YaHei"/>
-                <w:b w:val="false"/>
-                <w:bCs w:val="false"/>
-                <w:color w:val="1A1A1A"/>
-                <w:sz w:val="14"/>
-                <w:szCs w:val="14"/>
-              </w:rPr>
-              <w:t xml:space="preserve">inf</w:t>
-            </w:r>
-          </w:p>
-        </w:tc>
-        <w:tc>
-          <w:tcPr>
-            <w:tcW w:type="dxa" w:w="1380"/>
-            <w:tcMar>
-              <w:top w:type="dxa" w:w="30"/>
-              <w:left w:type="dxa" w:w="60"/>
-              <w:bottom w:type="dxa" w:w="30"/>
-              <w:right w:type="dxa" w:w="60"/>
-            </w:tcMar>
-          </w:tcPr>
-          <w:p>
-            <w:pPr>
-              <w:spacing w:after="0" w:before="0" w:line="288"/>
-            </w:pPr>
-            <w:r>
-              <w:rPr>
-                <w:rFonts w:ascii="Microsoft YaHei" w:cs="Microsoft YaHei" w:eastAsia="Microsoft YaHei" w:hAnsi="Microsoft YaHei"/>
-                <w:b w:val="false"/>
-                <w:bCs w:val="false"/>
-                <w:color w:val="1A1A1A"/>
-                <w:sz w:val="14"/>
-                <w:szCs w:val="14"/>
-              </w:rPr>
-              <w:t xml:space="preserve">B 潜在可能</w:t>
-            </w:r>
-          </w:p>
-        </w:tc>
-      </w:tr>
-      <w:tr>
-        <w:tc>
-          <w:tcPr>
-            <w:tcW w:type="dxa" w:w="620"/>
-            <w:tcMar>
-              <w:top w:type="dxa" w:w="30"/>
-              <w:left w:type="dxa" w:w="60"/>
-              <w:bottom w:type="dxa" w:w="30"/>
-              <w:right w:type="dxa" w:w="60"/>
-            </w:tcMar>
-          </w:tcPr>
-          <w:p>
-            <w:pPr>
-              <w:spacing w:after="0" w:before="0" w:line="288"/>
-            </w:pPr>
-            <w:r>
-              <w:rPr>
-                <w:rFonts w:ascii="Microsoft YaHei" w:cs="Microsoft YaHei" w:eastAsia="Microsoft YaHei" w:hAnsi="Microsoft YaHei"/>
-                <w:b/>
-                <w:bCs/>
-                <w:color w:val="1F5FA8"/>
-                <w:sz w:val="14"/>
-                <w:szCs w:val="14"/>
-              </w:rPr>
-              <w:t xml:space="preserve">可能</w:t>
-            </w:r>
-          </w:p>
-        </w:tc>
-        <w:tc>
-          <w:tcPr>
-            <w:tcW w:type="dxa" w:w="700"/>
-            <w:tcMar>
-              <w:top w:type="dxa" w:w="30"/>
-              <w:left w:type="dxa" w:w="60"/>
-              <w:bottom w:type="dxa" w:w="30"/>
-              <w:right w:type="dxa" w:w="60"/>
-            </w:tcMar>
-          </w:tcPr>
-          <w:p>
-            <w:pPr>
-              <w:spacing w:after="0" w:before="0" w:line="288"/>
-            </w:pPr>
-            <w:r>
-              <w:rPr>
-                <w:rFonts w:ascii="Microsoft YaHei" w:cs="Microsoft YaHei" w:eastAsia="Microsoft YaHei" w:hAnsi="Microsoft YaHei"/>
-                <w:b w:val="false"/>
-                <w:bCs w:val="false"/>
-                <w:color w:val="1A1A1A"/>
-                <w:sz w:val="14"/>
-                <w:szCs w:val="14"/>
-              </w:rPr>
-              <w:t xml:space="preserve">人·肝</w:t>
-            </w:r>
-          </w:p>
-        </w:tc>
-        <w:tc>
-          <w:tcPr>
-            <w:tcW w:type="dxa" w:w="1500"/>
-            <w:tcMar>
-              <w:top w:type="dxa" w:w="30"/>
-              <w:left w:type="dxa" w:w="60"/>
-              <w:bottom w:type="dxa" w:w="30"/>
-              <w:right w:type="dxa" w:w="60"/>
-            </w:tcMar>
-          </w:tcPr>
-          <w:p>
-            <w:pPr>
-              <w:spacing w:after="0" w:before="0" w:line="288"/>
-            </w:pPr>
-            <w:r>
-              <w:rPr>
-                <w:rFonts w:ascii="Microsoft YaHei" w:cs="Microsoft YaHei" w:eastAsia="Microsoft YaHei" w:hAnsi="Microsoft YaHei"/>
-                <w:b w:val="false"/>
-                <w:bCs w:val="false"/>
-                <w:color w:val="1A1A1A"/>
-                <w:sz w:val="14"/>
-                <w:szCs w:val="14"/>
-              </w:rPr>
-              <w:t xml:space="preserve">巨核-红系祖细胞</w:t>
-            </w:r>
-          </w:p>
-        </w:tc>
-        <w:tc>
-          <w:tcPr>
-            <w:tcW w:type="dxa" w:w="1200"/>
-            <w:tcMar>
-              <w:top w:type="dxa" w:w="30"/>
-              <w:left w:type="dxa" w:w="60"/>
-              <w:bottom w:type="dxa" w:w="30"/>
-              <w:right w:type="dxa" w:w="60"/>
-            </w:tcMar>
-          </w:tcPr>
-          <w:p>
-            <w:pPr>
-              <w:spacing w:after="0" w:before="0" w:line="288"/>
-            </w:pPr>
-            <w:r>
-              <w:rPr>
-                <w:rFonts w:ascii="Microsoft YaHei" w:cs="Microsoft YaHei" w:eastAsia="Microsoft YaHei" w:hAnsi="Microsoft YaHei"/>
-                <w:b w:val="false"/>
-                <w:bCs w:val="false"/>
-                <w:color w:val="1A1A1A"/>
-                <w:sz w:val="14"/>
-                <w:szCs w:val="14"/>
-              </w:rPr>
-              <w:t xml:space="preserve">肝 full</w:t>
-            </w:r>
-          </w:p>
-        </w:tc>
-        <w:tc>
-          <w:tcPr>
-            <w:tcW w:type="dxa" w:w="500"/>
-            <w:tcMar>
-              <w:top w:type="dxa" w:w="30"/>
-              <w:left w:type="dxa" w:w="60"/>
-              <w:bottom w:type="dxa" w:w="30"/>
-              <w:right w:type="dxa" w:w="60"/>
-            </w:tcMar>
-          </w:tcPr>
-          <w:p>
-            <w:pPr>
-              <w:spacing w:after="0" w:before="0" w:line="288"/>
-            </w:pPr>
-            <w:r>
-              <w:rPr>
-                <w:rFonts w:ascii="Microsoft YaHei" w:cs="Microsoft YaHei" w:eastAsia="Microsoft YaHei" w:hAnsi="Microsoft YaHei"/>
-                <w:b w:val="false"/>
-                <w:bCs w:val="false"/>
-                <w:color w:val="1A1A1A"/>
-                <w:sz w:val="14"/>
-                <w:szCs w:val="14"/>
-              </w:rPr>
-              <w:t xml:space="preserve">单细胞</w:t>
-            </w:r>
-          </w:p>
-        </w:tc>
-        <w:tc>
-          <w:tcPr>
-            <w:tcW w:type="dxa" w:w="1380"/>
-            <w:tcMar>
-              <w:top w:type="dxa" w:w="30"/>
-              <w:left w:type="dxa" w:w="60"/>
-              <w:bottom w:type="dxa" w:w="30"/>
-              <w:right w:type="dxa" w:w="60"/>
-            </w:tcMar>
-          </w:tcPr>
-          <w:p>
-            <w:pPr>
-              <w:spacing w:after="0" w:before="0" w:line="288"/>
-            </w:pPr>
-            <w:r>
-              <w:rPr>
-                <w:rFonts w:ascii="Microsoft YaHei" w:cs="Microsoft YaHei" w:eastAsia="Microsoft YaHei" w:hAnsi="Microsoft YaHei"/>
-                <w:b w:val="false"/>
-                <w:bCs w:val="false"/>
-                <w:color w:val="1A1A1A"/>
-                <w:sz w:val="14"/>
-                <w:szCs w:val="14"/>
-              </w:rPr>
-              <w:t xml:space="preserve">23.6%（718/3049）</w:t>
-            </w:r>
-          </w:p>
-        </w:tc>
-        <w:tc>
-          <w:tcPr>
-            <w:tcW w:type="dxa" w:w="1400"/>
-            <w:tcMar>
-              <w:top w:type="dxa" w:w="30"/>
-              <w:left w:type="dxa" w:w="60"/>
-              <w:bottom w:type="dxa" w:w="30"/>
-              <w:right w:type="dxa" w:w="60"/>
-            </w:tcMar>
-          </w:tcPr>
-          <w:p>
-            <w:pPr>
-              <w:spacing w:after="0" w:before="0" w:line="288"/>
-            </w:pPr>
-            <w:r>
-              <w:rPr>
-                <w:rFonts w:ascii="Microsoft YaHei" w:cs="Microsoft YaHei" w:eastAsia="Microsoft YaHei" w:hAnsi="Microsoft YaHei"/>
-                <w:b w:val="false"/>
-                <w:bCs w:val="false"/>
-                <w:color w:val="1A1A1A"/>
-                <w:sz w:val="14"/>
-                <w:szCs w:val="14"/>
-              </w:rPr>
-              <w:t xml:space="preserve">3.7%（113/3049）</w:t>
-            </w:r>
-          </w:p>
-        </w:tc>
-        <w:tc>
-          <w:tcPr>
-            <w:tcW w:type="dxa" w:w="760"/>
-            <w:tcMar>
-              <w:top w:type="dxa" w:w="30"/>
-              <w:left w:type="dxa" w:w="60"/>
-              <w:bottom w:type="dxa" w:w="30"/>
-              <w:right w:type="dxa" w:w="60"/>
-            </w:tcMar>
-          </w:tcPr>
-          <w:p>
-            <w:pPr>
-              <w:spacing w:after="0" w:before="0" w:line="288"/>
-            </w:pPr>
-            <w:r>
-              <w:rPr>
-                <w:rFonts w:ascii="Microsoft YaHei" w:cs="Microsoft YaHei" w:eastAsia="Microsoft YaHei" w:hAnsi="Microsoft YaHei"/>
-                <w:b w:val="false"/>
-                <w:bCs w:val="false"/>
-                <w:color w:val="1A1A1A"/>
-                <w:sz w:val="14"/>
-                <w:szCs w:val="14"/>
-              </w:rPr>
-              <w:t xml:space="preserve">13/13</w:t>
-            </w:r>
-          </w:p>
-        </w:tc>
-        <w:tc>
-          <w:tcPr>
-            <w:tcW w:type="dxa" w:w="380"/>
-            <w:tcMar>
-              <w:top w:type="dxa" w:w="30"/>
-              <w:left w:type="dxa" w:w="60"/>
-              <w:bottom w:type="dxa" w:w="30"/>
-              <w:right w:type="dxa" w:w="60"/>
-            </w:tcMar>
-          </w:tcPr>
-          <w:p>
-            <w:pPr>
-              <w:spacing w:after="0" w:before="0" w:line="288"/>
-            </w:pPr>
-            <w:r>
-              <w:rPr>
-                <w:rFonts w:ascii="Microsoft YaHei" w:cs="Microsoft YaHei" w:eastAsia="Microsoft YaHei" w:hAnsi="Microsoft YaHei"/>
-                <w:b w:val="false"/>
-                <w:bCs w:val="false"/>
-                <w:color w:val="1A1A1A"/>
-                <w:sz w:val="14"/>
-                <w:szCs w:val="14"/>
-              </w:rPr>
-              <w:t xml:space="preserve"/>
-            </w:r>
-          </w:p>
-        </w:tc>
-        <w:tc>
-          <w:tcPr>
-            <w:tcW w:type="dxa" w:w="620"/>
-            <w:tcMar>
-              <w:top w:type="dxa" w:w="30"/>
-              <w:left w:type="dxa" w:w="60"/>
-              <w:bottom w:type="dxa" w:w="30"/>
-              <w:right w:type="dxa" w:w="60"/>
-            </w:tcMar>
-          </w:tcPr>
-          <w:p>
-            <w:pPr>
-              <w:spacing w:after="0" w:before="0" w:line="288"/>
-            </w:pPr>
-            <w:r>
-              <w:rPr>
-                <w:rFonts w:ascii="Microsoft YaHei" w:cs="Microsoft YaHei" w:eastAsia="Microsoft YaHei" w:hAnsi="Microsoft YaHei"/>
-                <w:b w:val="false"/>
-                <w:bCs w:val="false"/>
-                <w:color w:val="1A1A1A"/>
-                <w:sz w:val="14"/>
-                <w:szCs w:val="14"/>
-              </w:rPr>
-              <w:t xml:space="preserve">—</w:t>
-            </w:r>
-          </w:p>
-        </w:tc>
-        <w:tc>
-          <w:tcPr>
-            <w:tcW w:type="dxa" w:w="1380"/>
-            <w:tcMar>
-              <w:top w:type="dxa" w:w="30"/>
-              <w:left w:type="dxa" w:w="60"/>
-              <w:bottom w:type="dxa" w:w="30"/>
-              <w:right w:type="dxa" w:w="60"/>
-            </w:tcMar>
-          </w:tcPr>
-          <w:p>
-            <w:pPr>
-              <w:spacing w:after="0" w:before="0" w:line="288"/>
-            </w:pPr>
-            <w:r>
-              <w:rPr>
-                <w:rFonts w:ascii="Microsoft YaHei" w:cs="Microsoft YaHei" w:eastAsia="Microsoft YaHei" w:hAnsi="Microsoft YaHei"/>
-                <w:b w:val="false"/>
-                <w:bCs w:val="false"/>
-                <w:color w:val="1A1A1A"/>
-                <w:sz w:val="14"/>
-                <w:szCs w:val="14"/>
-              </w:rPr>
-              <w:t xml:space="preserve">E 仍无匹配参考</w:t>
-            </w:r>
-          </w:p>
-        </w:tc>
-      </w:tr>
-      <w:tr>
-        <w:tc>
-          <w:tcPr>
-            <w:tcW w:type="dxa" w:w="620"/>
-            <w:tcMar>
-              <w:top w:type="dxa" w:w="30"/>
-              <w:left w:type="dxa" w:w="60"/>
-              <w:bottom w:type="dxa" w:w="30"/>
-              <w:right w:type="dxa" w:w="60"/>
-            </w:tcMar>
-          </w:tcPr>
-          <w:p>
-            <w:pPr>
-              <w:spacing w:after="0" w:before="0" w:line="288"/>
-            </w:pPr>
-            <w:r>
-              <w:rPr>
-                <w:rFonts w:ascii="Microsoft YaHei" w:cs="Microsoft YaHei" w:eastAsia="Microsoft YaHei" w:hAnsi="Microsoft YaHei"/>
-                <w:b/>
-                <w:bCs/>
-                <w:color w:val="1F5FA8"/>
-                <w:sz w:val="14"/>
-                <w:szCs w:val="14"/>
-              </w:rPr>
-              <w:t xml:space="preserve">可能</w:t>
-            </w:r>
-          </w:p>
-        </w:tc>
-        <w:tc>
-          <w:tcPr>
-            <w:tcW w:type="dxa" w:w="700"/>
-            <w:tcMar>
-              <w:top w:type="dxa" w:w="30"/>
-              <w:left w:type="dxa" w:w="60"/>
-              <w:bottom w:type="dxa" w:w="30"/>
-              <w:right w:type="dxa" w:w="60"/>
-            </w:tcMar>
-          </w:tcPr>
-          <w:p>
-            <w:pPr>
-              <w:spacing w:after="0" w:before="0" w:line="288"/>
-            </w:pPr>
-            <w:r>
-              <w:rPr>
-                <w:rFonts w:ascii="Microsoft YaHei" w:cs="Microsoft YaHei" w:eastAsia="Microsoft YaHei" w:hAnsi="Microsoft YaHei"/>
-                <w:b w:val="false"/>
-                <w:bCs w:val="false"/>
-                <w:color w:val="1A1A1A"/>
-                <w:sz w:val="14"/>
-                <w:szCs w:val="14"/>
-              </w:rPr>
-              <w:t xml:space="preserve">人·脑</w:t>
-            </w:r>
-          </w:p>
-        </w:tc>
-        <w:tc>
-          <w:tcPr>
-            <w:tcW w:type="dxa" w:w="1500"/>
-            <w:tcMar>
-              <w:top w:type="dxa" w:w="30"/>
-              <w:left w:type="dxa" w:w="60"/>
-              <w:bottom w:type="dxa" w:w="30"/>
-              <w:right w:type="dxa" w:w="60"/>
-            </w:tcMar>
-          </w:tcPr>
-          <w:p>
-            <w:pPr>
-              <w:spacing w:after="0" w:before="0" w:line="288"/>
-            </w:pPr>
-            <w:r>
-              <w:rPr>
-                <w:rFonts w:ascii="Microsoft YaHei" w:cs="Microsoft YaHei" w:eastAsia="Microsoft YaHei" w:hAnsi="Microsoft YaHei"/>
-                <w:b w:val="false"/>
-                <w:bCs w:val="false"/>
-                <w:color w:val="1A1A1A"/>
-                <w:sz w:val="14"/>
-                <w:szCs w:val="14"/>
-              </w:rPr>
-              <w:t xml:space="preserve">枝形 PV 中间神经元</w:t>
-            </w:r>
-          </w:p>
-        </w:tc>
-        <w:tc>
-          <w:tcPr>
-            <w:tcW w:type="dxa" w:w="1200"/>
-            <w:tcMar>
-              <w:top w:type="dxa" w:w="30"/>
-              <w:left w:type="dxa" w:w="60"/>
-              <w:bottom w:type="dxa" w:w="30"/>
-              <w:right w:type="dxa" w:w="60"/>
-            </w:tcMar>
-          </w:tcPr>
-          <w:p>
-            <w:pPr>
-              <w:spacing w:after="0" w:before="0" w:line="288"/>
-            </w:pPr>
-            <w:r>
-              <w:rPr>
-                <w:rFonts w:ascii="Microsoft YaHei" w:cs="Microsoft YaHei" w:eastAsia="Microsoft YaHei" w:hAnsi="Microsoft YaHei"/>
-                <w:b w:val="false"/>
-                <w:bCs w:val="false"/>
-                <w:color w:val="1A1A1A"/>
-                <w:sz w:val="14"/>
-                <w:szCs w:val="14"/>
-              </w:rPr>
-              <w:t xml:space="preserve">HVS 皮层</w:t>
-            </w:r>
-          </w:p>
-        </w:tc>
-        <w:tc>
-          <w:tcPr>
-            <w:tcW w:type="dxa" w:w="500"/>
-            <w:tcMar>
-              <w:top w:type="dxa" w:w="30"/>
-              <w:left w:type="dxa" w:w="60"/>
-              <w:bottom w:type="dxa" w:w="30"/>
-              <w:right w:type="dxa" w:w="60"/>
-            </w:tcMar>
-          </w:tcPr>
-          <w:p>
-            <w:pPr>
-              <w:spacing w:after="0" w:before="0" w:line="288"/>
-            </w:pPr>
-            <w:r>
-              <w:rPr>
-                <w:rFonts w:ascii="Microsoft YaHei" w:cs="Microsoft YaHei" w:eastAsia="Microsoft YaHei" w:hAnsi="Microsoft YaHei"/>
-                <w:b w:val="false"/>
-                <w:bCs w:val="false"/>
-                <w:color w:val="1A1A1A"/>
-                <w:sz w:val="14"/>
-                <w:szCs w:val="14"/>
-              </w:rPr>
-              <w:t xml:space="preserve">单细胞</w:t>
-            </w:r>
-          </w:p>
-        </w:tc>
-        <w:tc>
-          <w:tcPr>
-            <w:tcW w:type="dxa" w:w="1380"/>
-            <w:tcMar>
-              <w:top w:type="dxa" w:w="30"/>
-              <w:left w:type="dxa" w:w="60"/>
-              <w:bottom w:type="dxa" w:w="30"/>
-              <w:right w:type="dxa" w:w="60"/>
-            </w:tcMar>
-          </w:tcPr>
-          <w:p>
-            <w:pPr>
-              <w:spacing w:after="0" w:before="0" w:line="288"/>
-            </w:pPr>
-            <w:r>
-              <w:rPr>
-                <w:rFonts w:ascii="Microsoft YaHei" w:cs="Microsoft YaHei" w:eastAsia="Microsoft YaHei" w:hAnsi="Microsoft YaHei"/>
-                <w:b w:val="false"/>
-                <w:bCs w:val="false"/>
-                <w:color w:val="1A1A1A"/>
-                <w:sz w:val="14"/>
-                <w:szCs w:val="14"/>
-              </w:rPr>
-              <w:t xml:space="preserve">21.5%（294/1367）</w:t>
-            </w:r>
-          </w:p>
-        </w:tc>
-        <w:tc>
-          <w:tcPr>
-            <w:tcW w:type="dxa" w:w="1400"/>
-            <w:tcMar>
-              <w:top w:type="dxa" w:w="30"/>
-              <w:left w:type="dxa" w:w="60"/>
-              <w:bottom w:type="dxa" w:w="30"/>
-              <w:right w:type="dxa" w:w="60"/>
-            </w:tcMar>
-          </w:tcPr>
-          <w:p>
-            <w:pPr>
-              <w:spacing w:after="0" w:before="0" w:line="288"/>
-            </w:pPr>
-            <w:r>
-              <w:rPr>
-                <w:rFonts w:ascii="Microsoft YaHei" w:cs="Microsoft YaHei" w:eastAsia="Microsoft YaHei" w:hAnsi="Microsoft YaHei"/>
-                <w:b w:val="false"/>
-                <w:bCs w:val="false"/>
-                <w:color w:val="1A1A1A"/>
-                <w:sz w:val="14"/>
-                <w:szCs w:val="14"/>
-              </w:rPr>
-              <w:t xml:space="preserve">0.07%（1/1367）</w:t>
-            </w:r>
-          </w:p>
-        </w:tc>
-        <w:tc>
-          <w:tcPr>
-            <w:tcW w:type="dxa" w:w="760"/>
-            <w:tcMar>
-              <w:top w:type="dxa" w:w="30"/>
-              <w:left w:type="dxa" w:w="60"/>
-              <w:bottom w:type="dxa" w:w="30"/>
-              <w:right w:type="dxa" w:w="60"/>
-            </w:tcMar>
-          </w:tcPr>
-          <w:p>
-            <w:pPr>
-              <w:spacing w:after="0" w:before="0" w:line="288"/>
-            </w:pPr>
-            <w:r>
-              <w:rPr>
-                <w:rFonts w:ascii="Microsoft YaHei" w:cs="Microsoft YaHei" w:eastAsia="Microsoft YaHei" w:hAnsi="Microsoft YaHei"/>
-                <w:b w:val="false"/>
-                <w:bCs w:val="false"/>
-                <w:color w:val="1A1A1A"/>
-                <w:sz w:val="14"/>
-                <w:szCs w:val="14"/>
-              </w:rPr>
-              <w:t xml:space="preserve">1/37</w:t>
-            </w:r>
-          </w:p>
-        </w:tc>
-        <w:tc>
-          <w:tcPr>
-            <w:tcW w:type="dxa" w:w="380"/>
-            <w:tcMar>
-              <w:top w:type="dxa" w:w="30"/>
-              <w:left w:type="dxa" w:w="60"/>
-              <w:bottom w:type="dxa" w:w="30"/>
-              <w:right w:type="dxa" w:w="60"/>
-            </w:tcMar>
-          </w:tcPr>
-          <w:p>
-            <w:pPr>
-              <w:spacing w:after="0" w:before="0" w:line="288"/>
-            </w:pPr>
-            <w:r>
-              <w:rPr>
-                <w:rFonts w:ascii="Microsoft YaHei" w:cs="Microsoft YaHei" w:eastAsia="Microsoft YaHei" w:hAnsi="Microsoft YaHei"/>
-                <w:b w:val="false"/>
-                <w:bCs w:val="false"/>
-                <w:color w:val="1A1A1A"/>
-                <w:sz w:val="14"/>
-                <w:szCs w:val="14"/>
-              </w:rPr>
-              <w:t xml:space="preserve"/>
-            </w:r>
-          </w:p>
-        </w:tc>
-        <w:tc>
-          <w:tcPr>
-            <w:tcW w:type="dxa" w:w="620"/>
-            <w:tcMar>
-              <w:top w:type="dxa" w:w="30"/>
-              <w:left w:type="dxa" w:w="60"/>
-              <w:bottom w:type="dxa" w:w="30"/>
-              <w:right w:type="dxa" w:w="60"/>
-            </w:tcMar>
-          </w:tcPr>
-          <w:p>
-            <w:pPr>
-              <w:spacing w:after="0" w:before="0" w:line="288"/>
-            </w:pPr>
-            <w:r>
-              <w:rPr>
-                <w:rFonts w:ascii="Microsoft YaHei" w:cs="Microsoft YaHei" w:eastAsia="Microsoft YaHei" w:hAnsi="Microsoft YaHei"/>
-                <w:b w:val="false"/>
-                <w:bCs w:val="false"/>
-                <w:color w:val="1A1A1A"/>
-                <w:sz w:val="14"/>
-                <w:szCs w:val="14"/>
-              </w:rPr>
-              <w:t xml:space="preserve">inf</w:t>
-            </w:r>
-          </w:p>
-        </w:tc>
-        <w:tc>
-          <w:tcPr>
-            <w:tcW w:type="dxa" w:w="1380"/>
-            <w:tcMar>
-              <w:top w:type="dxa" w:w="30"/>
-              <w:left w:type="dxa" w:w="60"/>
-              <w:bottom w:type="dxa" w:w="30"/>
-              <w:right w:type="dxa" w:w="60"/>
-            </w:tcMar>
-          </w:tcPr>
-          <w:p>
-            <w:pPr>
-              <w:spacing w:after="0" w:before="0" w:line="288"/>
-            </w:pPr>
-            <w:r>
-              <w:rPr>
-                <w:rFonts w:ascii="Microsoft YaHei" w:cs="Microsoft YaHei" w:eastAsia="Microsoft YaHei" w:hAnsi="Microsoft YaHei"/>
-                <w:b w:val="false"/>
-                <w:bCs w:val="false"/>
-                <w:color w:val="1A1A1A"/>
-                <w:sz w:val="14"/>
-                <w:szCs w:val="14"/>
-              </w:rPr>
-              <w:t xml:space="preserve">B 潜在可能</w:t>
-            </w:r>
-          </w:p>
-        </w:tc>
-      </w:tr>
-      <w:tr>
-        <w:tc>
-          <w:tcPr>
-            <w:tcW w:type="dxa" w:w="620"/>
-            <w:tcMar>
-              <w:top w:type="dxa" w:w="30"/>
-              <w:left w:type="dxa" w:w="60"/>
-              <w:bottom w:type="dxa" w:w="30"/>
-              <w:right w:type="dxa" w:w="60"/>
-            </w:tcMar>
-          </w:tcPr>
-          <w:p>
-            <w:pPr>
-              <w:spacing w:after="0" w:before="0" w:line="288"/>
-            </w:pPr>
-            <w:r>
-              <w:rPr>
-                <w:rFonts w:ascii="Microsoft YaHei" w:cs="Microsoft YaHei" w:eastAsia="Microsoft YaHei" w:hAnsi="Microsoft YaHei"/>
-                <w:b/>
-                <w:bCs/>
-                <w:color w:val="1F5FA8"/>
-                <w:sz w:val="14"/>
-                <w:szCs w:val="14"/>
-              </w:rPr>
-              <w:t xml:space="preserve">可能</w:t>
-            </w:r>
-          </w:p>
-        </w:tc>
-        <w:tc>
-          <w:tcPr>
-            <w:tcW w:type="dxa" w:w="700"/>
-            <w:tcMar>
-              <w:top w:type="dxa" w:w="30"/>
-              <w:left w:type="dxa" w:w="60"/>
-              <w:bottom w:type="dxa" w:w="30"/>
-              <w:right w:type="dxa" w:w="60"/>
-            </w:tcMar>
-          </w:tcPr>
-          <w:p>
-            <w:pPr>
-              <w:spacing w:after="0" w:before="0" w:line="288"/>
-            </w:pPr>
-            <w:r>
-              <w:rPr>
-                <w:rFonts w:ascii="Microsoft YaHei" w:cs="Microsoft YaHei" w:eastAsia="Microsoft YaHei" w:hAnsi="Microsoft YaHei"/>
-                <w:b w:val="false"/>
-                <w:bCs w:val="false"/>
-                <w:color w:val="1A1A1A"/>
-                <w:sz w:val="14"/>
-                <w:szCs w:val="14"/>
-              </w:rPr>
-              <w:t xml:space="preserve">小鼠·胰</w:t>
-            </w:r>
-          </w:p>
-        </w:tc>
-        <w:tc>
-          <w:tcPr>
-            <w:tcW w:type="dxa" w:w="1500"/>
-            <w:tcMar>
-              <w:top w:type="dxa" w:w="30"/>
-              <w:left w:type="dxa" w:w="60"/>
-              <w:bottom w:type="dxa" w:w="30"/>
-              <w:right w:type="dxa" w:w="60"/>
-            </w:tcMar>
-          </w:tcPr>
-          <w:p>
-            <w:pPr>
-              <w:spacing w:after="0" w:before="0" w:line="288"/>
-            </w:pPr>
-            <w:r>
-              <w:rPr>
-                <w:rFonts w:ascii="Microsoft YaHei" w:cs="Microsoft YaHei" w:eastAsia="Microsoft YaHei" w:hAnsi="Microsoft YaHei"/>
-                <w:b w:val="false"/>
-                <w:bCs w:val="false"/>
-                <w:color w:val="1A1A1A"/>
-                <w:sz w:val="14"/>
-                <w:szCs w:val="14"/>
-              </w:rPr>
-              <w:t xml:space="preserve">胰岛 D(δ) 细胞</w:t>
-            </w:r>
-          </w:p>
-        </w:tc>
-        <w:tc>
-          <w:tcPr>
-            <w:tcW w:type="dxa" w:w="1200"/>
-            <w:tcMar>
-              <w:top w:type="dxa" w:w="30"/>
-              <w:left w:type="dxa" w:w="60"/>
-              <w:bottom w:type="dxa" w:w="30"/>
-              <w:right w:type="dxa" w:w="60"/>
-            </w:tcMar>
-          </w:tcPr>
-          <w:p>
-            <w:pPr>
-              <w:spacing w:after="0" w:before="0" w:line="288"/>
-            </w:pPr>
-            <w:r>
-              <w:rPr>
-                <w:rFonts w:ascii="Microsoft YaHei" w:cs="Microsoft YaHei" w:eastAsia="Microsoft YaHei" w:hAnsi="Microsoft YaHei"/>
-                <w:b w:val="false"/>
-                <w:bCs w:val="false"/>
-                <w:color w:val="1A1A1A"/>
-                <w:sz w:val="14"/>
-                <w:szCs w:val="14"/>
-              </w:rPr>
-              <w:t xml:space="preserve">TMS 全胰</w:t>
-            </w:r>
-          </w:p>
-        </w:tc>
-        <w:tc>
-          <w:tcPr>
-            <w:tcW w:type="dxa" w:w="500"/>
-            <w:tcMar>
-              <w:top w:type="dxa" w:w="30"/>
-              <w:left w:type="dxa" w:w="60"/>
-              <w:bottom w:type="dxa" w:w="30"/>
-              <w:right w:type="dxa" w:w="60"/>
-            </w:tcMar>
-          </w:tcPr>
-          <w:p>
-            <w:pPr>
-              <w:spacing w:after="0" w:before="0" w:line="288"/>
-            </w:pPr>
-            <w:r>
-              <w:rPr>
-                <w:rFonts w:ascii="Microsoft YaHei" w:cs="Microsoft YaHei" w:eastAsia="Microsoft YaHei" w:hAnsi="Microsoft YaHei"/>
-                <w:b w:val="false"/>
-                <w:bCs w:val="false"/>
-                <w:color w:val="1A1A1A"/>
-                <w:sz w:val="14"/>
-                <w:szCs w:val="14"/>
-              </w:rPr>
-              <w:t xml:space="preserve">单细胞</w:t>
-            </w:r>
-          </w:p>
-        </w:tc>
-        <w:tc>
-          <w:tcPr>
-            <w:tcW w:type="dxa" w:w="1380"/>
-            <w:tcMar>
-              <w:top w:type="dxa" w:w="30"/>
-              <w:left w:type="dxa" w:w="60"/>
-              <w:bottom w:type="dxa" w:w="30"/>
-              <w:right w:type="dxa" w:w="60"/>
-            </w:tcMar>
-          </w:tcPr>
-          <w:p>
-            <w:pPr>
-              <w:spacing w:after="0" w:before="0" w:line="288"/>
-            </w:pPr>
-            <w:r>
-              <w:rPr>
-                <w:rFonts w:ascii="Microsoft YaHei" w:cs="Microsoft YaHei" w:eastAsia="Microsoft YaHei" w:hAnsi="Microsoft YaHei"/>
-                <w:b w:val="false"/>
-                <w:bCs w:val="false"/>
-                <w:color w:val="1A1A1A"/>
-                <w:sz w:val="14"/>
-                <w:szCs w:val="14"/>
-              </w:rPr>
-              <w:t xml:space="preserve">19.6%（52/266）</w:t>
-            </w:r>
-          </w:p>
-        </w:tc>
-        <w:tc>
-          <w:tcPr>
-            <w:tcW w:type="dxa" w:w="1400"/>
-            <w:tcMar>
-              <w:top w:type="dxa" w:w="30"/>
-              <w:left w:type="dxa" w:w="60"/>
-              <w:bottom w:type="dxa" w:w="30"/>
-              <w:right w:type="dxa" w:w="60"/>
-            </w:tcMar>
-          </w:tcPr>
-          <w:p>
-            <w:pPr>
-              <w:spacing w:after="0" w:before="0" w:line="288"/>
-            </w:pPr>
-            <w:r>
-              <w:rPr>
-                <w:rFonts w:ascii="Microsoft YaHei" w:cs="Microsoft YaHei" w:eastAsia="Microsoft YaHei" w:hAnsi="Microsoft YaHei"/>
-                <w:b w:val="false"/>
-                <w:bCs w:val="false"/>
-                <w:color w:val="1A1A1A"/>
-                <w:sz w:val="14"/>
-                <w:szCs w:val="14"/>
-              </w:rPr>
-              <w:t xml:space="preserve">0.38%（1/266）</w:t>
-            </w:r>
-          </w:p>
-        </w:tc>
-        <w:tc>
-          <w:tcPr>
-            <w:tcW w:type="dxa" w:w="760"/>
-            <w:tcMar>
-              <w:top w:type="dxa" w:w="30"/>
-              <w:left w:type="dxa" w:w="60"/>
-              <w:bottom w:type="dxa" w:w="30"/>
-              <w:right w:type="dxa" w:w="60"/>
-            </w:tcMar>
-          </w:tcPr>
-          <w:p>
-            <w:pPr>
-              <w:spacing w:after="0" w:before="0" w:line="288"/>
-            </w:pPr>
-            <w:r>
-              <w:rPr>
-                <w:rFonts w:ascii="Microsoft YaHei" w:cs="Microsoft YaHei" w:eastAsia="Microsoft YaHei" w:hAnsi="Microsoft YaHei"/>
-                <w:b w:val="false"/>
-                <w:bCs w:val="false"/>
-                <w:color w:val="1A1A1A"/>
-                <w:sz w:val="14"/>
-                <w:szCs w:val="14"/>
-              </w:rPr>
-              <w:t xml:space="preserve">1/4</w:t>
-            </w:r>
-          </w:p>
-        </w:tc>
-        <w:tc>
-          <w:tcPr>
-            <w:tcW w:type="dxa" w:w="380"/>
-            <w:tcMar>
-              <w:top w:type="dxa" w:w="30"/>
-              <w:left w:type="dxa" w:w="60"/>
-              <w:bottom w:type="dxa" w:w="30"/>
-              <w:right w:type="dxa" w:w="60"/>
-            </w:tcMar>
-          </w:tcPr>
-          <w:p>
-            <w:pPr>
-              <w:spacing w:after="0" w:before="0" w:line="288"/>
-            </w:pPr>
-            <w:r>
-              <w:rPr>
-                <w:rFonts w:ascii="Microsoft YaHei" w:cs="Microsoft YaHei" w:eastAsia="Microsoft YaHei" w:hAnsi="Microsoft YaHei"/>
-                <w:b w:val="false"/>
-                <w:bCs w:val="false"/>
-                <w:color w:val="1A1A1A"/>
-                <w:sz w:val="14"/>
-                <w:szCs w:val="14"/>
-              </w:rPr>
-              <w:t xml:space="preserve">×2</w:t>
-            </w:r>
-          </w:p>
-        </w:tc>
-        <w:tc>
-          <w:tcPr>
-            <w:tcW w:type="dxa" w:w="620"/>
-            <w:tcMar>
-              <w:top w:type="dxa" w:w="30"/>
-              <w:left w:type="dxa" w:w="60"/>
-              <w:bottom w:type="dxa" w:w="30"/>
-              <w:right w:type="dxa" w:w="60"/>
-            </w:tcMar>
-          </w:tcPr>
-          <w:p>
-            <w:pPr>
-              <w:spacing w:after="0" w:before="0" w:line="288"/>
-            </w:pPr>
-            <w:r>
-              <w:rPr>
-                <w:rFonts w:ascii="Microsoft YaHei" w:cs="Microsoft YaHei" w:eastAsia="Microsoft YaHei" w:hAnsi="Microsoft YaHei"/>
-                <w:b w:val="false"/>
-                <w:bCs w:val="false"/>
-                <w:color w:val="1A1A1A"/>
-                <w:sz w:val="14"/>
-                <w:szCs w:val="14"/>
-              </w:rPr>
-              <w:t xml:space="preserve">inf</w:t>
-            </w:r>
-          </w:p>
-        </w:tc>
-        <w:tc>
-          <w:tcPr>
-            <w:tcW w:type="dxa" w:w="1380"/>
-            <w:tcMar>
-              <w:top w:type="dxa" w:w="30"/>
-              <w:left w:type="dxa" w:w="60"/>
-              <w:bottom w:type="dxa" w:w="30"/>
-              <w:right w:type="dxa" w:w="60"/>
-            </w:tcMar>
-          </w:tcPr>
-          <w:p>
-            <w:pPr>
-              <w:spacing w:after="0" w:before="0" w:line="288"/>
-            </w:pPr>
-            <w:r>
-              <w:rPr>
-                <w:rFonts w:ascii="Microsoft YaHei" w:cs="Microsoft YaHei" w:eastAsia="Microsoft YaHei" w:hAnsi="Microsoft YaHei"/>
-                <w:b w:val="false"/>
-                <w:bCs w:val="false"/>
-                <w:color w:val="1A1A1A"/>
-                <w:sz w:val="14"/>
-                <w:szCs w:val="14"/>
-              </w:rPr>
-              <w:t xml:space="preserve">B 潜在可能</w:t>
-            </w:r>
-          </w:p>
-        </w:tc>
-      </w:tr>
-      <w:tr>
-        <w:tc>
-          <w:tcPr>
-            <w:tcW w:type="dxa" w:w="620"/>
-            <w:tcMar>
-              <w:top w:type="dxa" w:w="30"/>
-              <w:left w:type="dxa" w:w="60"/>
-              <w:bottom w:type="dxa" w:w="30"/>
-              <w:right w:type="dxa" w:w="60"/>
-            </w:tcMar>
-          </w:tcPr>
-          <w:p>
-            <w:pPr>
-              <w:spacing w:after="0" w:before="0" w:line="288"/>
-            </w:pPr>
-            <w:r>
-              <w:rPr>
-                <w:rFonts w:ascii="Microsoft YaHei" w:cs="Microsoft YaHei" w:eastAsia="Microsoft YaHei" w:hAnsi="Microsoft YaHei"/>
-                <w:b/>
-                <w:bCs/>
-                <w:color w:val="1F5FA8"/>
-                <w:sz w:val="14"/>
-                <w:szCs w:val="14"/>
-              </w:rPr>
-              <w:t xml:space="preserve">可能</w:t>
-            </w:r>
-          </w:p>
-        </w:tc>
-        <w:tc>
-          <w:tcPr>
-            <w:tcW w:type="dxa" w:w="700"/>
-            <w:tcMar>
-              <w:top w:type="dxa" w:w="30"/>
-              <w:left w:type="dxa" w:w="60"/>
-              <w:bottom w:type="dxa" w:w="30"/>
-              <w:right w:type="dxa" w:w="60"/>
-            </w:tcMar>
-          </w:tcPr>
-          <w:p>
-            <w:pPr>
-              <w:spacing w:after="0" w:before="0" w:line="288"/>
-            </w:pPr>
-            <w:r>
-              <w:rPr>
-                <w:rFonts w:ascii="Microsoft YaHei" w:cs="Microsoft YaHei" w:eastAsia="Microsoft YaHei" w:hAnsi="Microsoft YaHei"/>
-                <w:b w:val="false"/>
-                <w:bCs w:val="false"/>
-                <w:color w:val="1A1A1A"/>
-                <w:sz w:val="14"/>
-                <w:szCs w:val="14"/>
-              </w:rPr>
-              <w:t xml:space="preserve">人·肺</w:t>
-            </w:r>
-          </w:p>
-        </w:tc>
-        <w:tc>
-          <w:tcPr>
-            <w:tcW w:type="dxa" w:w="1500"/>
-            <w:tcMar>
-              <w:top w:type="dxa" w:w="30"/>
-              <w:left w:type="dxa" w:w="60"/>
-              <w:bottom w:type="dxa" w:w="30"/>
-              <w:right w:type="dxa" w:w="60"/>
-            </w:tcMar>
-          </w:tcPr>
-          <w:p>
-            <w:pPr>
-              <w:spacing w:after="0" w:before="0" w:line="288"/>
-            </w:pPr>
-            <w:r>
-              <w:rPr>
-                <w:rFonts w:ascii="Microsoft YaHei" w:cs="Microsoft YaHei" w:eastAsia="Microsoft YaHei" w:hAnsi="Microsoft YaHei"/>
-                <w:b w:val="false"/>
-                <w:bCs w:val="false"/>
-                <w:color w:val="1A1A1A"/>
-                <w:sz w:val="14"/>
-                <w:szCs w:val="14"/>
-              </w:rPr>
-              <w:t xml:space="preserve">肺泡外膜成纤维</w:t>
-            </w:r>
-          </w:p>
-        </w:tc>
-        <w:tc>
-          <w:tcPr>
-            <w:tcW w:type="dxa" w:w="1200"/>
-            <w:tcMar>
-              <w:top w:type="dxa" w:w="30"/>
-              <w:left w:type="dxa" w:w="60"/>
-              <w:bottom w:type="dxa" w:w="30"/>
-              <w:right w:type="dxa" w:w="60"/>
-            </w:tcMar>
-          </w:tcPr>
-          <w:p>
-            <w:pPr>
-              <w:spacing w:after="0" w:before="0" w:line="288"/>
-            </w:pPr>
-            <w:r>
-              <w:rPr>
-                <w:rFonts w:ascii="Microsoft YaHei" w:cs="Microsoft YaHei" w:eastAsia="Microsoft YaHei" w:hAnsi="Microsoft YaHei"/>
-                <w:b w:val="false"/>
-                <w:bCs w:val="false"/>
-                <w:color w:val="1A1A1A"/>
-                <w:sz w:val="14"/>
-                <w:szCs w:val="14"/>
-              </w:rPr>
-              <w:t xml:space="preserve">CellRef</w:t>
-            </w:r>
-          </w:p>
-        </w:tc>
-        <w:tc>
-          <w:tcPr>
-            <w:tcW w:type="dxa" w:w="500"/>
-            <w:tcMar>
-              <w:top w:type="dxa" w:w="30"/>
-              <w:left w:type="dxa" w:w="60"/>
-              <w:bottom w:type="dxa" w:w="30"/>
-              <w:right w:type="dxa" w:w="60"/>
-            </w:tcMar>
-          </w:tcPr>
-          <w:p>
-            <w:pPr>
-              <w:spacing w:after="0" w:before="0" w:line="288"/>
-            </w:pPr>
-            <w:r>
-              <w:rPr>
-                <w:rFonts w:ascii="Microsoft YaHei" w:cs="Microsoft YaHei" w:eastAsia="Microsoft YaHei" w:hAnsi="Microsoft YaHei"/>
-                <w:b w:val="false"/>
-                <w:bCs w:val="false"/>
-                <w:color w:val="1A1A1A"/>
-                <w:sz w:val="14"/>
-                <w:szCs w:val="14"/>
-              </w:rPr>
-              <w:t xml:space="preserve">单细胞</w:t>
-            </w:r>
-          </w:p>
-        </w:tc>
-        <w:tc>
-          <w:tcPr>
-            <w:tcW w:type="dxa" w:w="1380"/>
-            <w:tcMar>
-              <w:top w:type="dxa" w:w="30"/>
-              <w:left w:type="dxa" w:w="60"/>
-              <w:bottom w:type="dxa" w:w="30"/>
-              <w:right w:type="dxa" w:w="60"/>
-            </w:tcMar>
-          </w:tcPr>
-          <w:p>
-            <w:pPr>
-              <w:spacing w:after="0" w:before="0" w:line="288"/>
-            </w:pPr>
-            <w:r>
-              <w:rPr>
-                <w:rFonts w:ascii="Microsoft YaHei" w:cs="Microsoft YaHei" w:eastAsia="Microsoft YaHei" w:hAnsi="Microsoft YaHei"/>
-                <w:b w:val="false"/>
-                <w:bCs w:val="false"/>
-                <w:color w:val="1A1A1A"/>
-                <w:sz w:val="14"/>
-                <w:szCs w:val="14"/>
-              </w:rPr>
-              <w:t xml:space="preserve">16.1%（159/987）</w:t>
-            </w:r>
-          </w:p>
-        </w:tc>
-        <w:tc>
-          <w:tcPr>
-            <w:tcW w:type="dxa" w:w="1400"/>
-            <w:tcMar>
-              <w:top w:type="dxa" w:w="30"/>
-              <w:left w:type="dxa" w:w="60"/>
-              <w:bottom w:type="dxa" w:w="30"/>
-              <w:right w:type="dxa" w:w="60"/>
-            </w:tcMar>
-          </w:tcPr>
-          <w:p>
-            <w:pPr>
-              <w:spacing w:after="0" w:before="0" w:line="288"/>
-            </w:pPr>
-            <w:r>
-              <w:rPr>
-                <w:rFonts w:ascii="Microsoft YaHei" w:cs="Microsoft YaHei" w:eastAsia="Microsoft YaHei" w:hAnsi="Microsoft YaHei"/>
-                <w:b w:val="false"/>
-                <w:bCs w:val="false"/>
-                <w:color w:val="1A1A1A"/>
-                <w:sz w:val="14"/>
-                <w:szCs w:val="14"/>
-              </w:rPr>
-              <w:t xml:space="preserve">5.2%（51/987）</w:t>
-            </w:r>
-          </w:p>
-        </w:tc>
-        <w:tc>
-          <w:tcPr>
-            <w:tcW w:type="dxa" w:w="760"/>
-            <w:tcMar>
-              <w:top w:type="dxa" w:w="30"/>
-              <w:left w:type="dxa" w:w="60"/>
-              <w:bottom w:type="dxa" w:w="30"/>
-              <w:right w:type="dxa" w:w="60"/>
-            </w:tcMar>
-          </w:tcPr>
-          <w:p>
-            <w:pPr>
-              <w:spacing w:after="0" w:before="0" w:line="288"/>
-            </w:pPr>
-            <w:r>
-              <w:rPr>
-                <w:rFonts w:ascii="Microsoft YaHei" w:cs="Microsoft YaHei" w:eastAsia="Microsoft YaHei" w:hAnsi="Microsoft YaHei"/>
-                <w:b w:val="false"/>
-                <w:bCs w:val="false"/>
-                <w:color w:val="1A1A1A"/>
-                <w:sz w:val="14"/>
-                <w:szCs w:val="14"/>
-              </w:rPr>
-              <w:t xml:space="preserve">13/14</w:t>
-            </w:r>
-          </w:p>
-        </w:tc>
-        <w:tc>
-          <w:tcPr>
-            <w:tcW w:type="dxa" w:w="380"/>
-            <w:tcMar>
-              <w:top w:type="dxa" w:w="30"/>
-              <w:left w:type="dxa" w:w="60"/>
-              <w:bottom w:type="dxa" w:w="30"/>
-              <w:right w:type="dxa" w:w="60"/>
-            </w:tcMar>
-          </w:tcPr>
-          <w:p>
-            <w:pPr>
-              <w:spacing w:after="0" w:before="0" w:line="288"/>
-            </w:pPr>
-            <w:r>
-              <w:rPr>
-                <w:rFonts w:ascii="Microsoft YaHei" w:cs="Microsoft YaHei" w:eastAsia="Microsoft YaHei" w:hAnsi="Microsoft YaHei"/>
-                <w:b w:val="false"/>
-                <w:bCs w:val="false"/>
-                <w:color w:val="1A1A1A"/>
-                <w:sz w:val="14"/>
-                <w:szCs w:val="14"/>
-              </w:rPr>
-              <w:t xml:space="preserve"/>
-            </w:r>
-          </w:p>
-        </w:tc>
-        <w:tc>
-          <w:tcPr>
-            <w:tcW w:type="dxa" w:w="620"/>
-            <w:tcMar>
-              <w:top w:type="dxa" w:w="30"/>
-              <w:left w:type="dxa" w:w="60"/>
-              <w:bottom w:type="dxa" w:w="30"/>
-              <w:right w:type="dxa" w:w="60"/>
-            </w:tcMar>
-          </w:tcPr>
-          <w:p>
-            <w:pPr>
-              <w:spacing w:after="0" w:before="0" w:line="288"/>
-            </w:pPr>
-            <w:r>
-              <w:rPr>
-                <w:rFonts w:ascii="Microsoft YaHei" w:cs="Microsoft YaHei" w:eastAsia="Microsoft YaHei" w:hAnsi="Microsoft YaHei"/>
-                <w:b w:val="false"/>
-                <w:bCs w:val="false"/>
-                <w:color w:val="1A1A1A"/>
-                <w:sz w:val="14"/>
-                <w:szCs w:val="14"/>
-              </w:rPr>
-              <w:t xml:space="preserve">—</w:t>
-            </w:r>
-          </w:p>
-        </w:tc>
-        <w:tc>
-          <w:tcPr>
-            <w:tcW w:type="dxa" w:w="1380"/>
-            <w:tcMar>
-              <w:top w:type="dxa" w:w="30"/>
-              <w:left w:type="dxa" w:w="60"/>
-              <w:bottom w:type="dxa" w:w="30"/>
-              <w:right w:type="dxa" w:w="60"/>
-            </w:tcMar>
-          </w:tcPr>
-          <w:p>
-            <w:pPr>
-              <w:spacing w:after="0" w:before="0" w:line="288"/>
-            </w:pPr>
-            <w:r>
-              <w:rPr>
-                <w:rFonts w:ascii="Microsoft YaHei" w:cs="Microsoft YaHei" w:eastAsia="Microsoft YaHei" w:hAnsi="Microsoft YaHei"/>
-                <w:b w:val="false"/>
-                <w:bCs w:val="false"/>
-                <w:color w:val="1A1A1A"/>
-                <w:sz w:val="14"/>
-                <w:szCs w:val="14"/>
-              </w:rPr>
-              <w:t xml:space="preserve">E 仍无匹配参考</w:t>
-            </w:r>
-          </w:p>
-        </w:tc>
-      </w:tr>
-      <w:tr>
-        <w:tc>
-          <w:tcPr>
-            <w:tcW w:type="dxa" w:w="620"/>
-            <w:tcMar>
-              <w:top w:type="dxa" w:w="30"/>
-              <w:left w:type="dxa" w:w="60"/>
-              <w:bottom w:type="dxa" w:w="30"/>
-              <w:right w:type="dxa" w:w="60"/>
-            </w:tcMar>
-          </w:tcPr>
-          <w:p>
-            <w:pPr>
-              <w:spacing w:after="0" w:before="0" w:line="288"/>
-            </w:pPr>
-            <w:r>
-              <w:rPr>
-                <w:rFonts w:ascii="Microsoft YaHei" w:cs="Microsoft YaHei" w:eastAsia="Microsoft YaHei" w:hAnsi="Microsoft YaHei"/>
-                <w:b/>
-                <w:bCs/>
-                <w:color w:val="1F5FA8"/>
-                <w:sz w:val="14"/>
-                <w:szCs w:val="14"/>
-              </w:rPr>
-              <w:t xml:space="preserve">可能</w:t>
-            </w:r>
-          </w:p>
-        </w:tc>
-        <w:tc>
-          <w:tcPr>
-            <w:tcW w:type="dxa" w:w="700"/>
-            <w:tcMar>
-              <w:top w:type="dxa" w:w="30"/>
-              <w:left w:type="dxa" w:w="60"/>
-              <w:bottom w:type="dxa" w:w="30"/>
-              <w:right w:type="dxa" w:w="60"/>
-            </w:tcMar>
-          </w:tcPr>
-          <w:p>
-            <w:pPr>
-              <w:spacing w:after="0" w:before="0" w:line="288"/>
-            </w:pPr>
-            <w:r>
-              <w:rPr>
-                <w:rFonts w:ascii="Microsoft YaHei" w:cs="Microsoft YaHei" w:eastAsia="Microsoft YaHei" w:hAnsi="Microsoft YaHei"/>
-                <w:b w:val="false"/>
-                <w:bCs w:val="false"/>
-                <w:color w:val="1A1A1A"/>
-                <w:sz w:val="14"/>
-                <w:szCs w:val="14"/>
-              </w:rPr>
-              <w:t xml:space="preserve">小鼠·胰</w:t>
-            </w:r>
-          </w:p>
-        </w:tc>
-        <w:tc>
-          <w:tcPr>
-            <w:tcW w:type="dxa" w:w="1500"/>
-            <w:tcMar>
-              <w:top w:type="dxa" w:w="30"/>
-              <w:left w:type="dxa" w:w="60"/>
-              <w:bottom w:type="dxa" w:w="30"/>
-              <w:right w:type="dxa" w:w="60"/>
-            </w:tcMar>
-          </w:tcPr>
-          <w:p>
-            <w:pPr>
-              <w:spacing w:after="0" w:before="0" w:line="288"/>
-            </w:pPr>
-            <w:r>
-              <w:rPr>
-                <w:rFonts w:ascii="Microsoft YaHei" w:cs="Microsoft YaHei" w:eastAsia="Microsoft YaHei" w:hAnsi="Microsoft YaHei"/>
-                <w:b w:val="false"/>
-                <w:bCs w:val="false"/>
-                <w:color w:val="1A1A1A"/>
-                <w:sz w:val="14"/>
-                <w:szCs w:val="14"/>
-              </w:rPr>
-              <w:t xml:space="preserve">胰导管细胞</w:t>
-            </w:r>
-          </w:p>
-        </w:tc>
-        <w:tc>
-          <w:tcPr>
-            <w:tcW w:type="dxa" w:w="1200"/>
-            <w:tcMar>
-              <w:top w:type="dxa" w:w="30"/>
-              <w:left w:type="dxa" w:w="60"/>
-              <w:bottom w:type="dxa" w:w="30"/>
-              <w:right w:type="dxa" w:w="60"/>
-            </w:tcMar>
-          </w:tcPr>
-          <w:p>
-            <w:pPr>
-              <w:spacing w:after="0" w:before="0" w:line="288"/>
-            </w:pPr>
-            <w:r>
-              <w:rPr>
-                <w:rFonts w:ascii="Microsoft YaHei" w:cs="Microsoft YaHei" w:eastAsia="Microsoft YaHei" w:hAnsi="Microsoft YaHei"/>
-                <w:b w:val="false"/>
-                <w:bCs w:val="false"/>
-                <w:color w:val="1A1A1A"/>
-                <w:sz w:val="14"/>
-                <w:szCs w:val="14"/>
-              </w:rPr>
-              <w:t xml:space="preserve">小鼠胰岛图谱</w:t>
-            </w:r>
-          </w:p>
-        </w:tc>
-        <w:tc>
-          <w:tcPr>
-            <w:tcW w:type="dxa" w:w="500"/>
-            <w:tcMar>
-              <w:top w:type="dxa" w:w="30"/>
-              <w:left w:type="dxa" w:w="60"/>
-              <w:bottom w:type="dxa" w:w="30"/>
-              <w:right w:type="dxa" w:w="60"/>
-            </w:tcMar>
-          </w:tcPr>
-          <w:p>
-            <w:pPr>
-              <w:spacing w:after="0" w:before="0" w:line="288"/>
-            </w:pPr>
-            <w:r>
-              <w:rPr>
-                <w:rFonts w:ascii="Microsoft YaHei" w:cs="Microsoft YaHei" w:eastAsia="Microsoft YaHei" w:hAnsi="Microsoft YaHei"/>
-                <w:b w:val="false"/>
-                <w:bCs w:val="false"/>
-                <w:color w:val="1A1A1A"/>
-                <w:sz w:val="14"/>
-                <w:szCs w:val="14"/>
-              </w:rPr>
-              <w:t xml:space="preserve">单细胞</w:t>
-            </w:r>
-          </w:p>
-        </w:tc>
-        <w:tc>
-          <w:tcPr>
-            <w:tcW w:type="dxa" w:w="1380"/>
-            <w:tcMar>
-              <w:top w:type="dxa" w:w="30"/>
-              <w:left w:type="dxa" w:w="60"/>
-              <w:bottom w:type="dxa" w:w="30"/>
-              <w:right w:type="dxa" w:w="60"/>
-            </w:tcMar>
-          </w:tcPr>
-          <w:p>
-            <w:pPr>
-              <w:spacing w:after="0" w:before="0" w:line="288"/>
-            </w:pPr>
-            <w:r>
-              <w:rPr>
-                <w:rFonts w:ascii="Microsoft YaHei" w:cs="Microsoft YaHei" w:eastAsia="Microsoft YaHei" w:hAnsi="Microsoft YaHei"/>
-                <w:b w:val="false"/>
-                <w:bCs w:val="false"/>
-                <w:color w:val="1A1A1A"/>
-                <w:sz w:val="14"/>
-                <w:szCs w:val="14"/>
-              </w:rPr>
-              <w:t xml:space="preserve">13.2%（256/1947）</w:t>
-            </w:r>
-          </w:p>
-        </w:tc>
-        <w:tc>
-          <w:tcPr>
-            <w:tcW w:type="dxa" w:w="1400"/>
-            <w:tcMar>
-              <w:top w:type="dxa" w:w="30"/>
-              <w:left w:type="dxa" w:w="60"/>
-              <w:bottom w:type="dxa" w:w="30"/>
-              <w:right w:type="dxa" w:w="60"/>
-            </w:tcMar>
-          </w:tcPr>
-          <w:p>
-            <w:pPr>
-              <w:spacing w:after="0" w:before="0" w:line="288"/>
-            </w:pPr>
-            <w:r>
-              <w:rPr>
-                <w:rFonts w:ascii="Microsoft YaHei" w:cs="Microsoft YaHei" w:eastAsia="Microsoft YaHei" w:hAnsi="Microsoft YaHei"/>
-                <w:b w:val="false"/>
-                <w:bCs w:val="false"/>
-                <w:color w:val="1A1A1A"/>
-                <w:sz w:val="14"/>
-                <w:szCs w:val="14"/>
-              </w:rPr>
-              <w:t xml:space="preserve">0.10%（2/1947）</w:t>
-            </w:r>
-          </w:p>
-        </w:tc>
-        <w:tc>
-          <w:tcPr>
-            <w:tcW w:type="dxa" w:w="760"/>
-            <w:tcMar>
-              <w:top w:type="dxa" w:w="30"/>
-              <w:left w:type="dxa" w:w="60"/>
-              <w:bottom w:type="dxa" w:w="30"/>
-              <w:right w:type="dxa" w:w="60"/>
-            </w:tcMar>
-          </w:tcPr>
-          <w:p>
-            <w:pPr>
-              <w:spacing w:after="0" w:before="0" w:line="288"/>
-            </w:pPr>
-            <w:r>
-              <w:rPr>
-                <w:rFonts w:ascii="Microsoft YaHei" w:cs="Microsoft YaHei" w:eastAsia="Microsoft YaHei" w:hAnsi="Microsoft YaHei"/>
-                <w:b w:val="false"/>
-                <w:bCs w:val="false"/>
-                <w:color w:val="1A1A1A"/>
-                <w:sz w:val="14"/>
-                <w:szCs w:val="14"/>
-              </w:rPr>
-              <w:t xml:space="preserve">2/9</w:t>
-            </w:r>
-          </w:p>
-        </w:tc>
-        <w:tc>
-          <w:tcPr>
-            <w:tcW w:type="dxa" w:w="380"/>
-            <w:tcMar>
-              <w:top w:type="dxa" w:w="30"/>
-              <w:left w:type="dxa" w:w="60"/>
-              <w:bottom w:type="dxa" w:w="30"/>
-              <w:right w:type="dxa" w:w="60"/>
-            </w:tcMar>
-          </w:tcPr>
-          <w:p>
-            <w:pPr>
-              <w:spacing w:after="0" w:before="0" w:line="288"/>
-            </w:pPr>
-            <w:r>
-              <w:rPr>
-                <w:rFonts w:ascii="Microsoft YaHei" w:cs="Microsoft YaHei" w:eastAsia="Microsoft YaHei" w:hAnsi="Microsoft YaHei"/>
-                <w:b w:val="false"/>
-                <w:bCs w:val="false"/>
-                <w:color w:val="1A1A1A"/>
-                <w:sz w:val="14"/>
-                <w:szCs w:val="14"/>
-              </w:rPr>
-              <w:t xml:space="preserve"/>
-            </w:r>
-          </w:p>
-        </w:tc>
-        <w:tc>
-          <w:tcPr>
-            <w:tcW w:type="dxa" w:w="620"/>
-            <w:tcMar>
-              <w:top w:type="dxa" w:w="30"/>
-              <w:left w:type="dxa" w:w="60"/>
-              <w:bottom w:type="dxa" w:w="30"/>
-              <w:right w:type="dxa" w:w="60"/>
-            </w:tcMar>
-          </w:tcPr>
-          <w:p>
-            <w:pPr>
-              <w:spacing w:after="0" w:before="0" w:line="288"/>
-            </w:pPr>
-            <w:r>
-              <w:rPr>
-                <w:rFonts w:ascii="Microsoft YaHei" w:cs="Microsoft YaHei" w:eastAsia="Microsoft YaHei" w:hAnsi="Microsoft YaHei"/>
-                <w:b w:val="false"/>
-                <w:bCs w:val="false"/>
-                <w:color w:val="1A1A1A"/>
-                <w:sz w:val="14"/>
-                <w:szCs w:val="14"/>
-              </w:rPr>
-              <w:t xml:space="preserve">36.0</w:t>
-            </w:r>
-          </w:p>
-        </w:tc>
-        <w:tc>
-          <w:tcPr>
-            <w:tcW w:type="dxa" w:w="1380"/>
-            <w:tcMar>
-              <w:top w:type="dxa" w:w="30"/>
-              <w:left w:type="dxa" w:w="60"/>
-              <w:bottom w:type="dxa" w:w="30"/>
-              <w:right w:type="dxa" w:w="60"/>
-            </w:tcMar>
-          </w:tcPr>
-          <w:p>
-            <w:pPr>
-              <w:spacing w:after="0" w:before="0" w:line="288"/>
-            </w:pPr>
-            <w:r>
-              <w:rPr>
-                <w:rFonts w:ascii="Microsoft YaHei" w:cs="Microsoft YaHei" w:eastAsia="Microsoft YaHei" w:hAnsi="Microsoft YaHei"/>
-                <w:b w:val="false"/>
-                <w:bCs w:val="false"/>
-                <w:color w:val="1A1A1A"/>
-                <w:sz w:val="14"/>
-                <w:szCs w:val="14"/>
-              </w:rPr>
-              <w:t xml:space="preserve">B 潜在可能</w:t>
-            </w:r>
-          </w:p>
-        </w:tc>
-      </w:tr>
-      <w:tr>
-        <w:tc>
-          <w:tcPr>
-            <w:tcW w:type="dxa" w:w="620"/>
-            <w:tcMar>
-              <w:top w:type="dxa" w:w="30"/>
-              <w:left w:type="dxa" w:w="60"/>
-              <w:bottom w:type="dxa" w:w="30"/>
-              <w:right w:type="dxa" w:w="60"/>
-            </w:tcMar>
-          </w:tcPr>
-          <w:p>
-            <w:pPr>
-              <w:spacing w:after="0" w:before="0" w:line="288"/>
-            </w:pPr>
-            <w:r>
-              <w:rPr>
-                <w:rFonts w:ascii="Microsoft YaHei" w:cs="Microsoft YaHei" w:eastAsia="Microsoft YaHei" w:hAnsi="Microsoft YaHei"/>
-                <w:b/>
-                <w:bCs/>
-                <w:color w:val="1F5FA8"/>
-                <w:sz w:val="14"/>
-                <w:szCs w:val="14"/>
-              </w:rPr>
-              <w:t xml:space="preserve">可能</w:t>
-            </w:r>
-          </w:p>
-        </w:tc>
-        <w:tc>
-          <w:tcPr>
-            <w:tcW w:type="dxa" w:w="700"/>
-            <w:tcMar>
-              <w:top w:type="dxa" w:w="30"/>
-              <w:left w:type="dxa" w:w="60"/>
-              <w:bottom w:type="dxa" w:w="30"/>
-              <w:right w:type="dxa" w:w="60"/>
-            </w:tcMar>
-          </w:tcPr>
-          <w:p>
-            <w:pPr>
-              <w:spacing w:after="0" w:before="0" w:line="288"/>
-            </w:pPr>
-            <w:r>
-              <w:rPr>
-                <w:rFonts w:ascii="Microsoft YaHei" w:cs="Microsoft YaHei" w:eastAsia="Microsoft YaHei" w:hAnsi="Microsoft YaHei"/>
-                <w:b w:val="false"/>
-                <w:bCs w:val="false"/>
-                <w:color w:val="1A1A1A"/>
-                <w:sz w:val="14"/>
-                <w:szCs w:val="14"/>
-              </w:rPr>
-              <w:t xml:space="preserve">小鼠·脑</w:t>
-            </w:r>
-          </w:p>
-        </w:tc>
-        <w:tc>
-          <w:tcPr>
-            <w:tcW w:type="dxa" w:w="1500"/>
-            <w:tcMar>
-              <w:top w:type="dxa" w:w="30"/>
-              <w:left w:type="dxa" w:w="60"/>
-              <w:bottom w:type="dxa" w:w="30"/>
-              <w:right w:type="dxa" w:w="60"/>
-            </w:tcMar>
-          </w:tcPr>
-          <w:p>
-            <w:pPr>
-              <w:spacing w:after="0" w:before="0" w:line="288"/>
-            </w:pPr>
-            <w:r>
-              <w:rPr>
-                <w:rFonts w:ascii="Microsoft YaHei" w:cs="Microsoft YaHei" w:eastAsia="Microsoft YaHei" w:hAnsi="Microsoft YaHei"/>
-                <w:b w:val="false"/>
-                <w:bCs w:val="false"/>
-                <w:color w:val="1A1A1A"/>
-                <w:sz w:val="14"/>
-                <w:szCs w:val="14"/>
-              </w:rPr>
-              <w:t xml:space="preserve">Cajal-Retzius 神经元</w:t>
-            </w:r>
-          </w:p>
-        </w:tc>
-        <w:tc>
-          <w:tcPr>
-            <w:tcW w:type="dxa" w:w="1200"/>
-            <w:tcMar>
-              <w:top w:type="dxa" w:w="30"/>
-              <w:left w:type="dxa" w:w="60"/>
-              <w:bottom w:type="dxa" w:w="30"/>
-              <w:right w:type="dxa" w:w="60"/>
-            </w:tcMar>
-          </w:tcPr>
-          <w:p>
-            <w:pPr>
-              <w:spacing w:after="0" w:before="0" w:line="288"/>
-            </w:pPr>
-            <w:r>
-              <w:rPr>
-                <w:rFonts w:ascii="Microsoft YaHei" w:cs="Microsoft YaHei" w:eastAsia="Microsoft YaHei" w:hAnsi="Microsoft YaHei"/>
-                <w:b w:val="false"/>
-                <w:bCs w:val="false"/>
-                <w:color w:val="1A1A1A"/>
-                <w:sz w:val="14"/>
-                <w:szCs w:val="14"/>
-              </w:rPr>
-              <w:t xml:space="preserve">Yao 皮层+海马</w:t>
-            </w:r>
-          </w:p>
-        </w:tc>
-        <w:tc>
-          <w:tcPr>
-            <w:tcW w:type="dxa" w:w="500"/>
-            <w:tcMar>
-              <w:top w:type="dxa" w:w="30"/>
-              <w:left w:type="dxa" w:w="60"/>
-              <w:bottom w:type="dxa" w:w="30"/>
-              <w:right w:type="dxa" w:w="60"/>
-            </w:tcMar>
-          </w:tcPr>
-          <w:p>
-            <w:pPr>
-              <w:spacing w:after="0" w:before="0" w:line="288"/>
-            </w:pPr>
-            <w:r>
-              <w:rPr>
-                <w:rFonts w:ascii="Microsoft YaHei" w:cs="Microsoft YaHei" w:eastAsia="Microsoft YaHei" w:hAnsi="Microsoft YaHei"/>
-                <w:b w:val="false"/>
-                <w:bCs w:val="false"/>
-                <w:color w:val="1A1A1A"/>
-                <w:sz w:val="14"/>
-                <w:szCs w:val="14"/>
-              </w:rPr>
-              <w:t xml:space="preserve">单细胞</w:t>
-            </w:r>
-          </w:p>
-        </w:tc>
-        <w:tc>
-          <w:tcPr>
-            <w:tcW w:type="dxa" w:w="1380"/>
-            <w:tcMar>
-              <w:top w:type="dxa" w:w="30"/>
-              <w:left w:type="dxa" w:w="60"/>
-              <w:bottom w:type="dxa" w:w="30"/>
-              <w:right w:type="dxa" w:w="60"/>
-            </w:tcMar>
-          </w:tcPr>
-          <w:p>
-            <w:pPr>
-              <w:spacing w:after="0" w:before="0" w:line="288"/>
-            </w:pPr>
-            <w:r>
-              <w:rPr>
-                <w:rFonts w:ascii="Microsoft YaHei" w:cs="Microsoft YaHei" w:eastAsia="Microsoft YaHei" w:hAnsi="Microsoft YaHei"/>
-                <w:b w:val="false"/>
-                <w:bCs w:val="false"/>
-                <w:color w:val="1A1A1A"/>
-                <w:sz w:val="14"/>
-                <w:szCs w:val="14"/>
-              </w:rPr>
-              <w:t xml:space="preserve">12.5%（17/136）</w:t>
-            </w:r>
-          </w:p>
-        </w:tc>
-        <w:tc>
-          <w:tcPr>
-            <w:tcW w:type="dxa" w:w="1400"/>
-            <w:tcMar>
-              <w:top w:type="dxa" w:w="30"/>
-              <w:left w:type="dxa" w:w="60"/>
-              <w:bottom w:type="dxa" w:w="30"/>
-              <w:right w:type="dxa" w:w="60"/>
-            </w:tcMar>
-          </w:tcPr>
-          <w:p>
-            <w:pPr>
-              <w:spacing w:after="0" w:before="0" w:line="288"/>
-            </w:pPr>
-            <w:r>
-              <w:rPr>
-                <w:rFonts w:ascii="Microsoft YaHei" w:cs="Microsoft YaHei" w:eastAsia="Microsoft YaHei" w:hAnsi="Microsoft YaHei"/>
-                <w:b w:val="false"/>
-                <w:bCs w:val="false"/>
-                <w:color w:val="1A1A1A"/>
-                <w:sz w:val="14"/>
-                <w:szCs w:val="14"/>
-              </w:rPr>
-              <w:t xml:space="preserve">0.00%（0/136）</w:t>
-            </w:r>
-          </w:p>
-        </w:tc>
-        <w:tc>
-          <w:tcPr>
-            <w:tcW w:type="dxa" w:w="760"/>
-            <w:tcMar>
-              <w:top w:type="dxa" w:w="30"/>
-              <w:left w:type="dxa" w:w="60"/>
-              <w:bottom w:type="dxa" w:w="30"/>
-              <w:right w:type="dxa" w:w="60"/>
-            </w:tcMar>
-          </w:tcPr>
-          <w:p>
-            <w:pPr>
-              <w:spacing w:after="0" w:before="0" w:line="288"/>
-            </w:pPr>
-            <w:r>
-              <w:rPr>
-                <w:rFonts w:ascii="Microsoft YaHei" w:cs="Microsoft YaHei" w:eastAsia="Microsoft YaHei" w:hAnsi="Microsoft YaHei"/>
-                <w:b w:val="false"/>
-                <w:bCs w:val="false"/>
-                <w:color w:val="1A1A1A"/>
-                <w:sz w:val="14"/>
-                <w:szCs w:val="14"/>
-              </w:rPr>
-              <w:t xml:space="preserve">0/4</w:t>
-            </w:r>
-          </w:p>
-        </w:tc>
-        <w:tc>
-          <w:tcPr>
-            <w:tcW w:type="dxa" w:w="380"/>
-            <w:tcMar>
-              <w:top w:type="dxa" w:w="30"/>
-              <w:left w:type="dxa" w:w="60"/>
-              <w:bottom w:type="dxa" w:w="30"/>
-              <w:right w:type="dxa" w:w="60"/>
-            </w:tcMar>
-          </w:tcPr>
-          <w:p>
-            <w:pPr>
-              <w:spacing w:after="0" w:before="0" w:line="288"/>
-            </w:pPr>
-            <w:r>
-              <w:rPr>
-                <w:rFonts w:ascii="Microsoft YaHei" w:cs="Microsoft YaHei" w:eastAsia="Microsoft YaHei" w:hAnsi="Microsoft YaHei"/>
-                <w:b w:val="false"/>
-                <w:bCs w:val="false"/>
-                <w:color w:val="1A1A1A"/>
-                <w:sz w:val="14"/>
-                <w:szCs w:val="14"/>
-              </w:rPr>
-              <w:t xml:space="preserve"/>
-            </w:r>
-          </w:p>
-        </w:tc>
-        <w:tc>
-          <w:tcPr>
-            <w:tcW w:type="dxa" w:w="620"/>
-            <w:tcMar>
-              <w:top w:type="dxa" w:w="30"/>
-              <w:left w:type="dxa" w:w="60"/>
-              <w:bottom w:type="dxa" w:w="30"/>
-              <w:right w:type="dxa" w:w="60"/>
-            </w:tcMar>
-          </w:tcPr>
-          <w:p>
-            <w:pPr>
-              <w:spacing w:after="0" w:before="0" w:line="288"/>
-            </w:pPr>
-            <w:r>
-              <w:rPr>
-                <w:rFonts w:ascii="Microsoft YaHei" w:cs="Microsoft YaHei" w:eastAsia="Microsoft YaHei" w:hAnsi="Microsoft YaHei"/>
-                <w:b w:val="false"/>
-                <w:bCs w:val="false"/>
-                <w:color w:val="1A1A1A"/>
-                <w:sz w:val="14"/>
-                <w:szCs w:val="14"/>
-              </w:rPr>
-              <w:t xml:space="preserve">—</w:t>
-            </w:r>
-          </w:p>
-        </w:tc>
-        <w:tc>
-          <w:tcPr>
-            <w:tcW w:type="dxa" w:w="1380"/>
-            <w:tcMar>
-              <w:top w:type="dxa" w:w="30"/>
-              <w:left w:type="dxa" w:w="60"/>
-              <w:bottom w:type="dxa" w:w="30"/>
-              <w:right w:type="dxa" w:w="60"/>
-            </w:tcMar>
-          </w:tcPr>
-          <w:p>
-            <w:pPr>
-              <w:spacing w:after="0" w:before="0" w:line="288"/>
-            </w:pPr>
-            <w:r>
-              <w:rPr>
-                <w:rFonts w:ascii="Microsoft YaHei" w:cs="Microsoft YaHei" w:eastAsia="Microsoft YaHei" w:hAnsi="Microsoft YaHei"/>
-                <w:b w:val="false"/>
-                <w:bCs w:val="false"/>
-                <w:color w:val="1A1A1A"/>
-                <w:sz w:val="14"/>
-                <w:szCs w:val="14"/>
-              </w:rPr>
-              <w:t xml:space="preserve">E 仍无匹配参考</w:t>
-            </w:r>
-          </w:p>
-        </w:tc>
-      </w:tr>
-      <w:tr>
-        <w:tc>
-          <w:tcPr>
-            <w:tcW w:type="dxa" w:w="620"/>
-            <w:tcMar>
-              <w:top w:type="dxa" w:w="30"/>
-              <w:left w:type="dxa" w:w="60"/>
-              <w:bottom w:type="dxa" w:w="30"/>
-              <w:right w:type="dxa" w:w="60"/>
-            </w:tcMar>
-          </w:tcPr>
-          <w:p>
-            <w:pPr>
-              <w:spacing w:after="0" w:before="0" w:line="288"/>
-            </w:pPr>
-            <w:r>
-              <w:rPr>
-                <w:rFonts w:ascii="Microsoft YaHei" w:cs="Microsoft YaHei" w:eastAsia="Microsoft YaHei" w:hAnsi="Microsoft YaHei"/>
-                <w:b/>
-                <w:bCs/>
-                <w:color w:val="1F5FA8"/>
-                <w:sz w:val="14"/>
-                <w:szCs w:val="14"/>
-              </w:rPr>
-              <w:t xml:space="preserve">可能</w:t>
-            </w:r>
-          </w:p>
-        </w:tc>
-        <w:tc>
-          <w:tcPr>
-            <w:tcW w:type="dxa" w:w="700"/>
-            <w:tcMar>
-              <w:top w:type="dxa" w:w="30"/>
-              <w:left w:type="dxa" w:w="60"/>
-              <w:bottom w:type="dxa" w:w="30"/>
-              <w:right w:type="dxa" w:w="60"/>
-            </w:tcMar>
-          </w:tcPr>
-          <w:p>
-            <w:pPr>
-              <w:spacing w:after="0" w:before="0" w:line="288"/>
-            </w:pPr>
-            <w:r>
-              <w:rPr>
-                <w:rFonts w:ascii="Microsoft YaHei" w:cs="Microsoft YaHei" w:eastAsia="Microsoft YaHei" w:hAnsi="Microsoft YaHei"/>
-                <w:b w:val="false"/>
-                <w:bCs w:val="false"/>
-                <w:color w:val="1A1A1A"/>
-                <w:sz w:val="14"/>
-                <w:szCs w:val="14"/>
-              </w:rPr>
-              <w:t xml:space="preserve">人·脑</w:t>
-            </w:r>
-          </w:p>
-        </w:tc>
-        <w:tc>
-          <w:tcPr>
-            <w:tcW w:type="dxa" w:w="1500"/>
-            <w:tcMar>
-              <w:top w:type="dxa" w:w="30"/>
-              <w:left w:type="dxa" w:w="60"/>
-              <w:bottom w:type="dxa" w:w="30"/>
-              <w:right w:type="dxa" w:w="60"/>
-            </w:tcMar>
-          </w:tcPr>
-          <w:p>
-            <w:pPr>
-              <w:spacing w:after="0" w:before="0" w:line="288"/>
-            </w:pPr>
-            <w:r>
-              <w:rPr>
-                <w:rFonts w:ascii="Microsoft YaHei" w:cs="Microsoft YaHei" w:eastAsia="Microsoft YaHei" w:hAnsi="Microsoft YaHei"/>
-                <w:b w:val="false"/>
-                <w:bCs w:val="false"/>
-                <w:color w:val="1A1A1A"/>
-                <w:sz w:val="14"/>
-                <w:szCs w:val="14"/>
-              </w:rPr>
-              <w:t xml:space="preserve">CGE 源中间神经元</w:t>
-            </w:r>
-          </w:p>
-        </w:tc>
-        <w:tc>
-          <w:tcPr>
-            <w:tcW w:type="dxa" w:w="1200"/>
-            <w:tcMar>
-              <w:top w:type="dxa" w:w="30"/>
-              <w:left w:type="dxa" w:w="60"/>
-              <w:bottom w:type="dxa" w:w="30"/>
-              <w:right w:type="dxa" w:w="60"/>
-            </w:tcMar>
-          </w:tcPr>
-          <w:p>
-            <w:pPr>
-              <w:spacing w:after="0" w:before="0" w:line="288"/>
-            </w:pPr>
-            <w:r>
-              <w:rPr>
-                <w:rFonts w:ascii="Microsoft YaHei" w:cs="Microsoft YaHei" w:eastAsia="Microsoft YaHei" w:hAnsi="Microsoft YaHei"/>
-                <w:b w:val="false"/>
-                <w:bCs w:val="false"/>
-                <w:color w:val="1A1A1A"/>
-                <w:sz w:val="14"/>
-                <w:szCs w:val="14"/>
-              </w:rPr>
-              <w:t xml:space="preserve">SEA-AD DLPFC</w:t>
-            </w:r>
-          </w:p>
-        </w:tc>
-        <w:tc>
-          <w:tcPr>
-            <w:tcW w:type="dxa" w:w="500"/>
-            <w:tcMar>
-              <w:top w:type="dxa" w:w="30"/>
-              <w:left w:type="dxa" w:w="60"/>
-              <w:bottom w:type="dxa" w:w="30"/>
-              <w:right w:type="dxa" w:w="60"/>
-            </w:tcMar>
-          </w:tcPr>
-          <w:p>
-            <w:pPr>
-              <w:spacing w:after="0" w:before="0" w:line="288"/>
-            </w:pPr>
-            <w:r>
-              <w:rPr>
-                <w:rFonts w:ascii="Microsoft YaHei" w:cs="Microsoft YaHei" w:eastAsia="Microsoft YaHei" w:hAnsi="Microsoft YaHei"/>
-                <w:b w:val="false"/>
-                <w:bCs w:val="false"/>
-                <w:color w:val="1A1A1A"/>
-                <w:sz w:val="14"/>
-                <w:szCs w:val="14"/>
-              </w:rPr>
-              <w:t xml:space="preserve">单核</w:t>
-            </w:r>
-          </w:p>
-        </w:tc>
-        <w:tc>
-          <w:tcPr>
-            <w:tcW w:type="dxa" w:w="1380"/>
-            <w:tcMar>
-              <w:top w:type="dxa" w:w="30"/>
-              <w:left w:type="dxa" w:w="60"/>
-              <w:bottom w:type="dxa" w:w="30"/>
-              <w:right w:type="dxa" w:w="60"/>
-            </w:tcMar>
-          </w:tcPr>
-          <w:p>
-            <w:pPr>
-              <w:spacing w:after="0" w:before="0" w:line="288"/>
-            </w:pPr>
-            <w:r>
-              <w:rPr>
-                <w:rFonts w:ascii="Microsoft YaHei" w:cs="Microsoft YaHei" w:eastAsia="Microsoft YaHei" w:hAnsi="Microsoft YaHei"/>
-                <w:b w:val="false"/>
-                <w:bCs w:val="false"/>
-                <w:color w:val="1A1A1A"/>
-                <w:sz w:val="14"/>
-                <w:szCs w:val="14"/>
-              </w:rPr>
-              <w:t xml:space="preserve">12.1%（618/5096）</w:t>
-            </w:r>
-          </w:p>
-        </w:tc>
-        <w:tc>
-          <w:tcPr>
-            <w:tcW w:type="dxa" w:w="1400"/>
-            <w:tcMar>
-              <w:top w:type="dxa" w:w="30"/>
-              <w:left w:type="dxa" w:w="60"/>
-              <w:bottom w:type="dxa" w:w="30"/>
-              <w:right w:type="dxa" w:w="60"/>
-            </w:tcMar>
-          </w:tcPr>
-          <w:p>
-            <w:pPr>
-              <w:spacing w:after="0" w:before="0" w:line="288"/>
-            </w:pPr>
-            <w:r>
-              <w:rPr>
-                <w:rFonts w:ascii="Microsoft YaHei" w:cs="Microsoft YaHei" w:eastAsia="Microsoft YaHei" w:hAnsi="Microsoft YaHei"/>
-                <w:b w:val="false"/>
-                <w:bCs w:val="false"/>
-                <w:color w:val="1A1A1A"/>
-                <w:sz w:val="14"/>
-                <w:szCs w:val="14"/>
-              </w:rPr>
-              <w:t xml:space="preserve">0.20%（10/5096）</w:t>
-            </w:r>
-          </w:p>
-        </w:tc>
-        <w:tc>
-          <w:tcPr>
-            <w:tcW w:type="dxa" w:w="760"/>
-            <w:tcMar>
-              <w:top w:type="dxa" w:w="30"/>
-              <w:left w:type="dxa" w:w="60"/>
-              <w:bottom w:type="dxa" w:w="30"/>
-              <w:right w:type="dxa" w:w="60"/>
-            </w:tcMar>
-          </w:tcPr>
-          <w:p>
-            <w:pPr>
-              <w:spacing w:after="0" w:before="0" w:line="288"/>
-            </w:pPr>
-            <w:r>
-              <w:rPr>
-                <w:rFonts w:ascii="Microsoft YaHei" w:cs="Microsoft YaHei" w:eastAsia="Microsoft YaHei" w:hAnsi="Microsoft YaHei"/>
-                <w:b w:val="false"/>
-                <w:bCs w:val="false"/>
-                <w:color w:val="1A1A1A"/>
-                <w:sz w:val="14"/>
-                <w:szCs w:val="14"/>
-              </w:rPr>
-              <w:t xml:space="preserve">10/44</w:t>
-            </w:r>
-          </w:p>
-        </w:tc>
-        <w:tc>
-          <w:tcPr>
-            <w:tcW w:type="dxa" w:w="380"/>
-            <w:tcMar>
-              <w:top w:type="dxa" w:w="30"/>
-              <w:left w:type="dxa" w:w="60"/>
-              <w:bottom w:type="dxa" w:w="30"/>
-              <w:right w:type="dxa" w:w="60"/>
-            </w:tcMar>
-          </w:tcPr>
-          <w:p>
-            <w:pPr>
-              <w:spacing w:after="0" w:before="0" w:line="288"/>
-            </w:pPr>
-            <w:r>
-              <w:rPr>
-                <w:rFonts w:ascii="Microsoft YaHei" w:cs="Microsoft YaHei" w:eastAsia="Microsoft YaHei" w:hAnsi="Microsoft YaHei"/>
-                <w:b w:val="false"/>
-                <w:bCs w:val="false"/>
-                <w:color w:val="1A1A1A"/>
-                <w:sz w:val="14"/>
-                <w:szCs w:val="14"/>
-              </w:rPr>
-              <w:t xml:space="preserve"/>
-            </w:r>
-          </w:p>
-        </w:tc>
-        <w:tc>
-          <w:tcPr>
-            <w:tcW w:type="dxa" w:w="620"/>
-            <w:tcMar>
-              <w:top w:type="dxa" w:w="30"/>
-              <w:left w:type="dxa" w:w="60"/>
-              <w:bottom w:type="dxa" w:w="30"/>
-              <w:right w:type="dxa" w:w="60"/>
-            </w:tcMar>
-          </w:tcPr>
-          <w:p>
-            <w:pPr>
-              <w:spacing w:after="0" w:before="0" w:line="288"/>
-            </w:pPr>
-            <w:r>
-              <w:rPr>
-                <w:rFonts w:ascii="Microsoft YaHei" w:cs="Microsoft YaHei" w:eastAsia="Microsoft YaHei" w:hAnsi="Microsoft YaHei"/>
-                <w:b w:val="false"/>
-                <w:bCs w:val="false"/>
-                <w:color w:val="1A1A1A"/>
-                <w:sz w:val="14"/>
-                <w:szCs w:val="14"/>
-              </w:rPr>
-              <w:t xml:space="preserve">inf</w:t>
-            </w:r>
-          </w:p>
-        </w:tc>
-        <w:tc>
-          <w:tcPr>
-            <w:tcW w:type="dxa" w:w="1380"/>
-            <w:tcMar>
-              <w:top w:type="dxa" w:w="30"/>
-              <w:left w:type="dxa" w:w="60"/>
-              <w:bottom w:type="dxa" w:w="30"/>
-              <w:right w:type="dxa" w:w="60"/>
-            </w:tcMar>
-          </w:tcPr>
-          <w:p>
-            <w:pPr>
-              <w:spacing w:after="0" w:before="0" w:line="288"/>
-            </w:pPr>
-            <w:r>
-              <w:rPr>
-                <w:rFonts w:ascii="Microsoft YaHei" w:cs="Microsoft YaHei" w:eastAsia="Microsoft YaHei" w:hAnsi="Microsoft YaHei"/>
-                <w:b w:val="false"/>
-                <w:bCs w:val="false"/>
-                <w:color w:val="1A1A1A"/>
-                <w:sz w:val="14"/>
-                <w:szCs w:val="14"/>
-              </w:rPr>
-              <w:t xml:space="preserve">B 潜在可能</w:t>
-            </w:r>
-          </w:p>
-        </w:tc>
-      </w:tr>
-      <w:tr>
-        <w:tc>
-          <w:tcPr>
-            <w:tcW w:type="dxa" w:w="620"/>
-            <w:tcMar>
-              <w:top w:type="dxa" w:w="30"/>
-              <w:left w:type="dxa" w:w="60"/>
-              <w:bottom w:type="dxa" w:w="30"/>
-              <w:right w:type="dxa" w:w="60"/>
-            </w:tcMar>
-          </w:tcPr>
-          <w:p>
-            <w:pPr>
-              <w:spacing w:after="0" w:before="0" w:line="288"/>
-            </w:pPr>
-            <w:r>
-              <w:rPr>
-                <w:rFonts w:ascii="Microsoft YaHei" w:cs="Microsoft YaHei" w:eastAsia="Microsoft YaHei" w:hAnsi="Microsoft YaHei"/>
-                <w:b/>
-                <w:bCs/>
-                <w:color w:val="1F5FA8"/>
-                <w:sz w:val="14"/>
-                <w:szCs w:val="14"/>
-              </w:rPr>
-              <w:t xml:space="preserve">可能</w:t>
-            </w:r>
-          </w:p>
-        </w:tc>
-        <w:tc>
-          <w:tcPr>
-            <w:tcW w:type="dxa" w:w="700"/>
-            <w:tcMar>
-              <w:top w:type="dxa" w:w="30"/>
-              <w:left w:type="dxa" w:w="60"/>
-              <w:bottom w:type="dxa" w:w="30"/>
-              <w:right w:type="dxa" w:w="60"/>
-            </w:tcMar>
-          </w:tcPr>
-          <w:p>
-            <w:pPr>
-              <w:spacing w:after="0" w:before="0" w:line="288"/>
-            </w:pPr>
-            <w:r>
-              <w:rPr>
-                <w:rFonts w:ascii="Microsoft YaHei" w:cs="Microsoft YaHei" w:eastAsia="Microsoft YaHei" w:hAnsi="Microsoft YaHei"/>
-                <w:b w:val="false"/>
-                <w:bCs w:val="false"/>
-                <w:color w:val="1A1A1A"/>
-                <w:sz w:val="14"/>
-                <w:szCs w:val="14"/>
-              </w:rPr>
-              <w:t xml:space="preserve">小鼠·胰</w:t>
-            </w:r>
-          </w:p>
-        </w:tc>
-        <w:tc>
-          <w:tcPr>
-            <w:tcW w:type="dxa" w:w="1500"/>
-            <w:tcMar>
-              <w:top w:type="dxa" w:w="30"/>
-              <w:left w:type="dxa" w:w="60"/>
-              <w:bottom w:type="dxa" w:w="30"/>
-              <w:right w:type="dxa" w:w="60"/>
-            </w:tcMar>
-          </w:tcPr>
-          <w:p>
-            <w:pPr>
-              <w:spacing w:after="0" w:before="0" w:line="288"/>
-            </w:pPr>
-            <w:r>
-              <w:rPr>
-                <w:rFonts w:ascii="Microsoft YaHei" w:cs="Microsoft YaHei" w:eastAsia="Microsoft YaHei" w:hAnsi="Microsoft YaHei"/>
-                <w:b w:val="false"/>
-                <w:bCs w:val="false"/>
-                <w:color w:val="1A1A1A"/>
-                <w:sz w:val="14"/>
-                <w:szCs w:val="14"/>
-              </w:rPr>
-              <w:t xml:space="preserve">胰岛 D(δ) 细胞</w:t>
-            </w:r>
-          </w:p>
-        </w:tc>
-        <w:tc>
-          <w:tcPr>
-            <w:tcW w:type="dxa" w:w="1200"/>
-            <w:tcMar>
-              <w:top w:type="dxa" w:w="30"/>
-              <w:left w:type="dxa" w:w="60"/>
-              <w:bottom w:type="dxa" w:w="30"/>
-              <w:right w:type="dxa" w:w="60"/>
-            </w:tcMar>
-          </w:tcPr>
-          <w:p>
-            <w:pPr>
-              <w:spacing w:after="0" w:before="0" w:line="288"/>
-            </w:pPr>
-            <w:r>
-              <w:rPr>
-                <w:rFonts w:ascii="Microsoft YaHei" w:cs="Microsoft YaHei" w:eastAsia="Microsoft YaHei" w:hAnsi="Microsoft YaHei"/>
-                <w:b w:val="false"/>
-                <w:bCs w:val="false"/>
-                <w:color w:val="1A1A1A"/>
-                <w:sz w:val="14"/>
-                <w:szCs w:val="14"/>
-              </w:rPr>
-              <w:t xml:space="preserve">小鼠胰岛图谱</w:t>
-            </w:r>
-          </w:p>
-        </w:tc>
-        <w:tc>
-          <w:tcPr>
-            <w:tcW w:type="dxa" w:w="500"/>
-            <w:tcMar>
-              <w:top w:type="dxa" w:w="30"/>
-              <w:left w:type="dxa" w:w="60"/>
-              <w:bottom w:type="dxa" w:w="30"/>
-              <w:right w:type="dxa" w:w="60"/>
-            </w:tcMar>
-          </w:tcPr>
-          <w:p>
-            <w:pPr>
-              <w:spacing w:after="0" w:before="0" w:line="288"/>
-            </w:pPr>
-            <w:r>
-              <w:rPr>
-                <w:rFonts w:ascii="Microsoft YaHei" w:cs="Microsoft YaHei" w:eastAsia="Microsoft YaHei" w:hAnsi="Microsoft YaHei"/>
-                <w:b w:val="false"/>
-                <w:bCs w:val="false"/>
-                <w:color w:val="1A1A1A"/>
-                <w:sz w:val="14"/>
-                <w:szCs w:val="14"/>
-              </w:rPr>
-              <w:t xml:space="preserve">单细胞</w:t>
-            </w:r>
-          </w:p>
-        </w:tc>
-        <w:tc>
-          <w:tcPr>
-            <w:tcW w:type="dxa" w:w="1380"/>
-            <w:tcMar>
-              <w:top w:type="dxa" w:w="30"/>
-              <w:left w:type="dxa" w:w="60"/>
-              <w:bottom w:type="dxa" w:w="30"/>
-              <w:right w:type="dxa" w:w="60"/>
-            </w:tcMar>
-          </w:tcPr>
-          <w:p>
-            <w:pPr>
-              <w:spacing w:after="0" w:before="0" w:line="288"/>
-            </w:pPr>
-            <w:r>
-              <w:rPr>
-                <w:rFonts w:ascii="Microsoft YaHei" w:cs="Microsoft YaHei" w:eastAsia="Microsoft YaHei" w:hAnsi="Microsoft YaHei"/>
-                <w:b w:val="false"/>
-                <w:bCs w:val="false"/>
-                <w:color w:val="1A1A1A"/>
-                <w:sz w:val="14"/>
-                <w:szCs w:val="14"/>
-              </w:rPr>
-              <w:t xml:space="preserve">11.3%（842/7468）</w:t>
-            </w:r>
-          </w:p>
-        </w:tc>
-        <w:tc>
-          <w:tcPr>
-            <w:tcW w:type="dxa" w:w="1400"/>
-            <w:tcMar>
-              <w:top w:type="dxa" w:w="30"/>
-              <w:left w:type="dxa" w:w="60"/>
-              <w:bottom w:type="dxa" w:w="30"/>
-              <w:right w:type="dxa" w:w="60"/>
-            </w:tcMar>
-          </w:tcPr>
-          <w:p>
-            <w:pPr>
-              <w:spacing w:after="0" w:before="0" w:line="288"/>
-            </w:pPr>
-            <w:r>
-              <w:rPr>
-                <w:rFonts w:ascii="Microsoft YaHei" w:cs="Microsoft YaHei" w:eastAsia="Microsoft YaHei" w:hAnsi="Microsoft YaHei"/>
-                <w:b w:val="false"/>
-                <w:bCs w:val="false"/>
-                <w:color w:val="1A1A1A"/>
-                <w:sz w:val="14"/>
-                <w:szCs w:val="14"/>
-              </w:rPr>
-              <w:t xml:space="preserve">0.08%（6/7468）</w:t>
-            </w:r>
-          </w:p>
-        </w:tc>
-        <w:tc>
-          <w:tcPr>
-            <w:tcW w:type="dxa" w:w="760"/>
-            <w:tcMar>
-              <w:top w:type="dxa" w:w="30"/>
-              <w:left w:type="dxa" w:w="60"/>
-              <w:bottom w:type="dxa" w:w="30"/>
-              <w:right w:type="dxa" w:w="60"/>
-            </w:tcMar>
-          </w:tcPr>
-          <w:p>
-            <w:pPr>
-              <w:spacing w:after="0" w:before="0" w:line="288"/>
-            </w:pPr>
-            <w:r>
-              <w:rPr>
-                <w:rFonts w:ascii="Microsoft YaHei" w:cs="Microsoft YaHei" w:eastAsia="Microsoft YaHei" w:hAnsi="Microsoft YaHei"/>
-                <w:b w:val="false"/>
-                <w:bCs w:val="false"/>
-                <w:color w:val="1A1A1A"/>
-                <w:sz w:val="14"/>
-                <w:szCs w:val="14"/>
-              </w:rPr>
-              <w:t xml:space="preserve">5/24</w:t>
-            </w:r>
-          </w:p>
-        </w:tc>
-        <w:tc>
-          <w:tcPr>
-            <w:tcW w:type="dxa" w:w="380"/>
-            <w:tcMar>
-              <w:top w:type="dxa" w:w="30"/>
-              <w:left w:type="dxa" w:w="60"/>
-              <w:bottom w:type="dxa" w:w="30"/>
-              <w:right w:type="dxa" w:w="60"/>
-            </w:tcMar>
-          </w:tcPr>
-          <w:p>
-            <w:pPr>
-              <w:spacing w:after="0" w:before="0" w:line="288"/>
-            </w:pPr>
-            <w:r>
-              <w:rPr>
-                <w:rFonts w:ascii="Microsoft YaHei" w:cs="Microsoft YaHei" w:eastAsia="Microsoft YaHei" w:hAnsi="Microsoft YaHei"/>
-                <w:b w:val="false"/>
-                <w:bCs w:val="false"/>
-                <w:color w:val="1A1A1A"/>
-                <w:sz w:val="14"/>
-                <w:szCs w:val="14"/>
-              </w:rPr>
-              <w:t xml:space="preserve">×2</w:t>
-            </w:r>
-          </w:p>
-        </w:tc>
-        <w:tc>
-          <w:tcPr>
-            <w:tcW w:type="dxa" w:w="620"/>
-            <w:tcMar>
-              <w:top w:type="dxa" w:w="30"/>
-              <w:left w:type="dxa" w:w="60"/>
-              <w:bottom w:type="dxa" w:w="30"/>
-              <w:right w:type="dxa" w:w="60"/>
-            </w:tcMar>
-          </w:tcPr>
-          <w:p>
-            <w:pPr>
-              <w:spacing w:after="0" w:before="0" w:line="288"/>
-            </w:pPr>
-            <w:r>
-              <w:rPr>
-                <w:rFonts w:ascii="Microsoft YaHei" w:cs="Microsoft YaHei" w:eastAsia="Microsoft YaHei" w:hAnsi="Microsoft YaHei"/>
-                <w:b w:val="false"/>
-                <w:bCs w:val="false"/>
-                <w:color w:val="1A1A1A"/>
-                <w:sz w:val="14"/>
-                <w:szCs w:val="14"/>
-              </w:rPr>
-              <w:t xml:space="preserve">inf</w:t>
-            </w:r>
-          </w:p>
-        </w:tc>
-        <w:tc>
-          <w:tcPr>
-            <w:tcW w:type="dxa" w:w="1380"/>
-            <w:tcMar>
-              <w:top w:type="dxa" w:w="30"/>
-              <w:left w:type="dxa" w:w="60"/>
-              <w:bottom w:type="dxa" w:w="30"/>
-              <w:right w:type="dxa" w:w="60"/>
-            </w:tcMar>
-          </w:tcPr>
-          <w:p>
-            <w:pPr>
-              <w:spacing w:after="0" w:before="0" w:line="288"/>
-            </w:pPr>
-            <w:r>
-              <w:rPr>
-                <w:rFonts w:ascii="Microsoft YaHei" w:cs="Microsoft YaHei" w:eastAsia="Microsoft YaHei" w:hAnsi="Microsoft YaHei"/>
-                <w:b w:val="false"/>
-                <w:bCs w:val="false"/>
-                <w:color w:val="1A1A1A"/>
-                <w:sz w:val="14"/>
-                <w:szCs w:val="14"/>
-              </w:rPr>
-              <w:t xml:space="preserve">B 潜在可能</w:t>
-            </w:r>
-          </w:p>
-        </w:tc>
-      </w:tr>
-      <w:tr>
-        <w:tc>
-          <w:tcPr>
-            <w:tcW w:type="dxa" w:w="620"/>
-            <w:tcMar>
-              <w:top w:type="dxa" w:w="30"/>
-              <w:left w:type="dxa" w:w="60"/>
-              <w:bottom w:type="dxa" w:w="30"/>
-              <w:right w:type="dxa" w:w="60"/>
-            </w:tcMar>
-          </w:tcPr>
-          <w:p>
-            <w:pPr>
-              <w:spacing w:after="0" w:before="0" w:line="288"/>
-            </w:pPr>
-            <w:r>
-              <w:rPr>
-                <w:rFonts w:ascii="Microsoft YaHei" w:cs="Microsoft YaHei" w:eastAsia="Microsoft YaHei" w:hAnsi="Microsoft YaHei"/>
-                <w:b/>
-                <w:bCs/>
-                <w:color w:val="1F5FA8"/>
-                <w:sz w:val="14"/>
-                <w:szCs w:val="14"/>
-              </w:rPr>
-              <w:t xml:space="preserve">可能</w:t>
-            </w:r>
-          </w:p>
-        </w:tc>
-        <w:tc>
-          <w:tcPr>
-            <w:tcW w:type="dxa" w:w="700"/>
-            <w:tcMar>
-              <w:top w:type="dxa" w:w="30"/>
-              <w:left w:type="dxa" w:w="60"/>
-              <w:bottom w:type="dxa" w:w="30"/>
-              <w:right w:type="dxa" w:w="60"/>
-            </w:tcMar>
-          </w:tcPr>
-          <w:p>
-            <w:pPr>
-              <w:spacing w:after="0" w:before="0" w:line="288"/>
-            </w:pPr>
-            <w:r>
-              <w:rPr>
-                <w:rFonts w:ascii="Microsoft YaHei" w:cs="Microsoft YaHei" w:eastAsia="Microsoft YaHei" w:hAnsi="Microsoft YaHei"/>
-                <w:b w:val="false"/>
-                <w:bCs w:val="false"/>
-                <w:color w:val="1A1A1A"/>
-                <w:sz w:val="14"/>
-                <w:szCs w:val="14"/>
-              </w:rPr>
               <w:t xml:space="preserve">人·胰</w:t>
             </w:r>
           </w:p>
@@ -9085,7 +8786,7 @@
                 <w:sz w:val="14"/>
                 <w:szCs w:val="14"/>
               </w:rPr>
-              <w:t xml:space="preserve">4.67</w:t>
+              <w:t xml:space="preserve">6.35</w:t>
             </w:r>
           </w:p>
         </w:tc>
@@ -10009,7 +9710,7 @@
                 <w:sz w:val="14"/>
                 <w:szCs w:val="14"/>
               </w:rPr>
-              <w:t xml:space="preserve">C CASP1 确实存在</w:t>
+              <w:t xml:space="preserve">D 方向相反，排除</w:t>
             </w:r>
           </w:p>
         </w:tc>
@@ -11179,6 +10880,305 @@
                 <w:szCs w:val="14"/>
               </w:rPr>
               <w:t xml:space="preserve">11.9</w:t>
+            </w:r>
+          </w:p>
+        </w:tc>
+        <w:tc>
+          <w:tcPr>
+            <w:tcW w:type="dxa" w:w="1380"/>
+            <w:tcMar>
+              <w:top w:type="dxa" w:w="30"/>
+              <w:left w:type="dxa" w:w="60"/>
+              <w:bottom w:type="dxa" w:w="30"/>
+              <w:right w:type="dxa" w:w="60"/>
+            </w:tcMar>
+          </w:tcPr>
+          <w:p>
+            <w:pPr>
+              <w:spacing w:after="0" w:before="0" w:line="288"/>
+            </w:pPr>
+            <w:r>
+              <w:rPr>
+                <w:rFonts w:ascii="Microsoft YaHei" w:cs="Microsoft YaHei" w:eastAsia="Microsoft YaHei" w:hAnsi="Microsoft YaHei"/>
+                <w:b w:val="false"/>
+                <w:bCs w:val="false"/>
+                <w:color w:val="1A1A1A"/>
+                <w:sz w:val="14"/>
+                <w:szCs w:val="14"/>
+              </w:rPr>
+              <w:t xml:space="preserve">C CASP1 确实存在</w:t>
+            </w:r>
+          </w:p>
+        </w:tc>
+      </w:tr>
+      <w:tr>
+        <w:tc>
+          <w:tcPr>
+            <w:tcW w:type="dxa" w:w="620"/>
+            <w:tcMar>
+              <w:top w:type="dxa" w:w="30"/>
+              <w:left w:type="dxa" w:w="60"/>
+              <w:bottom w:type="dxa" w:w="30"/>
+              <w:right w:type="dxa" w:w="60"/>
+            </w:tcMar>
+          </w:tcPr>
+          <w:p>
+            <w:pPr>
+              <w:spacing w:after="0" w:before="0" w:line="288"/>
+            </w:pPr>
+            <w:r>
+              <w:rPr>
+                <w:rFonts w:ascii="Microsoft YaHei" w:cs="Microsoft YaHei" w:eastAsia="Microsoft YaHei" w:hAnsi="Microsoft YaHei"/>
+                <w:b/>
+                <w:bCs/>
+                <w:color w:val="9A2B2B"/>
+                <w:sz w:val="14"/>
+                <w:szCs w:val="14"/>
+              </w:rPr>
+              <w:t xml:space="preserve">相反</w:t>
+            </w:r>
+          </w:p>
+        </w:tc>
+        <w:tc>
+          <w:tcPr>
+            <w:tcW w:type="dxa" w:w="700"/>
+            <w:tcMar>
+              <w:top w:type="dxa" w:w="30"/>
+              <w:left w:type="dxa" w:w="60"/>
+              <w:bottom w:type="dxa" w:w="30"/>
+              <w:right w:type="dxa" w:w="60"/>
+            </w:tcMar>
+          </w:tcPr>
+          <w:p>
+            <w:pPr>
+              <w:spacing w:after="0" w:before="0" w:line="288"/>
+            </w:pPr>
+            <w:r>
+              <w:rPr>
+                <w:rFonts w:ascii="Microsoft YaHei" w:cs="Microsoft YaHei" w:eastAsia="Microsoft YaHei" w:hAnsi="Microsoft YaHei"/>
+                <w:b w:val="false"/>
+                <w:bCs w:val="false"/>
+                <w:color w:val="1A1A1A"/>
+                <w:sz w:val="14"/>
+                <w:szCs w:val="14"/>
+              </w:rPr>
+              <w:t xml:space="preserve">人·脑</w:t>
+            </w:r>
+          </w:p>
+        </w:tc>
+        <w:tc>
+          <w:tcPr>
+            <w:tcW w:type="dxa" w:w="1500"/>
+            <w:tcMar>
+              <w:top w:type="dxa" w:w="30"/>
+              <w:left w:type="dxa" w:w="60"/>
+              <w:bottom w:type="dxa" w:w="30"/>
+              <w:right w:type="dxa" w:w="60"/>
+            </w:tcMar>
+          </w:tcPr>
+          <w:p>
+            <w:pPr>
+              <w:spacing w:after="0" w:before="0" w:line="288"/>
+            </w:pPr>
+            <w:r>
+              <w:rPr>
+                <w:rFonts w:ascii="Microsoft YaHei" w:cs="Microsoft YaHei" w:eastAsia="Microsoft YaHei" w:hAnsi="Microsoft YaHei"/>
+                <w:b w:val="false"/>
+                <w:bCs w:val="false"/>
+                <w:color w:val="1A1A1A"/>
+                <w:sz w:val="14"/>
+                <w:szCs w:val="14"/>
+              </w:rPr>
+              <w:t xml:space="preserve">CGE 源中间神经元</w:t>
+            </w:r>
+          </w:p>
+        </w:tc>
+        <w:tc>
+          <w:tcPr>
+            <w:tcW w:type="dxa" w:w="1200"/>
+            <w:tcMar>
+              <w:top w:type="dxa" w:w="30"/>
+              <w:left w:type="dxa" w:w="60"/>
+              <w:bottom w:type="dxa" w:w="30"/>
+              <w:right w:type="dxa" w:w="60"/>
+            </w:tcMar>
+          </w:tcPr>
+          <w:p>
+            <w:pPr>
+              <w:spacing w:after="0" w:before="0" w:line="288"/>
+            </w:pPr>
+            <w:r>
+              <w:rPr>
+                <w:rFonts w:ascii="Microsoft YaHei" w:cs="Microsoft YaHei" w:eastAsia="Microsoft YaHei" w:hAnsi="Microsoft YaHei"/>
+                <w:b w:val="false"/>
+                <w:bCs w:val="false"/>
+                <w:color w:val="1A1A1A"/>
+                <w:sz w:val="14"/>
+                <w:szCs w:val="14"/>
+              </w:rPr>
+              <w:t xml:space="preserve">SEA-AD DLPFC</w:t>
+            </w:r>
+          </w:p>
+        </w:tc>
+        <w:tc>
+          <w:tcPr>
+            <w:tcW w:type="dxa" w:w="500"/>
+            <w:tcMar>
+              <w:top w:type="dxa" w:w="30"/>
+              <w:left w:type="dxa" w:w="60"/>
+              <w:bottom w:type="dxa" w:w="30"/>
+              <w:right w:type="dxa" w:w="60"/>
+            </w:tcMar>
+          </w:tcPr>
+          <w:p>
+            <w:pPr>
+              <w:spacing w:after="0" w:before="0" w:line="288"/>
+            </w:pPr>
+            <w:r>
+              <w:rPr>
+                <w:rFonts w:ascii="Microsoft YaHei" w:cs="Microsoft YaHei" w:eastAsia="Microsoft YaHei" w:hAnsi="Microsoft YaHei"/>
+                <w:b w:val="false"/>
+                <w:bCs w:val="false"/>
+                <w:color w:val="1A1A1A"/>
+                <w:sz w:val="14"/>
+                <w:szCs w:val="14"/>
+              </w:rPr>
+              <w:t xml:space="preserve">单核</w:t>
+            </w:r>
+          </w:p>
+        </w:tc>
+        <w:tc>
+          <w:tcPr>
+            <w:tcW w:type="dxa" w:w="1380"/>
+            <w:tcMar>
+              <w:top w:type="dxa" w:w="30"/>
+              <w:left w:type="dxa" w:w="60"/>
+              <w:bottom w:type="dxa" w:w="30"/>
+              <w:right w:type="dxa" w:w="60"/>
+            </w:tcMar>
+          </w:tcPr>
+          <w:p>
+            <w:pPr>
+              <w:spacing w:after="0" w:before="0" w:line="288"/>
+            </w:pPr>
+            <w:r>
+              <w:rPr>
+                <w:rFonts w:ascii="Microsoft YaHei" w:cs="Microsoft YaHei" w:eastAsia="Microsoft YaHei" w:hAnsi="Microsoft YaHei"/>
+                <w:b w:val="false"/>
+                <w:bCs w:val="false"/>
+                <w:color w:val="1A1A1A"/>
+                <w:sz w:val="14"/>
+                <w:szCs w:val="14"/>
+              </w:rPr>
+              <w:t xml:space="preserve">12.1%（618/5096）</w:t>
+            </w:r>
+          </w:p>
+        </w:tc>
+        <w:tc>
+          <w:tcPr>
+            <w:tcW w:type="dxa" w:w="1400"/>
+            <w:tcMar>
+              <w:top w:type="dxa" w:w="30"/>
+              <w:left w:type="dxa" w:w="60"/>
+              <w:bottom w:type="dxa" w:w="30"/>
+              <w:right w:type="dxa" w:w="60"/>
+            </w:tcMar>
+          </w:tcPr>
+          <w:p>
+            <w:pPr>
+              <w:spacing w:after="0" w:before="0" w:line="288"/>
+            </w:pPr>
+            <w:r>
+              <w:rPr>
+                <w:rFonts w:ascii="Microsoft YaHei" w:cs="Microsoft YaHei" w:eastAsia="Microsoft YaHei" w:hAnsi="Microsoft YaHei"/>
+                <w:b w:val="false"/>
+                <w:bCs w:val="false"/>
+                <w:color w:val="1A1A1A"/>
+                <w:sz w:val="14"/>
+                <w:szCs w:val="14"/>
+              </w:rPr>
+              <w:t xml:space="preserve">0.20%（10/5096）</w:t>
+            </w:r>
+          </w:p>
+        </w:tc>
+        <w:tc>
+          <w:tcPr>
+            <w:tcW w:type="dxa" w:w="760"/>
+            <w:tcMar>
+              <w:top w:type="dxa" w:w="30"/>
+              <w:left w:type="dxa" w:w="60"/>
+              <w:bottom w:type="dxa" w:w="30"/>
+              <w:right w:type="dxa" w:w="60"/>
+            </w:tcMar>
+          </w:tcPr>
+          <w:p>
+            <w:pPr>
+              <w:spacing w:after="0" w:before="0" w:line="288"/>
+            </w:pPr>
+            <w:r>
+              <w:rPr>
+                <w:rFonts w:ascii="Microsoft YaHei" w:cs="Microsoft YaHei" w:eastAsia="Microsoft YaHei" w:hAnsi="Microsoft YaHei"/>
+                <w:b w:val="false"/>
+                <w:bCs w:val="false"/>
+                <w:color w:val="1A1A1A"/>
+                <w:sz w:val="14"/>
+                <w:szCs w:val="14"/>
+              </w:rPr>
+              <w:t xml:space="preserve">10/44</w:t>
+            </w:r>
+          </w:p>
+        </w:tc>
+        <w:tc>
+          <w:tcPr>
+            <w:tcW w:type="dxa" w:w="380"/>
+            <w:tcMar>
+              <w:top w:type="dxa" w:w="30"/>
+              <w:left w:type="dxa" w:w="60"/>
+              <w:bottom w:type="dxa" w:w="30"/>
+              <w:right w:type="dxa" w:w="60"/>
+            </w:tcMar>
+          </w:tcPr>
+          <w:p>
+            <w:pPr>
+              <w:spacing w:after="0" w:before="0" w:line="288"/>
+            </w:pPr>
+            <w:r>
+              <w:rPr>
+                <w:rFonts w:ascii="Microsoft YaHei" w:cs="Microsoft YaHei" w:eastAsia="Microsoft YaHei" w:hAnsi="Microsoft YaHei"/>
+                <w:b w:val="false"/>
+                <w:bCs w:val="false"/>
+                <w:color w:val="1A1A1A"/>
+                <w:sz w:val="14"/>
+                <w:szCs w:val="14"/>
+              </w:rPr>
+              <w:t xml:space="preserve"/>
+            </w:r>
+          </w:p>
+        </w:tc>
+        <w:tc>
+          <w:tcPr>
+            <w:tcW w:type="dxa" w:w="620"/>
+            <w:tcMar>
+              <w:top w:type="dxa" w:w="30"/>
+              <w:left w:type="dxa" w:w="60"/>
+              <w:bottom w:type="dxa" w:w="30"/>
+              <w:right w:type="dxa" w:w="60"/>
+            </w:tcMar>
+          </w:tcPr>
+          <w:p>
+            <w:pPr>
+              <w:spacing w:after="0" w:before="0" w:line="288"/>
+            </w:pPr>
+            <w:r>
+              <w:rPr>
+                <w:rFonts w:ascii="Microsoft YaHei" w:cs="Microsoft YaHei" w:eastAsia="Microsoft YaHei" w:hAnsi="Microsoft YaHei"/>
+                <w:b w:val="false"/>
+                <w:bCs w:val="false"/>
+                <w:color w:val="1A1A1A"/>
+                <w:sz w:val="14"/>
+                <w:szCs w:val="14"/>
+              </w:rPr>
+              <w:t xml:space="preserve">inf</w:t>
             </w:r>
           </w:p>
         </w:tc>

--- a/il18_casp5organ/IL18_CASP_五器官筛选报告.docx
+++ b/il18_casp5organ/IL18_CASP_五器官筛选报告.docx
@@ -8051,7 +8051,7 @@
                 <w:sz w:val="14"/>
                 <w:szCs w:val="14"/>
               </w:rPr>
-              <w:t xml:space="preserve">巨核-红系祖细胞</w:t>
+              <w:t xml:space="preserve">巨核红系祖细胞</w:t>
             </w:r>
           </w:p>
         </w:tc>
